--- a/fuentes/CFA6_124108_DU.docx
+++ b/fuentes/CFA6_124108_DU.docx
@@ -2380,103 +2380,107 @@
           <w:szCs w:val="28"/>
           <w:lang w:val="es-419"/>
         </w:rPr>
-        <w:t>Hoy es un hito, la difusión masiva a través de las redes por las posibilidades que dan de alcance, características e impacto, por eso son utilizadas a nivel individual y empresarial; lo anterior ha generado una revolución importante en el proceso comercial, de comunicación, interacción y atención con clientes, por la presencia online, de inmediatez y de cercanía.</w:t>
-      </w:r>
-    </w:p>
-    <w:p>
-      <w:pPr>
+        <w:t xml:space="preserve">Hoy es un hito, la difusión masiva a través de las redes por las posibilidades que dan de alcance, características e impacto, por eso son utilizadas a nivel individual y empresarial; lo anterior ha generado una revolución importante en el proceso comercial, de comunicación, interacción y atención con clientes, por la presencia </w:t>
+      </w:r>
+      <w:r>
+        <w:rPr>
+          <w:rStyle w:val="Extranjerismo"/>
+        </w:rPr>
+        <w:t>online</w:t>
+      </w:r>
+      <w:r>
         <w:rPr>
           <w:rFonts w:ascii="Calibri" w:hAnsi="Calibri" w:cs="Calibri"/>
           <w:szCs w:val="28"/>
           <w:lang w:val="es-419"/>
         </w:rPr>
-      </w:pPr>
-      <w:r>
+        <w:t>, de inmediatez y de cercanía.</w:t>
+      </w:r>
+    </w:p>
+    <w:p>
+      <w:pPr>
         <w:rPr>
           <w:rFonts w:ascii="Calibri" w:hAnsi="Calibri" w:cs="Calibri"/>
           <w:szCs w:val="28"/>
           <w:lang w:val="es-419"/>
         </w:rPr>
-        <w:t>Por lo general, los clientes o consumidores conectados demandan una mayor emocionalidad y una experiencia de consumo más rápida e intensa, lo que reta a las empresas para generar estrategias de atención y respuesta en redes eficaces, teniendo en cuenta que uno de los elementos más valorado por los usuarios es la atención.</w:t>
-      </w:r>
-    </w:p>
-    <w:p>
-      <w:pPr>
+      </w:pPr>
+      <w:r>
         <w:rPr>
           <w:rFonts w:ascii="Calibri" w:hAnsi="Calibri" w:cs="Calibri"/>
           <w:szCs w:val="28"/>
           <w:lang w:val="es-419"/>
         </w:rPr>
-      </w:pPr>
-      <w:r>
+        <w:t>Por lo general, los clientes o consumidores conectados demandan una mayor emocionalidad y una experiencia de consumo más rápida e intensa, lo que reta a las empresas para generar estrategias de atención y respuesta en redes eficaces, teniendo en cuenta que uno de los elementos más valorado por los usuarios es la atención.</w:t>
+      </w:r>
+    </w:p>
+    <w:p>
+      <w:pPr>
         <w:rPr>
           <w:rFonts w:ascii="Calibri" w:hAnsi="Calibri" w:cs="Calibri"/>
           <w:szCs w:val="28"/>
           <w:lang w:val="es-419"/>
         </w:rPr>
-        <w:t xml:space="preserve">Esa manera rápida de comunicación y conexión, requieren que las empresas se planteen maneras, no solo de comunicarse con sus clientes, sino de dar respuesta inmediata, teniendo en cuenta que con mayor frecuencia se encuentra en las redes y de manera pública las preguntas, sugerencias, quejas o reclamos de los usuarios. </w:t>
-      </w:r>
-    </w:p>
-    <w:p>
-      <w:pPr>
+      </w:pPr>
+      <w:r>
         <w:rPr>
           <w:rFonts w:ascii="Calibri" w:hAnsi="Calibri" w:cs="Calibri"/>
           <w:szCs w:val="28"/>
           <w:lang w:val="es-419"/>
         </w:rPr>
-      </w:pPr>
-      <w:r>
+        <w:t xml:space="preserve">Esa manera rápida de comunicación y conexión, requieren que las empresas se planteen maneras, no solo de comunicarse con sus clientes, sino de dar respuesta inmediata, teniendo en cuenta que con mayor frecuencia se encuentra en las redes y de manera pública las preguntas, sugerencias, quejas o reclamos de los usuarios. </w:t>
+      </w:r>
+    </w:p>
+    <w:p>
+      <w:pPr>
         <w:rPr>
           <w:rFonts w:ascii="Calibri" w:hAnsi="Calibri" w:cs="Calibri"/>
           <w:szCs w:val="28"/>
           <w:lang w:val="es-419"/>
         </w:rPr>
-        <w:t>En este escenario aparecen los protocolos de servicios como herramientas que posibilita estandarizar la atención al cliente, mejorando los procesos desde la definición de unos parámetros con los lineamientos técnicos, que permiten evaluar y mejorar la calidad de atención, generando así un signo distintivo que sobrepasan las expectativas del cliente logrando su fidelidad, que después se traduce en utilidades, competitividad y productividad para la empresa, pero ¿Qué es un protocolo de atención y servicio al cliente?</w:t>
-      </w:r>
-    </w:p>
-    <w:p>
-      <w:pPr>
-        <w:spacing w:before="0" w:after="160" w:line="259" w:lineRule="auto"/>
-        <w:ind w:firstLine="0"/>
+      </w:pPr>
+      <w:r>
         <w:rPr>
           <w:rFonts w:ascii="Calibri" w:hAnsi="Calibri" w:cs="Calibri"/>
           <w:szCs w:val="28"/>
           <w:lang w:val="es-419"/>
         </w:rPr>
-      </w:pPr>
+        <w:t>En este escenario aparecen los protocolos de servicios como herramientas que posibilita estandarizar la atención al cliente, mejorando los procesos desde la definición de unos parámetros con los lineamientos técnicos, que permiten evaluar y mejorar la calidad de atención, generando así un signo distintivo que sobrepasan las expectativas del cliente logrando su fidelidad, que después se traduce en utilidades, competitividad y productividad para la empresa, pero ¿</w:t>
+      </w:r>
       <w:r>
         <w:rPr>
           <w:rFonts w:ascii="Calibri" w:hAnsi="Calibri" w:cs="Calibri"/>
           <w:szCs w:val="28"/>
           <w:lang w:val="es-419"/>
         </w:rPr>
-        <w:br w:type="page"/>
-      </w:r>
-    </w:p>
-    <w:p>
-      <w:pPr>
+        <w:t>q</w:t>
+      </w:r>
+      <w:r>
         <w:rPr>
           <w:rFonts w:ascii="Calibri" w:hAnsi="Calibri" w:cs="Calibri"/>
           <w:szCs w:val="28"/>
           <w:lang w:val="es-419"/>
         </w:rPr>
-      </w:pPr>
-      <w:r>
+        <w:t>ué es un protocolo de atención y servicio al cliente?</w:t>
+      </w:r>
+    </w:p>
+    <w:p>
+      <w:pPr>
+        <w:spacing w:before="0" w:after="160" w:line="259" w:lineRule="auto"/>
+        <w:ind w:firstLine="0"/>
         <w:rPr>
           <w:rFonts w:ascii="Calibri" w:hAnsi="Calibri" w:cs="Calibri"/>
           <w:szCs w:val="28"/>
           <w:lang w:val="es-419"/>
         </w:rPr>
-        <w:lastRenderedPageBreak/>
-        <w:t>Según Da Silva (2020):</w:t>
-      </w:r>
+      </w:pPr>
       <w:r>
         <w:rPr>
           <w:rFonts w:ascii="Calibri" w:hAnsi="Calibri" w:cs="Calibri"/>
           <w:szCs w:val="28"/>
           <w:lang w:val="es-419"/>
         </w:rPr>
-        <w:t xml:space="preserve"> </w:t>
+        <w:br w:type="page"/>
       </w:r>
     </w:p>
     <w:p>
@@ -2493,7 +2497,32 @@
           <w:szCs w:val="28"/>
           <w:lang w:val="es-419"/>
         </w:rPr>
-        <w:t>Un protocolo de atención y servicio al cliente es un documento, que se hace en forma de manual, en el que se explican cómo deben ser las actuaciones de los empleados en relación a la atención o a las ventas. En él se detallan los procedimientos de interacción con los consumidores e incluye planes de contingencia para que los empleados sepan reaccionar en diferentes situaciones. Además, fomentan el aprendizaje y son una base fundamental para las capacitaciones de tu equipo. (párr.5)</w:t>
+        <w:lastRenderedPageBreak/>
+        <w:t>Según Da Silva (2020):</w:t>
+      </w:r>
+      <w:r>
+        <w:rPr>
+          <w:rFonts w:ascii="Calibri" w:hAnsi="Calibri" w:cs="Calibri"/>
+          <w:szCs w:val="28"/>
+          <w:lang w:val="es-419"/>
+        </w:rPr>
+        <w:t xml:space="preserve"> </w:t>
+      </w:r>
+      <w:r>
+        <w:rPr>
+          <w:rFonts w:ascii="Calibri" w:hAnsi="Calibri" w:cs="Calibri"/>
+          <w:szCs w:val="28"/>
+          <w:lang w:val="es-419"/>
+        </w:rPr>
+        <w:t>u</w:t>
+      </w:r>
+      <w:r>
+        <w:rPr>
+          <w:rFonts w:ascii="Calibri" w:hAnsi="Calibri" w:cs="Calibri"/>
+          <w:szCs w:val="28"/>
+          <w:lang w:val="es-419"/>
+        </w:rPr>
+        <w:t>n protocolo de atención y servicio al cliente es un documento, que se hace en forma de manual, en el que se explican cómo deben ser las actuaciones de los empleados en relación a la atención o a las ventas. En él se detallan los procedimientos de interacción con los consumidores e incluye planes de contingencia para que los empleados sepan reaccionar en diferentes situaciones. Además, fomentan el aprendizaje y son una base fundamental para las capacitaciones de tu equipo. (párr.5)</w:t>
       </w:r>
       <w:r>
         <w:rPr>
@@ -3516,7 +3545,19 @@
         <w:rPr>
           <w:lang w:val="es-419" w:eastAsia="es-CO"/>
         </w:rPr>
-        <w:t>El conjunto de procesos que permiten gestionar el conocimiento que se obtiene a través de las herramientas de medición de los sitios web, obtener conclusiones y actuar en base a estas conclusiones, con el fin de alinear la estrategia de medición online con la estrategia de negocio (</w:t>
+        <w:t xml:space="preserve">El conjunto de procesos que permiten gestionar el conocimiento que se obtiene a través de las herramientas de medición de los sitios web, obtener conclusiones y actuar en base a estas conclusiones, con el fin de alinear la estrategia de medición </w:t>
+      </w:r>
+      <w:r>
+        <w:rPr>
+          <w:rStyle w:val="Extranjerismo"/>
+        </w:rPr>
+        <w:t>online</w:t>
+      </w:r>
+      <w:r>
+        <w:rPr>
+          <w:lang w:val="es-419" w:eastAsia="es-CO"/>
+        </w:rPr>
+        <w:t xml:space="preserve"> con la estrategia de negocio (</w:t>
       </w:r>
       <w:r>
         <w:rPr>
@@ -3798,7 +3839,16 @@
         <w:rPr>
           <w:lang w:val="es-419" w:eastAsia="es-CO"/>
         </w:rPr>
-        <w:t>s KPI (</w:t>
+        <w:t xml:space="preserve">s </w:t>
+      </w:r>
+      <w:r>
+        <w:t>KPI</w:t>
+      </w:r>
+      <w:r>
+        <w:rPr>
+          <w:lang w:val="es-419" w:eastAsia="es-CO"/>
+        </w:rPr>
+        <w:t xml:space="preserve"> (</w:t>
       </w:r>
       <w:r>
         <w:rPr>
@@ -3919,10 +3969,16 @@
       </w:r>
       <w:r>
         <w:rPr>
-          <w:lang w:val="es-419" w:eastAsia="es-CO"/>
+          <w:rStyle w:val="Extranjerismo"/>
         </w:rPr>
         <w:lastRenderedPageBreak/>
-        <w:t>online, lo que posiciona la analítica en redes sociales como estrategias necesarias para medir el grado de interacción de los usuarios. A continuación, revisa el siguiente recurso de aprendizaje para que usted pueda clasificar y valorar cuáles le serán útiles en su campo de acción. Adelante.</w:t>
+        <w:t>online</w:t>
+      </w:r>
+      <w:r>
+        <w:rPr>
+          <w:lang w:val="es-419" w:eastAsia="es-CO"/>
+        </w:rPr>
+        <w:t>, lo que posiciona la analítica en redes sociales como estrategias necesarias para medir el grado de interacción de los usuarios. A continuación, revisa el siguiente recurso de aprendizaje para que usted pueda clasificar y valorar cuáles le serán útiles en su campo de acción. Adelante.</w:t>
       </w:r>
     </w:p>
     <w:p>
@@ -5068,2472 +5124,36 @@
         <w:rPr>
           <w:lang w:val="es-419" w:eastAsia="es-CO"/>
         </w:rPr>
-        <w:t xml:space="preserve">El </w:t>
-      </w:r>
-      <w:proofErr w:type="spellStart"/>
-      <w:r>
-        <w:rPr>
-          <w:rStyle w:val="Extranjerismo"/>
-          <w:lang w:val="es-419" w:eastAsia="es-CO"/>
-        </w:rPr>
-        <w:t>reporting</w:t>
-      </w:r>
-      <w:proofErr w:type="spellEnd"/>
-      <w:r>
-        <w:rPr>
-          <w:lang w:val="es-419" w:eastAsia="es-CO"/>
-        </w:rPr>
-        <w:t xml:space="preserve"> (reporte) de redes sociales y analítica digital son estrategias eficaces para mejorar la comunicación adecuada entre las campañas de </w:t>
-      </w:r>
-      <w:r>
-        <w:rPr>
-          <w:rStyle w:val="Extranjerismo"/>
-          <w:lang w:val="es-419" w:eastAsia="es-CO"/>
-        </w:rPr>
-        <w:t>marketing</w:t>
-      </w:r>
-      <w:r>
-        <w:rPr>
-          <w:lang w:val="es-419" w:eastAsia="es-CO"/>
-        </w:rPr>
-        <w:t xml:space="preserve"> y la dirección de la empresa. De los datos analíticos depende el </w:t>
-      </w:r>
-      <w:r>
-        <w:rPr>
-          <w:rStyle w:val="Extranjerismo"/>
-        </w:rPr>
-        <w:t>social media</w:t>
-      </w:r>
-      <w:r>
-        <w:rPr>
-          <w:lang w:val="es-419" w:eastAsia="es-CO"/>
-        </w:rPr>
-        <w:t xml:space="preserve"> para que sus iniciativas sean eficaces y exitosas, redundando así en beneficio para las empresas. Cuando hablamos de visualización de datos nos referimos al proceso de convertir cantidades grandísimas de información en conocimiento; y para esto se utilizan diversos gráficos estadísticos, que serían aquellas herramientas visuales que ayudan a plasmar datos estadísticos complejos de forma ordenada y sencilla para ser interpretados, analizados y entendidos.</w:t>
-      </w:r>
-    </w:p>
-    <w:p>
-      <w:pPr>
-        <w:rPr>
-          <w:lang w:val="es-419" w:eastAsia="es-CO"/>
-        </w:rPr>
-      </w:pPr>
-      <w:r>
-        <w:rPr>
-          <w:lang w:val="es-419" w:eastAsia="es-CO"/>
-        </w:rPr>
-        <w:t>Un dato estadístico se puede definir como el valor cuantitativo de un objeto de conocimiento en un tiempo y un espacio, y puedes ser de dos tipos: cuantitativos hace referencia a cantidades y valores, y cualitativos son cualidades del producto que no pueden expresarse a partir de números. Entonces un gráfico resultado de una estrategia de analítica digital lo que hace es</w:t>
-      </w:r>
-      <w:r>
-        <w:rPr>
-          <w:lang w:val="es-419" w:eastAsia="es-CO"/>
-        </w:rPr>
-        <w:t xml:space="preserve"> ordenar los datos estadísticos con diversas estructuras, líneas, barras, burbujas, etc. con el propósito de generar facilidad en el entendimiento sobre la data.</w:t>
-      </w:r>
-      <w:r>
-        <w:rPr>
-          <w:lang w:val="es-419" w:eastAsia="es-CO"/>
-        </w:rPr>
-        <w:t xml:space="preserve"> </w:t>
-      </w:r>
-    </w:p>
-    <w:p>
-      <w:pPr>
-        <w:pStyle w:val="Ttulo2"/>
-      </w:pPr>
-      <w:bookmarkStart w:id="8" w:name="_Toc225874146"/>
-      <w:r>
-        <w:t>Características de los gráficos</w:t>
-      </w:r>
-      <w:bookmarkEnd w:id="8"/>
-    </w:p>
-    <w:p>
-      <w:pPr>
-        <w:rPr>
-          <w:lang w:val="es-419" w:eastAsia="es-CO"/>
-        </w:rPr>
-      </w:pPr>
-      <w:r>
-        <w:rPr>
-          <w:lang w:val="es-419" w:eastAsia="es-CO"/>
-        </w:rPr>
-        <w:t>Un buen gráfico debe generar las siguientes particularidades:</w:t>
-      </w:r>
-    </w:p>
-    <w:p>
-      <w:pPr>
-        <w:pStyle w:val="Prrafodelista"/>
-        <w:numPr>
-          <w:ilvl w:val="0"/>
-          <w:numId w:val="28"/>
-        </w:numPr>
-        <w:rPr>
-          <w:lang w:val="es-419" w:eastAsia="es-CO"/>
-        </w:rPr>
-      </w:pPr>
-      <w:r>
-        <w:rPr>
-          <w:lang w:val="es-419" w:eastAsia="es-CO"/>
-        </w:rPr>
-        <w:t>Presentar la información de manera agradable, sencilla, clara y precisa.</w:t>
-      </w:r>
-    </w:p>
-    <w:p>
-      <w:pPr>
-        <w:pStyle w:val="Prrafodelista"/>
-        <w:numPr>
-          <w:ilvl w:val="0"/>
-          <w:numId w:val="28"/>
-        </w:numPr>
-        <w:rPr>
-          <w:lang w:val="es-419" w:eastAsia="es-CO"/>
-        </w:rPr>
-      </w:pPr>
-      <w:r>
-        <w:rPr>
-          <w:lang w:val="es-419" w:eastAsia="es-CO"/>
-        </w:rPr>
-        <w:t>Generar interés y captar la atención del lector.</w:t>
-      </w:r>
-    </w:p>
-    <w:p>
-      <w:pPr>
-        <w:pStyle w:val="Prrafodelista"/>
-        <w:numPr>
-          <w:ilvl w:val="0"/>
-          <w:numId w:val="28"/>
-        </w:numPr>
-        <w:rPr>
-          <w:lang w:val="es-419" w:eastAsia="es-CO"/>
-        </w:rPr>
-      </w:pPr>
-      <w:r>
-        <w:rPr>
-          <w:lang w:val="es-419" w:eastAsia="es-CO"/>
-        </w:rPr>
-        <w:t>Acompaña e ilustra el tema, mensaje o trama del texto en él se apoya.</w:t>
-      </w:r>
-    </w:p>
-    <w:p>
-      <w:pPr>
-        <w:pStyle w:val="Prrafodelista"/>
-        <w:numPr>
-          <w:ilvl w:val="0"/>
-          <w:numId w:val="28"/>
-        </w:numPr>
-        <w:rPr>
-          <w:lang w:val="es-419" w:eastAsia="es-CO"/>
-        </w:rPr>
-      </w:pPr>
-      <w:r>
-        <w:rPr>
-          <w:lang w:val="es-419" w:eastAsia="es-CO"/>
-        </w:rPr>
-        <w:t>Facilita la comparación de datos, destacando tendencias y diferencias.</w:t>
-      </w:r>
-    </w:p>
-    <w:p>
-      <w:pPr>
-        <w:pStyle w:val="Prrafodelista"/>
-        <w:numPr>
-          <w:ilvl w:val="0"/>
-          <w:numId w:val="28"/>
-        </w:numPr>
-        <w:rPr>
-          <w:lang w:val="es-419" w:eastAsia="es-CO"/>
-        </w:rPr>
-      </w:pPr>
-      <w:r>
-        <w:rPr>
-          <w:lang w:val="es-419" w:eastAsia="es-CO"/>
-        </w:rPr>
-        <w:lastRenderedPageBreak/>
-        <w:t>No puede inducir al error.</w:t>
-      </w:r>
-    </w:p>
-    <w:p>
-      <w:pPr>
-        <w:rPr>
-          <w:lang w:val="es-419" w:eastAsia="es-CO"/>
-        </w:rPr>
-      </w:pPr>
-      <w:r>
-        <w:rPr>
-          <w:lang w:val="es-419" w:eastAsia="es-CO"/>
-        </w:rPr>
-        <w:t>Existe un amplio abanico de gráficos diferentes que se pueden implementar en los informes de analíticas digital. Se presentarán los más usados desde su tipo, explicación y cuándo se usan. Le sugerimos percibir los beneficios de estos gráficos para que pueda tomar decisiones en el momento de utilizarlos.</w:t>
-      </w:r>
-    </w:p>
-    <w:p>
-      <w:pPr>
-        <w:rPr>
-          <w:lang w:val="es-419" w:eastAsia="es-CO"/>
-        </w:rPr>
-      </w:pPr>
-      <w:r>
-        <w:rPr>
-          <w:b/>
-          <w:bCs/>
-          <w:lang w:val="es-419" w:eastAsia="es-CO"/>
-        </w:rPr>
-        <w:t>Tablas</w:t>
-      </w:r>
-    </w:p>
-    <w:p>
-      <w:pPr>
-        <w:pStyle w:val="Prrafodelista"/>
-        <w:numPr>
-          <w:ilvl w:val="0"/>
-          <w:numId w:val="33"/>
-        </w:numPr>
-        <w:rPr>
-          <w:lang w:val="es-419" w:eastAsia="es-CO"/>
-        </w:rPr>
-      </w:pPr>
-      <w:r>
-        <w:rPr>
-          <w:b/>
-          <w:bCs/>
-          <w:lang w:val="es-419" w:eastAsia="es-CO"/>
-        </w:rPr>
-        <w:t>Explicación</w:t>
-      </w:r>
-    </w:p>
-    <w:p>
-      <w:pPr>
-        <w:rPr>
-          <w:lang w:val="es-419" w:eastAsia="es-CO"/>
-        </w:rPr>
-      </w:pPr>
-      <w:r>
-        <w:rPr>
-          <w:lang w:val="es-419" w:eastAsia="es-CO"/>
-        </w:rPr>
-        <w:t>Gráfico que sirve para organizar los datos en columnas dando cuenta de las frecuencias que un dato se repite.</w:t>
-      </w:r>
-    </w:p>
-    <w:p>
-      <w:pPr>
-        <w:pStyle w:val="Prrafodelista"/>
-        <w:numPr>
-          <w:ilvl w:val="0"/>
-          <w:numId w:val="33"/>
-        </w:numPr>
-        <w:rPr>
-          <w:lang w:val="es-419" w:eastAsia="es-CO"/>
-        </w:rPr>
-      </w:pPr>
-      <w:r>
-        <w:rPr>
-          <w:lang w:val="es-419" w:eastAsia="es-CO"/>
-        </w:rPr>
-        <w:t>¿</w:t>
-      </w:r>
-      <w:r>
-        <w:rPr>
-          <w:b/>
-          <w:bCs/>
-          <w:lang w:val="es-419" w:eastAsia="es-CO"/>
-        </w:rPr>
-        <w:t>Cuándo se usa</w:t>
-      </w:r>
-      <w:r>
-        <w:rPr>
-          <w:lang w:val="es-419" w:eastAsia="es-CO"/>
-        </w:rPr>
-        <w:t>?</w:t>
-      </w:r>
-      <w:r>
-        <w:rPr>
-          <w:lang w:val="es-419" w:eastAsia="es-CO"/>
-        </w:rPr>
-        <w:t xml:space="preserve"> </w:t>
-      </w:r>
-    </w:p>
-    <w:p>
-      <w:pPr>
-        <w:rPr>
-          <w:lang w:val="es-419" w:eastAsia="es-CO"/>
-        </w:rPr>
-      </w:pPr>
-      <w:r>
-        <w:rPr>
-          <w:lang w:val="es-419" w:eastAsia="es-CO"/>
-        </w:rPr>
-        <w:t>Este gráfico se implementa para representar variables cuantitativas o cualitativas ordinale</w:t>
-      </w:r>
-      <w:r>
-        <w:rPr>
-          <w:highlight w:val="yellow"/>
-          <w:lang w:val="es-419" w:eastAsia="es-CO"/>
-        </w:rPr>
-        <w:t>s</w:t>
-      </w:r>
-      <w:r>
-        <w:rPr>
-          <w:highlight w:val="yellow"/>
-          <w:lang w:val="es-419" w:eastAsia="es-CO"/>
-        </w:rPr>
-        <w:t>.</w:t>
-      </w:r>
-    </w:p>
-    <w:p>
-      <w:pPr>
-        <w:rPr>
-          <w:b/>
-          <w:bCs/>
-          <w:lang w:val="es-419" w:eastAsia="es-CO"/>
-        </w:rPr>
-      </w:pPr>
-      <w:r>
-        <w:rPr>
-          <w:b/>
-          <w:bCs/>
-          <w:lang w:val="es-419" w:eastAsia="es-CO"/>
-        </w:rPr>
-        <w:t>Gráfico de barras</w:t>
-      </w:r>
-    </w:p>
-    <w:p>
-      <w:pPr>
-        <w:pStyle w:val="Prrafodelista"/>
-        <w:numPr>
-          <w:ilvl w:val="0"/>
-          <w:numId w:val="33"/>
-        </w:numPr>
-        <w:rPr>
-          <w:b/>
-          <w:bCs/>
-          <w:lang w:val="es-419" w:eastAsia="es-CO"/>
-        </w:rPr>
-      </w:pPr>
-      <w:r>
-        <w:rPr>
-          <w:b/>
-          <w:bCs/>
-          <w:lang w:val="es-419" w:eastAsia="es-CO"/>
-        </w:rPr>
-        <w:t>Explicación</w:t>
-      </w:r>
-    </w:p>
-    <w:p>
-      <w:pPr>
-        <w:rPr>
-          <w:lang w:val="es-419" w:eastAsia="es-CO"/>
-        </w:rPr>
-      </w:pPr>
-      <w:r>
-        <w:rPr>
-          <w:lang w:val="es-419" w:eastAsia="es-CO"/>
-        </w:rPr>
-        <w:t>Es el gráfico más utilizado se conforma de un eje x que posiciona conceptos y un eje y que define la escala de valor y se representa mediante barras o rectángulos.</w:t>
-      </w:r>
-    </w:p>
-    <w:p>
-      <w:pPr>
-        <w:pStyle w:val="Prrafodelista"/>
-        <w:numPr>
-          <w:ilvl w:val="0"/>
-          <w:numId w:val="33"/>
-        </w:numPr>
-        <w:rPr>
-          <w:b/>
-          <w:bCs/>
-          <w:lang w:val="es-419" w:eastAsia="es-CO"/>
-        </w:rPr>
-      </w:pPr>
-      <w:r>
-        <w:rPr>
-          <w:b/>
-          <w:bCs/>
-          <w:lang w:val="es-419" w:eastAsia="es-CO"/>
-        </w:rPr>
-        <w:t>¿Cuándo se usa?</w:t>
-      </w:r>
-    </w:p>
-    <w:p>
-      <w:pPr>
-        <w:rPr>
-          <w:lang w:val="es-419" w:eastAsia="es-CO"/>
-        </w:rPr>
-      </w:pPr>
-      <w:r>
-        <w:rPr>
-          <w:lang w:val="es-419" w:eastAsia="es-CO"/>
-        </w:rPr>
-        <w:t>Cuando se requiera magnitudes de varias categorías o ver la evolución de una magnitud completa.</w:t>
-      </w:r>
-    </w:p>
-    <w:p>
-      <w:pPr>
-        <w:spacing w:before="0" w:after="160" w:line="259" w:lineRule="auto"/>
-        <w:ind w:firstLine="0"/>
-        <w:rPr>
-          <w:lang w:val="es-419" w:eastAsia="es-CO"/>
-        </w:rPr>
-      </w:pPr>
-      <w:r>
-        <w:rPr>
-          <w:lang w:val="es-419" w:eastAsia="es-CO"/>
-        </w:rPr>
-        <w:br w:type="page"/>
-      </w:r>
-    </w:p>
-    <w:p>
-      <w:pPr>
-        <w:rPr>
-          <w:b/>
-          <w:bCs/>
-          <w:lang w:val="es-419" w:eastAsia="es-CO"/>
-        </w:rPr>
-      </w:pPr>
-      <w:r>
-        <w:rPr>
-          <w:b/>
-          <w:bCs/>
-          <w:lang w:val="es-419" w:eastAsia="es-CO"/>
-        </w:rPr>
-        <w:lastRenderedPageBreak/>
-        <w:t>Gráfica lineal o de líneas</w:t>
-      </w:r>
-    </w:p>
-    <w:p>
-      <w:pPr>
-        <w:pStyle w:val="Prrafodelista"/>
-        <w:numPr>
-          <w:ilvl w:val="0"/>
-          <w:numId w:val="33"/>
-        </w:numPr>
-        <w:rPr>
-          <w:b/>
-          <w:bCs/>
-          <w:lang w:val="es-419" w:eastAsia="es-CO"/>
-        </w:rPr>
-      </w:pPr>
-      <w:r>
-        <w:rPr>
-          <w:b/>
-          <w:bCs/>
-          <w:lang w:val="es-419" w:eastAsia="es-CO"/>
-        </w:rPr>
-        <w:t>Explicación</w:t>
-      </w:r>
-    </w:p>
-    <w:p>
-      <w:pPr>
-        <w:rPr>
-          <w:lang w:val="es-419" w:eastAsia="es-CO"/>
-        </w:rPr>
-      </w:pPr>
-      <w:r>
-        <w:rPr>
-          <w:lang w:val="es-419" w:eastAsia="es-CO"/>
-        </w:rPr>
-        <w:t>Muestra tendencias en el tiempo y los valores se representan con puntos unidos por líneas.</w:t>
-      </w:r>
-    </w:p>
-    <w:p>
-      <w:pPr>
-        <w:pStyle w:val="Prrafodelista"/>
-        <w:numPr>
-          <w:ilvl w:val="0"/>
-          <w:numId w:val="33"/>
-        </w:numPr>
-        <w:rPr>
-          <w:b/>
-          <w:bCs/>
-          <w:lang w:val="es-419" w:eastAsia="es-CO"/>
-        </w:rPr>
-      </w:pPr>
-      <w:r>
-        <w:rPr>
-          <w:b/>
-          <w:bCs/>
-          <w:lang w:val="es-419" w:eastAsia="es-CO"/>
-        </w:rPr>
-        <w:t>¿Cuándo se usa?</w:t>
-      </w:r>
-    </w:p>
-    <w:p>
-      <w:pPr>
-        <w:rPr>
-          <w:lang w:val="es-419" w:eastAsia="es-CO"/>
-        </w:rPr>
-      </w:pPr>
-      <w:r>
-        <w:rPr>
-          <w:lang w:val="es-419" w:eastAsia="es-CO"/>
-        </w:rPr>
-        <w:t>Muy útil para describir las tendencias de una serie de datos de un periodo determinado años, meses, semanas, días, horas, minutos.</w:t>
-      </w:r>
-    </w:p>
-    <w:p>
-      <w:pPr>
-        <w:rPr>
-          <w:b/>
-          <w:bCs/>
-          <w:lang w:val="es-419" w:eastAsia="es-CO"/>
-        </w:rPr>
-      </w:pPr>
-      <w:r>
-        <w:rPr>
-          <w:b/>
-          <w:bCs/>
-          <w:lang w:val="es-419" w:eastAsia="es-CO"/>
-        </w:rPr>
-        <w:t>Gráfico circular o pastel</w:t>
-      </w:r>
-    </w:p>
-    <w:p>
-      <w:pPr>
-        <w:pStyle w:val="Prrafodelista"/>
-        <w:numPr>
-          <w:ilvl w:val="0"/>
-          <w:numId w:val="33"/>
-        </w:numPr>
-        <w:rPr>
-          <w:lang w:val="es-419" w:eastAsia="es-CO"/>
-        </w:rPr>
-      </w:pPr>
-      <w:r>
-        <w:rPr>
-          <w:b/>
-          <w:bCs/>
-          <w:lang w:val="es-419" w:eastAsia="es-CO"/>
-        </w:rPr>
-        <w:t>Explicación</w:t>
-      </w:r>
-    </w:p>
-    <w:p>
-      <w:pPr>
-        <w:rPr>
-          <w:lang w:val="es-419" w:eastAsia="es-CO"/>
-        </w:rPr>
-      </w:pPr>
-      <w:r>
-        <w:rPr>
-          <w:lang w:val="es-419" w:eastAsia="es-CO"/>
-        </w:rPr>
-        <w:t>Gráfico con gran utilización por su facilidad y sencillez, también conocido como Tora por su representación circular que simboliza la totalidad y se expresa en porcentajes.</w:t>
-      </w:r>
-    </w:p>
-    <w:p>
-      <w:pPr>
-        <w:pStyle w:val="Prrafodelista"/>
-        <w:numPr>
-          <w:ilvl w:val="0"/>
-          <w:numId w:val="33"/>
-        </w:numPr>
-        <w:rPr>
-          <w:b/>
-          <w:bCs/>
-          <w:lang w:val="es-419" w:eastAsia="es-CO"/>
-        </w:rPr>
-      </w:pPr>
-      <w:r>
-        <w:rPr>
-          <w:b/>
-          <w:bCs/>
-          <w:lang w:val="es-419" w:eastAsia="es-CO"/>
-        </w:rPr>
-        <w:t>¿Cuándo se usa?</w:t>
-      </w:r>
-    </w:p>
-    <w:p>
-      <w:pPr>
-        <w:rPr>
-          <w:lang w:val="es-419" w:eastAsia="es-CO"/>
-        </w:rPr>
-      </w:pPr>
-      <w:r>
-        <w:rPr>
-          <w:lang w:val="es-419" w:eastAsia="es-CO"/>
-        </w:rPr>
-        <w:t>Cuando se analizan pocas variables y se requiera recalcar proporciones de un total.</w:t>
-      </w:r>
-    </w:p>
-    <w:p>
-      <w:pPr>
-        <w:rPr>
-          <w:b/>
-          <w:bCs/>
-          <w:lang w:val="es-419" w:eastAsia="es-CO"/>
-        </w:rPr>
-      </w:pPr>
-      <w:r>
-        <w:rPr>
-          <w:b/>
-          <w:bCs/>
-          <w:lang w:val="es-419" w:eastAsia="es-CO"/>
-        </w:rPr>
-        <w:t>Gráfica poligonal o polígona de frecuencias</w:t>
-      </w:r>
-    </w:p>
-    <w:p>
-      <w:pPr>
-        <w:pStyle w:val="Prrafodelista"/>
-        <w:numPr>
-          <w:ilvl w:val="0"/>
-          <w:numId w:val="33"/>
-        </w:numPr>
-        <w:rPr>
-          <w:b/>
-          <w:bCs/>
-          <w:lang w:val="es-419" w:eastAsia="es-CO"/>
-        </w:rPr>
-      </w:pPr>
-      <w:r>
-        <w:rPr>
-          <w:b/>
-          <w:bCs/>
-          <w:lang w:val="es-419" w:eastAsia="es-CO"/>
-        </w:rPr>
-        <w:t>Explicación</w:t>
-      </w:r>
-    </w:p>
-    <w:p>
-      <w:pPr>
-        <w:rPr>
-          <w:lang w:val="es-419" w:eastAsia="es-CO"/>
-        </w:rPr>
-      </w:pPr>
-      <w:r>
-        <w:rPr>
-          <w:lang w:val="es-419" w:eastAsia="es-CO"/>
-        </w:rPr>
-        <w:t>Gráfico con gran utilización por su facilidad y sencillez, también conocido como Tora por su representación circular que simboliza la totalidad y se expresa en porcentajes.</w:t>
-      </w:r>
-    </w:p>
-    <w:p>
-      <w:pPr>
-        <w:pStyle w:val="Prrafodelista"/>
-        <w:numPr>
-          <w:ilvl w:val="0"/>
-          <w:numId w:val="33"/>
-        </w:numPr>
-        <w:rPr>
-          <w:b/>
-          <w:bCs/>
-          <w:lang w:val="es-419" w:eastAsia="es-CO"/>
-        </w:rPr>
-      </w:pPr>
-      <w:r>
-        <w:rPr>
-          <w:b/>
-          <w:bCs/>
-          <w:lang w:val="es-419" w:eastAsia="es-CO"/>
-        </w:rPr>
-        <w:lastRenderedPageBreak/>
-        <w:t>¿Cuándo se usa?</w:t>
-      </w:r>
-      <w:r>
-        <w:rPr>
-          <w:b/>
-          <w:bCs/>
-          <w:lang w:val="es-419" w:eastAsia="es-CO"/>
-        </w:rPr>
-        <w:t xml:space="preserve"> </w:t>
-      </w:r>
-    </w:p>
-    <w:p>
-      <w:pPr>
-        <w:rPr>
-          <w:lang w:val="es-419" w:eastAsia="es-CO"/>
-        </w:rPr>
-      </w:pPr>
-      <w:r>
-        <w:rPr>
-          <w:lang w:val="es-419" w:eastAsia="es-CO"/>
-        </w:rPr>
-        <w:t>Cuando se analizan pocas variables y se requiera recalcar proporciones de un total.</w:t>
-      </w:r>
-    </w:p>
-    <w:p>
-      <w:pPr>
-        <w:rPr>
-          <w:b/>
-          <w:bCs/>
-          <w:lang w:val="es-419" w:eastAsia="es-CO"/>
-        </w:rPr>
-      </w:pPr>
-      <w:r>
-        <w:rPr>
-          <w:b/>
-          <w:bCs/>
-          <w:lang w:val="es-419" w:eastAsia="es-CO"/>
-        </w:rPr>
-        <w:t>Gráfico de acciones</w:t>
-      </w:r>
-    </w:p>
-    <w:p>
-      <w:pPr>
-        <w:pStyle w:val="Prrafodelista"/>
-        <w:numPr>
-          <w:ilvl w:val="0"/>
-          <w:numId w:val="33"/>
-        </w:numPr>
-        <w:rPr>
-          <w:b/>
-          <w:bCs/>
-          <w:lang w:val="es-419" w:eastAsia="es-CO"/>
-        </w:rPr>
-      </w:pPr>
-      <w:r>
-        <w:rPr>
-          <w:b/>
-          <w:bCs/>
-          <w:lang w:val="es-419" w:eastAsia="es-CO"/>
-        </w:rPr>
-        <w:t>Explicación</w:t>
-      </w:r>
-    </w:p>
-    <w:p>
-      <w:pPr>
-        <w:rPr>
-          <w:lang w:val="es-419" w:eastAsia="es-CO"/>
-        </w:rPr>
-      </w:pPr>
-      <w:r>
-        <w:rPr>
-          <w:lang w:val="es-419" w:eastAsia="es-CO"/>
-        </w:rPr>
-        <w:t>Con este gráfico se puede representar datos financieros, a través de eje horizontal que expresa el tiempo y el eje vertical que expresa los valores o porcentajes.</w:t>
-      </w:r>
-    </w:p>
-    <w:p>
-      <w:pPr>
-        <w:pStyle w:val="Prrafodelista"/>
-        <w:numPr>
-          <w:ilvl w:val="0"/>
-          <w:numId w:val="33"/>
-        </w:numPr>
-        <w:rPr>
-          <w:b/>
-          <w:bCs/>
-          <w:lang w:val="es-419" w:eastAsia="es-CO"/>
-        </w:rPr>
-      </w:pPr>
-      <w:r>
-        <w:rPr>
-          <w:b/>
-          <w:bCs/>
-          <w:lang w:val="es-419" w:eastAsia="es-CO"/>
-        </w:rPr>
-        <w:t>¿Cuándo se usa?</w:t>
-      </w:r>
-      <w:r>
-        <w:rPr>
-          <w:b/>
-          <w:bCs/>
-          <w:lang w:val="es-419" w:eastAsia="es-CO"/>
-        </w:rPr>
-        <w:t xml:space="preserve"> </w:t>
-      </w:r>
-    </w:p>
-    <w:p>
-      <w:pPr>
-        <w:rPr>
-          <w:lang w:val="es-419" w:eastAsia="es-CO"/>
-        </w:rPr>
-      </w:pPr>
-      <w:r>
-        <w:rPr>
-          <w:lang w:val="es-419" w:eastAsia="es-CO"/>
-        </w:rPr>
-        <w:t>Al medir variables cuantitativas que generen y visualizar qué variables tienen valores similares, o si existen valores atípicos entre las variables.</w:t>
-      </w:r>
-    </w:p>
-    <w:p>
-      <w:pPr>
-        <w:rPr>
-          <w:b/>
-          <w:bCs/>
-          <w:lang w:val="es-419" w:eastAsia="es-CO"/>
-        </w:rPr>
-      </w:pPr>
-      <w:r>
-        <w:rPr>
-          <w:b/>
-          <w:bCs/>
-          <w:lang w:val="es-419" w:eastAsia="es-CO"/>
-        </w:rPr>
-        <w:t xml:space="preserve">Gráfico radial </w:t>
-      </w:r>
-      <w:r>
-        <w:rPr>
-          <w:b/>
-          <w:bCs/>
-          <w:lang w:val="es-419" w:eastAsia="es-CO"/>
-        </w:rPr>
-        <w:t>o de telaraña</w:t>
-      </w:r>
-    </w:p>
-    <w:p>
-      <w:pPr>
-        <w:pStyle w:val="Prrafodelista"/>
-        <w:numPr>
-          <w:ilvl w:val="0"/>
-          <w:numId w:val="33"/>
-        </w:numPr>
-        <w:rPr>
-          <w:b/>
-          <w:bCs/>
-          <w:lang w:val="es-419" w:eastAsia="es-CO"/>
-        </w:rPr>
-      </w:pPr>
-      <w:r>
-        <w:rPr>
-          <w:b/>
-          <w:bCs/>
-          <w:lang w:val="es-419" w:eastAsia="es-CO"/>
-        </w:rPr>
-        <w:t>Explicación</w:t>
-      </w:r>
-    </w:p>
-    <w:p>
-      <w:pPr>
-        <w:rPr>
-          <w:lang w:val="es-419" w:eastAsia="es-CO"/>
-        </w:rPr>
-      </w:pPr>
-      <w:r>
-        <w:rPr>
-          <w:lang w:val="es-419" w:eastAsia="es-CO"/>
-        </w:rPr>
-        <w:t>Es un gráfico estructurado con ejes radiales referenciados al mismo origen, que contienen una escala con valores fijos para todas las variables y genera un polígono regular.</w:t>
-      </w:r>
-    </w:p>
-    <w:p>
-      <w:pPr>
-        <w:pStyle w:val="Prrafodelista"/>
-        <w:numPr>
-          <w:ilvl w:val="0"/>
-          <w:numId w:val="33"/>
-        </w:numPr>
-        <w:rPr>
-          <w:b/>
-          <w:bCs/>
-          <w:lang w:val="es-419" w:eastAsia="es-CO"/>
-        </w:rPr>
-      </w:pPr>
-      <w:r>
-        <w:rPr>
-          <w:b/>
-          <w:bCs/>
-          <w:lang w:val="es-419" w:eastAsia="es-CO"/>
-        </w:rPr>
-        <w:t>¿Cuándo se usa?</w:t>
-      </w:r>
-      <w:r>
-        <w:rPr>
-          <w:b/>
-          <w:bCs/>
-          <w:lang w:val="es-419" w:eastAsia="es-CO"/>
-        </w:rPr>
-        <w:t xml:space="preserve"> </w:t>
-      </w:r>
-    </w:p>
-    <w:p>
-      <w:pPr>
-        <w:rPr>
-          <w:lang w:val="es-419" w:eastAsia="es-CO"/>
-        </w:rPr>
-      </w:pPr>
-      <w:r>
-        <w:rPr>
-          <w:lang w:val="es-419" w:eastAsia="es-CO"/>
-        </w:rPr>
-        <w:t>Cuando tengamos que analizar o evaluar diferentes opciones en función de múltiples variables.</w:t>
-      </w:r>
-    </w:p>
-    <w:p>
-      <w:pPr>
-        <w:spacing w:before="0" w:after="160" w:line="259" w:lineRule="auto"/>
-        <w:ind w:firstLine="0"/>
-        <w:rPr>
-          <w:lang w:val="es-419" w:eastAsia="es-CO"/>
-        </w:rPr>
-      </w:pPr>
-      <w:r>
-        <w:rPr>
-          <w:lang w:val="es-419" w:eastAsia="es-CO"/>
-        </w:rPr>
-        <w:br w:type="page"/>
-      </w:r>
-    </w:p>
-    <w:p>
-      <w:pPr>
-        <w:rPr>
-          <w:b/>
-          <w:bCs/>
-          <w:lang w:val="es-419" w:eastAsia="es-CO"/>
-        </w:rPr>
-      </w:pPr>
-      <w:r>
-        <w:rPr>
-          <w:b/>
-          <w:bCs/>
-          <w:lang w:val="es-419" w:eastAsia="es-CO"/>
-        </w:rPr>
-        <w:lastRenderedPageBreak/>
-        <w:t>Histograma</w:t>
-      </w:r>
-    </w:p>
-    <w:p>
-      <w:pPr>
-        <w:pStyle w:val="Prrafodelista"/>
-        <w:numPr>
-          <w:ilvl w:val="0"/>
-          <w:numId w:val="33"/>
-        </w:numPr>
-        <w:rPr>
-          <w:lang w:val="es-419" w:eastAsia="es-CO"/>
-        </w:rPr>
-      </w:pPr>
-      <w:r>
-        <w:rPr>
-          <w:b/>
-          <w:bCs/>
-          <w:lang w:val="es-419" w:eastAsia="es-CO"/>
-        </w:rPr>
-        <w:t>Explicación</w:t>
-      </w:r>
-    </w:p>
-    <w:p>
-      <w:pPr>
-        <w:rPr>
-          <w:lang w:val="es-419" w:eastAsia="es-CO"/>
-        </w:rPr>
-      </w:pPr>
-      <w:r>
-        <w:rPr>
-          <w:lang w:val="es-419" w:eastAsia="es-CO"/>
-        </w:rPr>
-        <w:t>Gráfico que se estructura a través de ejes cartesianos que muestra la frecuencia de determinados valores, pero, en vez de establecer la frecuencia de un valor concreto, refleja todo un intervalo.</w:t>
-      </w:r>
-    </w:p>
-    <w:p>
-      <w:pPr>
-        <w:pStyle w:val="Prrafodelista"/>
-        <w:numPr>
-          <w:ilvl w:val="0"/>
-          <w:numId w:val="33"/>
-        </w:numPr>
-        <w:rPr>
-          <w:b/>
-          <w:bCs/>
-          <w:lang w:val="es-419" w:eastAsia="es-CO"/>
-        </w:rPr>
-      </w:pPr>
-      <w:r>
-        <w:rPr>
-          <w:b/>
-          <w:bCs/>
-          <w:lang w:val="es-419" w:eastAsia="es-CO"/>
-        </w:rPr>
-        <w:t>¿Cuándo se usa?</w:t>
-      </w:r>
-    </w:p>
-    <w:p>
-      <w:pPr>
-        <w:rPr>
-          <w:lang w:val="es-419" w:eastAsia="es-CO"/>
-        </w:rPr>
-      </w:pPr>
-      <w:r>
-        <w:rPr>
-          <w:lang w:val="es-419" w:eastAsia="es-CO"/>
-        </w:rPr>
-        <w:t>Cuando debamos representar datos cualitativos o datos cuantitativos de tipo discreto.</w:t>
-      </w:r>
-    </w:p>
-    <w:p>
-      <w:pPr>
-        <w:rPr>
-          <w:b/>
-          <w:bCs/>
-          <w:lang w:val="es-419" w:eastAsia="es-CO"/>
-        </w:rPr>
-      </w:pPr>
-      <w:r>
-        <w:rPr>
-          <w:b/>
-          <w:bCs/>
-          <w:lang w:val="es-419" w:eastAsia="es-CO"/>
-        </w:rPr>
-        <w:t>Cartograma</w:t>
-      </w:r>
-    </w:p>
-    <w:p>
-      <w:pPr>
-        <w:pStyle w:val="Prrafodelista"/>
-        <w:numPr>
-          <w:ilvl w:val="0"/>
-          <w:numId w:val="33"/>
-        </w:numPr>
-        <w:rPr>
-          <w:lang w:val="es-419" w:eastAsia="es-CO"/>
-        </w:rPr>
-      </w:pPr>
-      <w:r>
-        <w:rPr>
-          <w:b/>
-          <w:bCs/>
-          <w:lang w:val="es-419" w:eastAsia="es-CO"/>
-        </w:rPr>
-        <w:t>Explicación</w:t>
-      </w:r>
-    </w:p>
-    <w:p>
-      <w:pPr>
-        <w:rPr>
-          <w:lang w:val="es-419" w:eastAsia="es-CO"/>
-        </w:rPr>
-      </w:pPr>
-      <w:r>
-        <w:rPr>
-          <w:lang w:val="es-419" w:eastAsia="es-CO"/>
-        </w:rPr>
-        <w:t>Este tipo de gráfico es implementado para indicar las zonas o áreas geográficas de mayor o menor frecuencia de una variable o valor un determinado. Estas frecuencias o rangos de se indican mediante el uso del color.</w:t>
-      </w:r>
-    </w:p>
-    <w:p>
-      <w:pPr>
-        <w:pStyle w:val="Prrafodelista"/>
-        <w:numPr>
-          <w:ilvl w:val="0"/>
-          <w:numId w:val="33"/>
-        </w:numPr>
-        <w:rPr>
-          <w:b/>
-          <w:bCs/>
-          <w:lang w:val="es-419" w:eastAsia="es-CO"/>
-        </w:rPr>
-      </w:pPr>
-      <w:r>
-        <w:rPr>
-          <w:b/>
-          <w:bCs/>
-          <w:lang w:val="es-419" w:eastAsia="es-CO"/>
-        </w:rPr>
-        <w:t>¿Cuándo se usa?</w:t>
-      </w:r>
-    </w:p>
-    <w:p>
-      <w:pPr>
-        <w:rPr>
-          <w:lang w:val="es-419" w:eastAsia="es-CO"/>
-        </w:rPr>
-      </w:pPr>
-      <w:r>
-        <w:rPr>
-          <w:lang w:val="es-419" w:eastAsia="es-CO"/>
-        </w:rPr>
-        <w:t>Cuando tengamos que mostrar una distribución temática sobre como un territorio adquiere un tamaño, proporcional al valor de la variable representada.</w:t>
-      </w:r>
-    </w:p>
-    <w:p>
-      <w:pPr>
-        <w:rPr>
-          <w:b/>
-          <w:bCs/>
-          <w:lang w:val="es-419" w:eastAsia="es-CO"/>
-        </w:rPr>
-      </w:pPr>
-      <w:r>
-        <w:rPr>
-          <w:b/>
-          <w:bCs/>
-          <w:lang w:val="es-419" w:eastAsia="es-CO"/>
-        </w:rPr>
-        <w:t>Gráfico de dispersión</w:t>
-      </w:r>
-    </w:p>
-    <w:p>
-      <w:pPr>
-        <w:pStyle w:val="Prrafodelista"/>
-        <w:numPr>
-          <w:ilvl w:val="0"/>
-          <w:numId w:val="33"/>
-        </w:numPr>
-        <w:rPr>
-          <w:b/>
-          <w:bCs/>
-          <w:lang w:val="es-419" w:eastAsia="es-CO"/>
-        </w:rPr>
-      </w:pPr>
-      <w:r>
-        <w:rPr>
-          <w:b/>
-          <w:bCs/>
-          <w:lang w:val="es-419" w:eastAsia="es-CO"/>
-        </w:rPr>
-        <w:t>Explicación</w:t>
-      </w:r>
-    </w:p>
-    <w:p>
-      <w:pPr>
-        <w:rPr>
-          <w:lang w:val="es-419" w:eastAsia="es-CO"/>
-        </w:rPr>
-      </w:pPr>
-      <w:r>
-        <w:rPr>
-          <w:lang w:val="es-419" w:eastAsia="es-CO"/>
-        </w:rPr>
-        <w:t>Este gráfico utiliza los puntos para representar los datos, esos puntos representan el valor de cada observación, y muestra como una nube de puntos que valida nivel de dispersión de los datos.</w:t>
-      </w:r>
-    </w:p>
-    <w:p>
-      <w:pPr>
-        <w:pStyle w:val="Prrafodelista"/>
-        <w:numPr>
-          <w:ilvl w:val="0"/>
-          <w:numId w:val="33"/>
-        </w:numPr>
-        <w:rPr>
-          <w:b/>
-          <w:bCs/>
-          <w:lang w:val="es-419" w:eastAsia="es-CO"/>
-        </w:rPr>
-      </w:pPr>
-      <w:r>
-        <w:rPr>
-          <w:b/>
-          <w:bCs/>
-          <w:lang w:val="es-419" w:eastAsia="es-CO"/>
-        </w:rPr>
-        <w:lastRenderedPageBreak/>
-        <w:t>¿Cuándo se usa?</w:t>
-      </w:r>
-    </w:p>
-    <w:p>
-      <w:pPr>
-        <w:rPr>
-          <w:lang w:val="es-419" w:eastAsia="es-CO"/>
-        </w:rPr>
-      </w:pPr>
-      <w:r>
-        <w:rPr>
-          <w:lang w:val="es-419" w:eastAsia="es-CO"/>
-        </w:rPr>
-        <w:t>Cuando necesitamos representar de una gran cantidad de observaciones y se desea saber si existe una relación entre variables.</w:t>
-      </w:r>
-    </w:p>
-    <w:p>
-      <w:pPr>
-        <w:rPr>
-          <w:b/>
-          <w:bCs/>
-          <w:lang w:val="es-419" w:eastAsia="es-CO"/>
-        </w:rPr>
-      </w:pPr>
-      <w:r>
-        <w:rPr>
-          <w:b/>
-          <w:bCs/>
-          <w:lang w:val="es-419" w:eastAsia="es-CO"/>
-        </w:rPr>
-        <w:t xml:space="preserve">Diagrama de </w:t>
-      </w:r>
-      <w:proofErr w:type="spellStart"/>
-      <w:r>
-        <w:rPr>
-          <w:b/>
-          <w:bCs/>
-          <w:lang w:val="es-419" w:eastAsia="es-CO"/>
-        </w:rPr>
-        <w:t>gantt</w:t>
-      </w:r>
-      <w:proofErr w:type="spellEnd"/>
-    </w:p>
-    <w:p>
-      <w:pPr>
-        <w:pStyle w:val="Prrafodelista"/>
-        <w:numPr>
-          <w:ilvl w:val="0"/>
-          <w:numId w:val="33"/>
-        </w:numPr>
-        <w:rPr>
-          <w:lang w:val="es-419" w:eastAsia="es-CO"/>
-        </w:rPr>
-      </w:pPr>
-      <w:r>
-        <w:rPr>
-          <w:b/>
-          <w:bCs/>
-          <w:lang w:val="es-419" w:eastAsia="es-CO"/>
-        </w:rPr>
-        <w:t>Explicación</w:t>
-      </w:r>
-    </w:p>
-    <w:p>
-      <w:pPr>
-        <w:rPr>
-          <w:lang w:val="es-419" w:eastAsia="es-CO"/>
-        </w:rPr>
-      </w:pPr>
-      <w:r>
-        <w:rPr>
-          <w:lang w:val="es-419" w:eastAsia="es-CO"/>
-        </w:rPr>
-        <w:t>Este gráfico consta de un eje horizontal que representa el tiempo y una vertical, en el cual se describen los procesos. Se implementan para optimizar planeaciones y gestión de recursos.</w:t>
-      </w:r>
-    </w:p>
-    <w:p>
-      <w:pPr>
-        <w:pStyle w:val="Prrafodelista"/>
-        <w:numPr>
-          <w:ilvl w:val="0"/>
-          <w:numId w:val="33"/>
-        </w:numPr>
-        <w:rPr>
-          <w:b/>
-          <w:bCs/>
-          <w:lang w:val="es-419" w:eastAsia="es-CO"/>
-        </w:rPr>
-      </w:pPr>
-      <w:r>
-        <w:rPr>
-          <w:b/>
-          <w:bCs/>
-          <w:lang w:val="es-419" w:eastAsia="es-CO"/>
-        </w:rPr>
-        <w:t>¿Cuándo se usa?</w:t>
-      </w:r>
-    </w:p>
-    <w:p>
-      <w:pPr>
-        <w:rPr>
-          <w:lang w:val="es-419" w:eastAsia="es-CO"/>
-        </w:rPr>
-      </w:pPr>
-      <w:r>
-        <w:rPr>
-          <w:lang w:val="es-419" w:eastAsia="es-CO"/>
-        </w:rPr>
-        <w:t>Cuando se requiere planificar un proyecto y gestionar los recursos.</w:t>
-      </w:r>
-    </w:p>
-    <w:p>
-      <w:pPr>
-        <w:pStyle w:val="Ttulo2"/>
-      </w:pPr>
-      <w:bookmarkStart w:id="9" w:name="_Toc225874147"/>
-      <w:r>
-        <w:t>Tipos de analíticas</w:t>
-      </w:r>
-      <w:bookmarkEnd w:id="9"/>
-    </w:p>
-    <w:p>
-      <w:pPr>
-        <w:rPr>
-          <w:lang w:val="es-419" w:eastAsia="es-CO"/>
-        </w:rPr>
-      </w:pPr>
-      <w:r>
-        <w:rPr>
-          <w:lang w:val="es-419" w:eastAsia="es-CO"/>
-        </w:rPr>
-        <w:t>Entender y saber analizar las estadísticas de la analítica digital de manera correcta, posibilita un mayor crecimiento del negocio. Los informes de las analíticas digitales tienen múltiples finalidades, por eso es importante a la hora de redactar tener en cuenta qué tipo de informe se requiere, veamos los más implementados:</w:t>
-      </w:r>
-    </w:p>
-    <w:p>
-      <w:pPr>
-        <w:rPr>
-          <w:b/>
-          <w:bCs/>
-          <w:lang w:val="es-419" w:eastAsia="es-CO"/>
-        </w:rPr>
-      </w:pPr>
-      <w:r>
-        <w:rPr>
-          <w:b/>
-          <w:bCs/>
-          <w:lang w:val="es-419" w:eastAsia="es-CO"/>
-        </w:rPr>
-        <w:t>Retrospectiva</w:t>
-      </w:r>
-    </w:p>
-    <w:p>
-      <w:pPr>
-        <w:rPr>
-          <w:lang w:val="es-419" w:eastAsia="es-CO"/>
-        </w:rPr>
-      </w:pPr>
-      <w:r>
-        <w:rPr>
-          <w:lang w:val="es-419" w:eastAsia="es-CO"/>
-        </w:rPr>
-        <w:t>Análisis descriptivo. Es la interpretación más común del análisis de estadística de redes y páginas web, basadas en acontecimientos del presente y del pasado. Hace referencia a la compilación de información estadística sobre elementos históricos definidos claramente, que se almacenan y se realiza agregaciones del histórico para la comprensión del estado actual o pasado del negocio; como ejemplo podríamos poner clientes, productos, proveedores.</w:t>
-      </w:r>
-    </w:p>
-    <w:p>
-      <w:pPr>
-        <w:rPr>
-          <w:rStyle w:val="Extranjerismo"/>
-          <w:b/>
-          <w:bCs/>
-          <w:lang w:val="es-419" w:eastAsia="es-CO"/>
-        </w:rPr>
-      </w:pPr>
-      <w:proofErr w:type="spellStart"/>
-      <w:r>
-        <w:rPr>
-          <w:rStyle w:val="Extranjerismo"/>
-          <w:b/>
-          <w:bCs/>
-          <w:lang w:val="es-419" w:eastAsia="es-CO"/>
-        </w:rPr>
-        <w:lastRenderedPageBreak/>
-        <w:t>Insights</w:t>
-      </w:r>
-      <w:proofErr w:type="spellEnd"/>
-    </w:p>
-    <w:p>
-      <w:pPr>
-        <w:rPr>
-          <w:lang w:val="es-419" w:eastAsia="es-CO"/>
-        </w:rPr>
-      </w:pPr>
-      <w:r>
-        <w:rPr>
-          <w:lang w:val="es-419" w:eastAsia="es-CO"/>
-        </w:rPr>
-        <w:t>Análisis de diagnóstico. Gira en torno al “porqué”, es decir da elementos de éxito o fallidos de una campaña, generalmente se combina con la información que entrega el análisis descriptivo.</w:t>
-      </w:r>
-    </w:p>
-    <w:p>
-      <w:pPr>
-        <w:rPr>
-          <w:lang w:val="es-419" w:eastAsia="es-CO"/>
-        </w:rPr>
-      </w:pPr>
-      <w:r>
-        <w:rPr>
-          <w:b/>
-          <w:bCs/>
-          <w:lang w:val="es-419" w:eastAsia="es-CO"/>
-        </w:rPr>
-        <w:t>Previsión</w:t>
-      </w:r>
-    </w:p>
-    <w:p>
-      <w:pPr>
-        <w:rPr>
-          <w:lang w:val="es-419" w:eastAsia="es-CO"/>
-        </w:rPr>
-      </w:pPr>
-      <w:r>
-        <w:rPr>
-          <w:lang w:val="es-419" w:eastAsia="es-CO"/>
-        </w:rPr>
-        <w:t xml:space="preserve">Análisis predictivo. Basada en el uso de técnicas de </w:t>
-      </w:r>
-      <w:r>
-        <w:rPr>
-          <w:rStyle w:val="Extranjerismo"/>
-          <w:lang w:val="es-419" w:eastAsia="es-CO"/>
-        </w:rPr>
-        <w:t xml:space="preserve">machine </w:t>
-      </w:r>
-      <w:proofErr w:type="spellStart"/>
-      <w:r>
-        <w:rPr>
-          <w:rStyle w:val="Extranjerismo"/>
-          <w:lang w:val="es-419" w:eastAsia="es-CO"/>
-        </w:rPr>
-        <w:t>learning</w:t>
-      </w:r>
-      <w:proofErr w:type="spellEnd"/>
-      <w:r>
-        <w:rPr>
-          <w:lang w:val="es-419" w:eastAsia="es-CO"/>
-        </w:rPr>
-        <w:t>, datos y algoritmos estadísticos que ayudan a contrarrestar información, para visionar</w:t>
-      </w:r>
-      <w:r>
-        <w:rPr>
-          <w:lang w:val="es-419" w:eastAsia="es-CO"/>
-        </w:rPr>
-        <w:t xml:space="preserve"> la probabilidad de resultados futuros basado en ese material histórico, definiendo si la estrategia va por buen camino y proveer la mejor evaluación de lo que sucederá en el futuro.</w:t>
-      </w:r>
-    </w:p>
-    <w:p>
-      <w:pPr>
-        <w:rPr>
-          <w:lang w:val="es-419" w:eastAsia="es-CO"/>
-        </w:rPr>
-      </w:pPr>
-      <w:r>
-        <w:rPr>
-          <w:b/>
-          <w:bCs/>
-          <w:lang w:val="es-419" w:eastAsia="es-CO"/>
-        </w:rPr>
-        <w:t>Prospectiva</w:t>
-      </w:r>
-    </w:p>
-    <w:p>
-      <w:pPr>
-        <w:rPr>
-          <w:lang w:val="es-419" w:eastAsia="es-CO"/>
-        </w:rPr>
-      </w:pPr>
-      <w:r>
-        <w:rPr>
-          <w:lang w:val="es-419" w:eastAsia="es-CO"/>
-        </w:rPr>
-        <w:t>Análisis prescriptivo. Va más allá del análisis predictivo pues entrega elementos sobre acciones futuras, pero te da claridad sobre cómo abordar ese escenario para optimizar los resultados.</w:t>
-      </w:r>
-    </w:p>
-    <w:p>
-      <w:pPr>
-        <w:rPr>
-          <w:b/>
-          <w:bCs/>
-          <w:lang w:val="es-419" w:eastAsia="es-CO"/>
-        </w:rPr>
-      </w:pPr>
-      <w:r>
-        <w:rPr>
-          <w:b/>
-          <w:bCs/>
-          <w:lang w:val="es-419" w:eastAsia="es-CO"/>
-        </w:rPr>
-        <w:t>Analítica selectiva</w:t>
-      </w:r>
-    </w:p>
-    <w:p>
-      <w:pPr>
-        <w:rPr>
-          <w:lang w:val="es-419" w:eastAsia="es-CO"/>
-        </w:rPr>
-      </w:pPr>
-      <w:proofErr w:type="spellStart"/>
-      <w:r>
-        <w:rPr>
-          <w:rStyle w:val="Extranjerismo"/>
-          <w:lang w:val="es-419" w:eastAsia="es-CO"/>
-        </w:rPr>
-        <w:t>Reporting</w:t>
-      </w:r>
-      <w:proofErr w:type="spellEnd"/>
-      <w:r>
-        <w:rPr>
-          <w:lang w:val="es-419" w:eastAsia="es-CO"/>
-        </w:rPr>
-        <w:t xml:space="preserve"> que posibilita</w:t>
-      </w:r>
-      <w:r>
-        <w:rPr>
-          <w:lang w:val="es-419" w:eastAsia="es-CO"/>
-        </w:rPr>
-        <w:t xml:space="preserve"> seleccionar material a través de un filtro con criterios específicos, generalmente se usa para revisión de casos, para grupos de investigación en un área específica o informes de cumplimiento obligatorio.</w:t>
-      </w:r>
-    </w:p>
-    <w:p>
-      <w:pPr>
-        <w:rPr>
-          <w:b/>
-          <w:bCs/>
-          <w:lang w:val="es-419" w:eastAsia="es-CO"/>
-        </w:rPr>
-      </w:pPr>
-      <w:r>
-        <w:rPr>
-          <w:b/>
-          <w:bCs/>
-          <w:lang w:val="es-419" w:eastAsia="es-CO"/>
-        </w:rPr>
-        <w:t>Analística y exportación de registros</w:t>
-      </w:r>
-    </w:p>
-    <w:p>
-      <w:pPr>
-        <w:rPr>
-          <w:lang w:val="es-419" w:eastAsia="es-CO"/>
-        </w:rPr>
-      </w:pPr>
-      <w:r>
-        <w:rPr>
-          <w:lang w:val="es-419" w:eastAsia="es-CO"/>
-        </w:rPr>
-        <w:t>Traslada información de su fuente original para generar reportes específicos, generalmente se usa cuando se van a analizar clientes, datos demográficos de usuarios o interacciones con el servicio antes y postventa.</w:t>
-      </w:r>
-    </w:p>
-    <w:p>
-      <w:pPr>
-        <w:rPr>
-          <w:b/>
-          <w:bCs/>
-          <w:lang w:val="es-419" w:eastAsia="es-CO"/>
-        </w:rPr>
-      </w:pPr>
-      <w:r>
-        <w:rPr>
-          <w:b/>
-          <w:bCs/>
-          <w:lang w:val="es-419" w:eastAsia="es-CO"/>
-        </w:rPr>
-        <w:lastRenderedPageBreak/>
-        <w:t>Analíticas periódicas</w:t>
-      </w:r>
-    </w:p>
-    <w:p>
-      <w:pPr>
-        <w:rPr>
-          <w:lang w:val="es-419" w:eastAsia="es-CO"/>
-        </w:rPr>
-      </w:pPr>
-      <w:r>
-        <w:rPr>
-          <w:lang w:val="es-419" w:eastAsia="es-CO"/>
-        </w:rPr>
-        <w:t>Son los reportes estándar, se diferencian de las listas de seguimiento, porque no se enfoca a una búsqueda intensiva y reducida, sino que generan en periodos de tiempo establecidos y basados en estadística descriptiva, información más general de un área en concreto.</w:t>
-      </w:r>
-    </w:p>
-    <w:p>
-      <w:pPr>
-        <w:pStyle w:val="Ttulo2"/>
-      </w:pPr>
-      <w:bookmarkStart w:id="10" w:name="_Toc225874148"/>
-      <w:r>
-        <w:t>Tipos de métricas</w:t>
-      </w:r>
-      <w:bookmarkEnd w:id="10"/>
-    </w:p>
-    <w:p>
-      <w:pPr>
-        <w:rPr>
-          <w:lang w:val="es-419" w:eastAsia="es-CO"/>
-        </w:rPr>
-      </w:pPr>
-      <w:r>
-        <w:rPr>
-          <w:lang w:val="es-419" w:eastAsia="es-CO"/>
-        </w:rPr>
-        <w:t xml:space="preserve">Un informe estadístico producto de un ejercicio de analítica, entrega datos que ayudan al proceso de análisis del rendimiento de la página y de las redes sociales a través de métricas, que son datos que sirven para analizar el rendimiento de las </w:t>
-      </w:r>
-      <w:r>
-        <w:rPr>
-          <w:lang w:val="es-419" w:eastAsia="es-CO"/>
-        </w:rPr>
-        <w:t xml:space="preserve">campañas </w:t>
-      </w:r>
-      <w:r>
-        <w:rPr>
-          <w:rStyle w:val="Extranjerismo"/>
-          <w:lang w:val="es-419" w:eastAsia="es-CO"/>
-        </w:rPr>
-        <w:t>marketing</w:t>
-      </w:r>
-      <w:r>
-        <w:rPr>
-          <w:lang w:val="es-419" w:eastAsia="es-CO"/>
-        </w:rPr>
-        <w:t xml:space="preserve"> digital. Veremos a continuación algunas métricas comunes en el </w:t>
-      </w:r>
-      <w:r>
-        <w:rPr>
-          <w:rStyle w:val="Extranjerismo"/>
-          <w:lang w:val="es-419" w:eastAsia="es-CO"/>
-        </w:rPr>
-        <w:t>marketing</w:t>
-      </w:r>
-      <w:r>
-        <w:rPr>
-          <w:lang w:val="es-419" w:eastAsia="es-CO"/>
-        </w:rPr>
-        <w:t>.</w:t>
-      </w:r>
-    </w:p>
-    <w:p>
-      <w:pPr>
-        <w:rPr>
-          <w:lang w:val="es-419" w:eastAsia="es-CO"/>
-        </w:rPr>
-      </w:pPr>
-      <w:r>
-        <w:rPr>
-          <w:b/>
-          <w:bCs/>
-          <w:lang w:val="es-419" w:eastAsia="es-CO"/>
-        </w:rPr>
-        <w:t xml:space="preserve">Métricas de </w:t>
-      </w:r>
-      <w:r>
-        <w:rPr>
-          <w:b/>
-          <w:bCs/>
-          <w:lang w:val="es-419" w:eastAsia="es-CO"/>
-        </w:rPr>
-        <w:t>á</w:t>
-      </w:r>
-      <w:r>
-        <w:rPr>
-          <w:b/>
-          <w:bCs/>
-          <w:lang w:val="es-419" w:eastAsia="es-CO"/>
-        </w:rPr>
-        <w:t xml:space="preserve">rea o </w:t>
-      </w:r>
-      <w:r>
-        <w:rPr>
-          <w:b/>
-          <w:bCs/>
-          <w:lang w:val="es-419" w:eastAsia="es-CO"/>
-        </w:rPr>
-        <w:t>g</w:t>
-      </w:r>
-      <w:r>
-        <w:rPr>
-          <w:b/>
-          <w:bCs/>
-          <w:lang w:val="es-419" w:eastAsia="es-CO"/>
-        </w:rPr>
-        <w:t>enerales</w:t>
-      </w:r>
-      <w:r>
-        <w:rPr>
-          <w:lang w:val="es-419" w:eastAsia="es-CO"/>
-        </w:rPr>
-        <w:t>. Basadas en la correspondencia del esfuerzo organizativo y la inversión en la búsqueda y adquisición de clientes.</w:t>
-      </w:r>
-    </w:p>
-    <w:p>
-      <w:pPr>
-        <w:rPr>
-          <w:lang w:val="es-419" w:eastAsia="es-CO"/>
-        </w:rPr>
-      </w:pPr>
-      <w:r>
-        <w:rPr>
-          <w:b/>
-          <w:bCs/>
-          <w:lang w:val="es-419" w:eastAsia="es-CO"/>
-        </w:rPr>
-        <w:t xml:space="preserve">Métricas de </w:t>
-      </w:r>
-      <w:r>
-        <w:rPr>
-          <w:b/>
-          <w:bCs/>
-          <w:lang w:val="es-419" w:eastAsia="es-CO"/>
-        </w:rPr>
-        <w:t>p</w:t>
-      </w:r>
-      <w:r>
-        <w:rPr>
-          <w:b/>
-          <w:bCs/>
-          <w:lang w:val="es-419" w:eastAsia="es-CO"/>
-        </w:rPr>
-        <w:t>roducto</w:t>
-      </w:r>
-      <w:r>
-        <w:rPr>
-          <w:lang w:val="es-419" w:eastAsia="es-CO"/>
-        </w:rPr>
-        <w:t>. Mide la popularidad y características de un producto con respecto a la competencia.</w:t>
-      </w:r>
-    </w:p>
-    <w:p>
-      <w:pPr>
-        <w:rPr>
-          <w:lang w:val="es-419" w:eastAsia="es-CO"/>
-        </w:rPr>
-      </w:pPr>
-      <w:r>
-        <w:rPr>
-          <w:b/>
-          <w:bCs/>
-          <w:lang w:val="es-419" w:eastAsia="es-CO"/>
-        </w:rPr>
-        <w:t xml:space="preserve">Métrica de </w:t>
-      </w:r>
-      <w:r>
-        <w:rPr>
-          <w:b/>
-          <w:bCs/>
-          <w:lang w:val="es-419" w:eastAsia="es-CO"/>
-        </w:rPr>
-        <w:t>c</w:t>
-      </w:r>
-      <w:r>
-        <w:rPr>
-          <w:b/>
-          <w:bCs/>
-          <w:lang w:val="es-419" w:eastAsia="es-CO"/>
-        </w:rPr>
-        <w:t>ampaña</w:t>
-      </w:r>
-      <w:r>
-        <w:rPr>
-          <w:lang w:val="es-419" w:eastAsia="es-CO"/>
-        </w:rPr>
-        <w:t xml:space="preserve">. Mide la adquisición de </w:t>
-      </w:r>
-      <w:r>
-        <w:rPr>
-          <w:rStyle w:val="Extranjerismo"/>
-          <w:lang w:val="es-419" w:eastAsia="es-CO"/>
-        </w:rPr>
-        <w:t>leads</w:t>
-      </w:r>
-      <w:r>
-        <w:rPr>
-          <w:lang w:val="es-419" w:eastAsia="es-CO"/>
-        </w:rPr>
-        <w:t xml:space="preserve"> y ventas efectivas basadas en el comportamiento de público.</w:t>
-      </w:r>
-    </w:p>
-    <w:p>
-      <w:pPr>
-        <w:rPr>
-          <w:lang w:val="es-419" w:eastAsia="es-CO"/>
-        </w:rPr>
-      </w:pPr>
-      <w:r>
-        <w:rPr>
-          <w:b/>
-          <w:bCs/>
-          <w:lang w:val="es-419" w:eastAsia="es-CO"/>
-        </w:rPr>
-        <w:t xml:space="preserve">Métricas </w:t>
-      </w:r>
-      <w:r>
-        <w:rPr>
-          <w:b/>
-          <w:bCs/>
-          <w:lang w:val="es-419" w:eastAsia="es-CO"/>
-        </w:rPr>
-        <w:t>d</w:t>
-      </w:r>
-      <w:r>
-        <w:rPr>
-          <w:b/>
-          <w:bCs/>
-          <w:lang w:val="es-419" w:eastAsia="es-CO"/>
-        </w:rPr>
-        <w:t>igitales</w:t>
-      </w:r>
-      <w:r>
-        <w:rPr>
-          <w:lang w:val="es-419" w:eastAsia="es-CO"/>
-        </w:rPr>
-        <w:t>. Valida seguidores, número de visitas, nivel de interacciones y de conversión.</w:t>
-      </w:r>
-    </w:p>
-    <w:p>
-      <w:pPr>
-        <w:rPr>
-          <w:lang w:val="es-419" w:eastAsia="es-CO"/>
-        </w:rPr>
-      </w:pPr>
-      <w:r>
-        <w:rPr>
-          <w:lang w:val="es-419" w:eastAsia="es-CO"/>
-        </w:rPr>
-        <w:t xml:space="preserve">Analizar e interpretar los gráficos estadísticos de las redes sociales y las páginas web, permite no solo recopilar sino comprender los datos arrojados, para alcanzar una </w:t>
-      </w:r>
-      <w:r>
-        <w:rPr>
-          <w:lang w:val="es-419" w:eastAsia="es-CO"/>
-        </w:rPr>
-        <w:lastRenderedPageBreak/>
-        <w:t>visión del actual mercado, conocer y comprender el consumidor objetivo, analizar audiencias, y recopilar todo tipo de comentarios para usarlos como insumo de mejoras.</w:t>
-      </w:r>
-    </w:p>
-    <w:p>
-      <w:pPr>
-        <w:spacing w:before="0" w:after="160" w:line="259" w:lineRule="auto"/>
-        <w:ind w:firstLine="0"/>
-        <w:rPr>
-          <w:lang w:val="es-419" w:eastAsia="es-CO"/>
-        </w:rPr>
-      </w:pPr>
-      <w:r>
-        <w:rPr>
-          <w:lang w:val="es-419" w:eastAsia="es-CO"/>
-        </w:rPr>
-        <w:br w:type="page"/>
-      </w:r>
-    </w:p>
-    <w:p>
-      <w:pPr>
-        <w:pStyle w:val="Ttulo1"/>
-      </w:pPr>
-      <w:bookmarkStart w:id="11" w:name="_Toc225874149"/>
-      <w:r>
-        <w:lastRenderedPageBreak/>
-        <w:t>Elaboración de informes con proyección de mejora</w:t>
-      </w:r>
-      <w:bookmarkEnd w:id="11"/>
-    </w:p>
-    <w:p>
-      <w:pPr>
-        <w:rPr>
-          <w:lang w:val="es-419" w:eastAsia="es-CO"/>
-        </w:rPr>
-      </w:pPr>
-      <w:r>
-        <w:rPr>
-          <w:lang w:val="es-419" w:eastAsia="es-CO"/>
-        </w:rPr>
-        <w:t>La mejora continua está ligada a la búsqueda de la excelencia organizacional y viene marcada por la cultura de calidad, donde debe existir una vinculación colectiva de los miembros de la organización asociados a los diferentes procesos y resultados esperados.</w:t>
-      </w:r>
-    </w:p>
-    <w:p>
-      <w:pPr>
-        <w:rPr>
-          <w:lang w:val="es-419" w:eastAsia="es-CO"/>
-        </w:rPr>
-      </w:pPr>
-      <w:r>
-        <w:rPr>
-          <w:lang w:val="es-419" w:eastAsia="es-CO"/>
-        </w:rPr>
-        <w:t>“</w:t>
-      </w:r>
-      <w:r>
-        <w:rPr>
-          <w:lang w:val="es-419" w:eastAsia="es-CO"/>
-        </w:rPr>
-        <w:t>U</w:t>
-      </w:r>
-      <w:r>
-        <w:rPr>
-          <w:lang w:val="es-419" w:eastAsia="es-CO"/>
-        </w:rPr>
-        <w:t>n plan de mejora se define como la propuesta de actuaciones, resultante de un proceso previo de diagnóstico de una unidad, que recoge y formaliza los objetivos de mejora y las correspondientes actuaciones dirigidas a fortalecer los puntos fuertes y resolver los débiles, de manera priorizada y temporalizada</w:t>
-      </w:r>
-      <w:r>
-        <w:rPr>
-          <w:lang w:val="es-419" w:eastAsia="es-CO"/>
-        </w:rPr>
-        <w:t>”</w:t>
-      </w:r>
-      <w:r>
-        <w:rPr>
-          <w:lang w:val="es-419" w:eastAsia="es-CO"/>
-        </w:rPr>
-        <w:t xml:space="preserve"> (pág.11).</w:t>
-      </w:r>
-      <w:r>
-        <w:rPr>
-          <w:lang w:val="es-419" w:eastAsia="es-CO"/>
-        </w:rPr>
-        <w:t xml:space="preserve"> </w:t>
-      </w:r>
-      <w:r>
-        <w:rPr>
-          <w:lang w:val="es-419" w:eastAsia="es-CO"/>
-        </w:rPr>
-        <w:t>AQU Catalunya (2005)</w:t>
-      </w:r>
-      <w:r>
-        <w:rPr>
-          <w:lang w:val="es-419" w:eastAsia="es-CO"/>
-        </w:rPr>
-        <w:t>.</w:t>
-      </w:r>
-    </w:p>
-    <w:p>
-      <w:pPr>
-        <w:rPr>
-          <w:lang w:val="es-419" w:eastAsia="es-CO"/>
-        </w:rPr>
-      </w:pPr>
-      <w:r>
-        <w:rPr>
-          <w:lang w:val="es-419" w:eastAsia="es-CO"/>
-        </w:rPr>
-        <w:t>Según AITECO Consultores S.L (2019) Un plan de mejora tiene una proyección a futuro, pues proyecta desde el análisis de una situación, unos objetivos a corto, mediano y largo plazo, priorizando acciones para producir cambios positivos en la cultura organizativa. El plan de mejora no se centra en los problemas esporádicos de una organización. En su lugar, se dirige hacia los problemas crónicos. Son estos los responsables de un insuficiente rendimiento que se manifiesta en un nivel estable de resultados, aunque insatisfactorio. A su vez, los planes de mejora pueden ser proactivos, es decir, dirigirse a mejorar un área de gestión, un servicio o un proceso. En todo caso, su planificación y desarrollo requiere de acciones determinadas, de forma que aseguren el éxito. En el siguiente recurso educativo se exponen los beneficios de un plan de mejora ¿cuáles cree que son los beneficios?, piense por un momento y explore el gráfico</w:t>
-      </w:r>
-      <w:r>
-        <w:rPr>
-          <w:lang w:val="es-419" w:eastAsia="es-CO"/>
-        </w:rPr>
-        <w:t xml:space="preserve">. </w:t>
-      </w:r>
-    </w:p>
-    <w:p>
-      <w:pPr>
-        <w:pStyle w:val="Prrafodelista"/>
-        <w:numPr>
-          <w:ilvl w:val="0"/>
-          <w:numId w:val="29"/>
-        </w:numPr>
-        <w:rPr>
-          <w:lang w:val="es-419" w:eastAsia="es-CO"/>
-        </w:rPr>
-      </w:pPr>
-      <w:r>
-        <w:rPr>
-          <w:lang w:val="es-419" w:eastAsia="es-CO"/>
-        </w:rPr>
-        <w:t>Priorizar decisiones, recurso y asignación de actores.</w:t>
-      </w:r>
-    </w:p>
-    <w:p>
-      <w:pPr>
-        <w:pStyle w:val="Prrafodelista"/>
-        <w:numPr>
-          <w:ilvl w:val="0"/>
-          <w:numId w:val="29"/>
-        </w:numPr>
-        <w:rPr>
-          <w:lang w:val="es-419" w:eastAsia="es-CO"/>
-        </w:rPr>
-      </w:pPr>
-      <w:r>
-        <w:rPr>
-          <w:lang w:val="es-419" w:eastAsia="es-CO"/>
-        </w:rPr>
-        <w:lastRenderedPageBreak/>
-        <w:t>Globalizar la mirada y la acción de los problemas con perspectiva temporal.</w:t>
-      </w:r>
-    </w:p>
-    <w:p>
-      <w:pPr>
-        <w:pStyle w:val="Prrafodelista"/>
-        <w:numPr>
-          <w:ilvl w:val="0"/>
-          <w:numId w:val="29"/>
-        </w:numPr>
-        <w:rPr>
-          <w:lang w:val="es-419" w:eastAsia="es-CO"/>
-        </w:rPr>
-      </w:pPr>
-      <w:r>
-        <w:rPr>
-          <w:lang w:val="es-419" w:eastAsia="es-CO"/>
-        </w:rPr>
-        <w:t>Repensar la cultura organizativa con proyección a futuro enmarcada en los cambios requeridos según contexto.</w:t>
-      </w:r>
-    </w:p>
-    <w:p>
-      <w:pPr>
-        <w:pStyle w:val="Prrafodelista"/>
-        <w:numPr>
-          <w:ilvl w:val="0"/>
-          <w:numId w:val="29"/>
-        </w:numPr>
-        <w:rPr>
-          <w:lang w:val="es-419" w:eastAsia="es-CO"/>
-        </w:rPr>
-      </w:pPr>
-      <w:r>
-        <w:rPr>
-          <w:lang w:val="es-419" w:eastAsia="es-CO"/>
-        </w:rPr>
-        <w:t>Visionar los objetivos esperados versus acciones desarrolladas para lograrlos.</w:t>
-      </w:r>
-    </w:p>
-    <w:p>
-      <w:pPr>
-        <w:pStyle w:val="Prrafodelista"/>
-        <w:numPr>
-          <w:ilvl w:val="0"/>
-          <w:numId w:val="29"/>
-        </w:numPr>
-        <w:rPr>
-          <w:lang w:val="es-419" w:eastAsia="es-CO"/>
-        </w:rPr>
-      </w:pPr>
-      <w:r>
-        <w:rPr>
-          <w:lang w:val="es-419" w:eastAsia="es-CO"/>
-        </w:rPr>
-        <w:t>Involucrar a los actores de las diferentes áreas y procesos en la mejora organizacional.</w:t>
-      </w:r>
-    </w:p>
-    <w:p>
-      <w:pPr>
-        <w:pStyle w:val="Prrafodelista"/>
-        <w:numPr>
-          <w:ilvl w:val="0"/>
-          <w:numId w:val="29"/>
-        </w:numPr>
-        <w:rPr>
-          <w:lang w:val="es-419" w:eastAsia="es-CO"/>
-        </w:rPr>
-      </w:pPr>
-      <w:r>
-        <w:rPr>
-          <w:lang w:val="es-419" w:eastAsia="es-CO"/>
-        </w:rPr>
-        <w:t>Introducir cambios en la cultura organizativa basados en la dirección por objetivos.</w:t>
-      </w:r>
-    </w:p>
-    <w:p>
-      <w:pPr>
-        <w:rPr>
-          <w:lang w:val="es-419" w:eastAsia="es-CO"/>
-        </w:rPr>
-      </w:pPr>
-      <w:r>
-        <w:rPr>
-          <w:lang w:val="es-419" w:eastAsia="es-CO"/>
-        </w:rPr>
-        <w:t>Luego de percibir los beneficios del plan de mejora, es importante que usted, como aprendiz reconozca los pasos de la metodología del plan de mejora, la cual está basada en el espiral de mejora continua a partir del ciclo PHVA (Planear-Hacer-Verificar-Actuar) la cual está constituida por cuatro fases. Ellas son:</w:t>
-      </w:r>
-    </w:p>
-    <w:p>
-      <w:pPr>
-        <w:rPr>
-          <w:b/>
-          <w:bCs/>
-          <w:lang w:val="es-419" w:eastAsia="es-CO"/>
-        </w:rPr>
-      </w:pPr>
-      <w:r>
-        <w:rPr>
-          <w:b/>
-          <w:bCs/>
-          <w:lang w:val="es-419" w:eastAsia="es-CO"/>
-        </w:rPr>
-        <w:t>Planificar</w:t>
-      </w:r>
-    </w:p>
-    <w:p>
-      <w:pPr>
-        <w:rPr>
-          <w:lang w:val="es-419" w:eastAsia="es-CO"/>
-        </w:rPr>
-      </w:pPr>
-      <w:r>
-        <w:rPr>
-          <w:lang w:val="es-419" w:eastAsia="es-CO"/>
-        </w:rPr>
-        <w:t>Se identifica el problema y se definen objetivos y acciones para lograrlos</w:t>
-      </w:r>
-    </w:p>
-    <w:p>
-      <w:pPr>
-        <w:rPr>
-          <w:lang w:val="es-419" w:eastAsia="es-CO"/>
-        </w:rPr>
-      </w:pPr>
-      <w:r>
-        <w:rPr>
-          <w:b/>
-          <w:bCs/>
-          <w:lang w:val="es-419" w:eastAsia="es-CO"/>
-        </w:rPr>
-        <w:t>Hacer</w:t>
-      </w:r>
-    </w:p>
-    <w:p>
-      <w:pPr>
-        <w:rPr>
-          <w:lang w:val="es-419" w:eastAsia="es-CO"/>
-        </w:rPr>
-      </w:pPr>
-      <w:r>
-        <w:rPr>
-          <w:lang w:val="es-419" w:eastAsia="es-CO"/>
-        </w:rPr>
-        <w:t>Se trabaja en los cambios para lograr los objetivos.</w:t>
-      </w:r>
-    </w:p>
-    <w:p>
-      <w:pPr>
-        <w:rPr>
-          <w:lang w:val="es-419" w:eastAsia="es-CO"/>
-        </w:rPr>
-      </w:pPr>
-      <w:r>
-        <w:rPr>
-          <w:b/>
-          <w:bCs/>
-          <w:lang w:val="es-419" w:eastAsia="es-CO"/>
-        </w:rPr>
-        <w:t>Verificar</w:t>
-      </w:r>
-      <w:r>
-        <w:rPr>
-          <w:lang w:val="es-419" w:eastAsia="es-CO"/>
-        </w:rPr>
-        <w:t xml:space="preserve"> </w:t>
-      </w:r>
-    </w:p>
-    <w:p>
-      <w:pPr>
-        <w:rPr>
-          <w:lang w:val="es-419" w:eastAsia="es-CO"/>
-        </w:rPr>
-      </w:pPr>
-      <w:r>
-        <w:rPr>
-          <w:lang w:val="es-419" w:eastAsia="es-CO"/>
-        </w:rPr>
-        <w:t>T</w:t>
-      </w:r>
-      <w:r>
-        <w:rPr>
-          <w:lang w:val="es-419" w:eastAsia="es-CO"/>
-        </w:rPr>
-        <w:t>ranscurrido un tiempo definido previamente, se evalúan los resultados con base en los KPI (indicadores), para verificar la eficacia y eficiencia de las acciones implementadas.</w:t>
-      </w:r>
-    </w:p>
-    <w:p>
-      <w:pPr>
-        <w:spacing w:before="0" w:after="160" w:line="259" w:lineRule="auto"/>
-        <w:ind w:firstLine="0"/>
-        <w:rPr>
-          <w:lang w:val="es-419" w:eastAsia="es-CO"/>
-        </w:rPr>
-      </w:pPr>
-      <w:r>
-        <w:rPr>
-          <w:lang w:val="es-419" w:eastAsia="es-CO"/>
-        </w:rPr>
-        <w:br w:type="page"/>
-      </w:r>
-    </w:p>
-    <w:p>
-      <w:pPr>
-        <w:rPr>
-          <w:lang w:val="es-419" w:eastAsia="es-CO"/>
-        </w:rPr>
-      </w:pPr>
-      <w:r>
-        <w:rPr>
-          <w:b/>
-          <w:bCs/>
-          <w:lang w:val="es-419" w:eastAsia="es-CO"/>
-        </w:rPr>
-        <w:lastRenderedPageBreak/>
-        <w:t>Actuar</w:t>
-      </w:r>
-    </w:p>
-    <w:p>
-      <w:pPr>
-        <w:rPr>
-          <w:lang w:val="es-419" w:eastAsia="es-CO"/>
-        </w:rPr>
-      </w:pPr>
-      <w:r>
-        <w:rPr>
-          <w:lang w:val="es-419" w:eastAsia="es-CO"/>
-        </w:rPr>
-        <w:t>Se toman decisiones de acuerdo a lo encontrado generando acciones correctivas y repensando la unidad en el marco de los cambios de contexto.</w:t>
-      </w:r>
-    </w:p>
-    <w:p>
-      <w:pPr>
-        <w:rPr>
-          <w:b/>
-          <w:bCs/>
-          <w:lang w:val="es-419" w:eastAsia="es-CO"/>
-        </w:rPr>
-      </w:pPr>
-      <w:r>
-        <w:rPr>
-          <w:b/>
-          <w:bCs/>
-          <w:lang w:val="es-419" w:eastAsia="es-CO"/>
-        </w:rPr>
-        <w:t>Fases de ejecución</w:t>
-      </w:r>
-    </w:p>
-    <w:p>
-      <w:pPr>
-        <w:rPr>
-          <w:lang w:val="es-419" w:eastAsia="es-CO"/>
-        </w:rPr>
-      </w:pPr>
-      <w:r>
-        <w:rPr>
-          <w:lang w:val="es-419" w:eastAsia="es-CO"/>
-        </w:rPr>
-        <w:t xml:space="preserve">Para definir las fases de ejecución de un plan de mejora nos basaremos en Proaño, D. et al. (2017), que definen cuatro fases a seguir para ejecutar un plan de mejora. Las fases expuestas por estos autores son: </w:t>
-      </w:r>
-      <w:r>
-        <w:rPr>
-          <w:lang w:val="es-419" w:eastAsia="es-CO"/>
-        </w:rPr>
-        <w:t>A</w:t>
-      </w:r>
-      <w:r>
-        <w:rPr>
-          <w:lang w:val="es-419" w:eastAsia="es-CO"/>
-        </w:rPr>
-        <w:t xml:space="preserve">. Análisis, </w:t>
-      </w:r>
-      <w:r>
-        <w:rPr>
-          <w:lang w:val="es-419" w:eastAsia="es-CO"/>
-        </w:rPr>
-        <w:t>B</w:t>
-      </w:r>
-      <w:r>
-        <w:rPr>
-          <w:lang w:val="es-419" w:eastAsia="es-CO"/>
-        </w:rPr>
-        <w:t xml:space="preserve">. Planeación, </w:t>
-      </w:r>
-      <w:r>
-        <w:rPr>
-          <w:lang w:val="es-419" w:eastAsia="es-CO"/>
-        </w:rPr>
-        <w:t>C</w:t>
-      </w:r>
-      <w:r>
-        <w:rPr>
-          <w:lang w:val="es-419" w:eastAsia="es-CO"/>
-        </w:rPr>
-        <w:t xml:space="preserve">. Implementación y Seguimiento, </w:t>
-      </w:r>
-      <w:r>
-        <w:rPr>
-          <w:lang w:val="es-419" w:eastAsia="es-CO"/>
-        </w:rPr>
-        <w:t>D</w:t>
-      </w:r>
-      <w:r>
-        <w:rPr>
-          <w:lang w:val="es-419" w:eastAsia="es-CO"/>
-        </w:rPr>
-        <w:t>. Evaluación. Le sugerimos leerlas e identificar las acciones que debe realizar, esto le permitirá saber cómo hacerlo cuando le toque hacerlo en su contexto laboral.</w:t>
-      </w:r>
-    </w:p>
-    <w:p>
-      <w:pPr>
-        <w:pStyle w:val="Prrafodelista"/>
-        <w:numPr>
-          <w:ilvl w:val="0"/>
-          <w:numId w:val="30"/>
-        </w:numPr>
-        <w:rPr>
-          <w:b/>
-          <w:bCs/>
-          <w:lang w:val="es-419" w:eastAsia="es-CO"/>
-        </w:rPr>
-      </w:pPr>
-      <w:r>
-        <w:rPr>
-          <w:b/>
-          <w:bCs/>
-          <w:lang w:val="es-419" w:eastAsia="es-CO"/>
-        </w:rPr>
-        <w:t>Fase análisis</w:t>
-      </w:r>
-    </w:p>
-    <w:p>
-      <w:pPr>
-        <w:rPr>
-          <w:lang w:val="es-419" w:eastAsia="es-CO"/>
-        </w:rPr>
-      </w:pPr>
-      <w:r>
-        <w:rPr>
-          <w:lang w:val="es-419" w:eastAsia="es-CO"/>
-        </w:rPr>
-        <w:t>Esta fase inicia con la identificación de las posibles causas de la problemática, del área y proceso a ser mejorado, teniendo en cuenta los siguientes elementos como: análisis del impacto que tiene el proceso en el área para lograr objetivos estratégicos de la empresa, importancia de la visión, misión y objetivos estratégicos y prever los efectos negativos de la situación problémica, para esto existen herramientas y técnicas de análisis como la matriz DOFA (Debilidades, Oportunidades, Fortalezas, Amenazas) diagramas de causa- efecto, el árbol de problemas.</w:t>
-      </w:r>
-    </w:p>
-    <w:p>
-      <w:pPr>
-        <w:pStyle w:val="Prrafodelista"/>
-        <w:numPr>
-          <w:ilvl w:val="0"/>
-          <w:numId w:val="30"/>
-        </w:numPr>
-        <w:rPr>
-          <w:b/>
-          <w:bCs/>
-          <w:lang w:val="es-419" w:eastAsia="es-CO"/>
-        </w:rPr>
-      </w:pPr>
-      <w:r>
-        <w:rPr>
-          <w:b/>
-          <w:bCs/>
-          <w:lang w:val="es-419" w:eastAsia="es-CO"/>
-        </w:rPr>
-        <w:t>Fase de planeación</w:t>
-      </w:r>
-    </w:p>
-    <w:p>
-      <w:pPr>
-        <w:rPr>
-          <w:lang w:val="es-419" w:eastAsia="es-CO"/>
-        </w:rPr>
-      </w:pPr>
-      <w:r>
-        <w:rPr>
-          <w:lang w:val="es-419" w:eastAsia="es-CO"/>
-        </w:rPr>
-        <w:t xml:space="preserve">Esta planificación debe ser definida en varios momentos o plazos, ser medible, viable, flexible, y se debe tener en cuenta lo siguiente: validar los resultados del análisis y definir los objetivos, definir las posibles soluciones y establecer las acciones, asignar </w:t>
-      </w:r>
-      <w:r>
-        <w:rPr>
-          <w:lang w:val="es-419" w:eastAsia="es-CO"/>
-        </w:rPr>
-        <w:lastRenderedPageBreak/>
-        <w:t>las responsabilidades a los miembros del equipo y definir las herramientas para la solución de problemáticas.</w:t>
-      </w:r>
-    </w:p>
-    <w:p>
-      <w:pPr>
-        <w:pStyle w:val="Prrafodelista"/>
-        <w:numPr>
-          <w:ilvl w:val="0"/>
-          <w:numId w:val="30"/>
-        </w:numPr>
-        <w:rPr>
-          <w:b/>
-          <w:bCs/>
-          <w:lang w:val="es-419" w:eastAsia="es-CO"/>
-        </w:rPr>
-      </w:pPr>
-      <w:r>
-        <w:rPr>
-          <w:b/>
-          <w:bCs/>
-          <w:lang w:val="es-419" w:eastAsia="es-CO"/>
-        </w:rPr>
-        <w:t>Fase de implementación y seguimiento</w:t>
-      </w:r>
-    </w:p>
-    <w:p>
-      <w:pPr>
-        <w:rPr>
-          <w:lang w:val="es-419" w:eastAsia="es-CO"/>
-        </w:rPr>
-      </w:pPr>
-      <w:r>
-        <w:rPr>
-          <w:lang w:val="es-419" w:eastAsia="es-CO"/>
-        </w:rPr>
-        <w:t>En esta fase es vital la incorporación del personal pues son los encargados de ejecutar las acciones y se debe tener en cuenta lo siguiente: la socialización del plan de mejora, la ejecución de las acciones programadas, los seguimientos basados en indicadores de impacto y de desempeño, y valoración del cumplimiento del plan.</w:t>
-      </w:r>
-    </w:p>
-    <w:p>
-      <w:pPr>
-        <w:pStyle w:val="Prrafodelista"/>
-        <w:numPr>
-          <w:ilvl w:val="0"/>
-          <w:numId w:val="30"/>
-        </w:numPr>
-        <w:rPr>
-          <w:b/>
-          <w:bCs/>
-          <w:lang w:val="es-419" w:eastAsia="es-CO"/>
-        </w:rPr>
-      </w:pPr>
-      <w:r>
-        <w:rPr>
-          <w:b/>
-          <w:bCs/>
-          <w:lang w:val="es-419" w:eastAsia="es-CO"/>
-        </w:rPr>
-        <w:t>Fase de evaluación</w:t>
-      </w:r>
-    </w:p>
-    <w:p>
-      <w:pPr>
-        <w:rPr>
-          <w:lang w:val="es-419" w:eastAsia="es-CO"/>
-        </w:rPr>
-      </w:pPr>
-      <w:r>
-        <w:rPr>
-          <w:lang w:val="es-419" w:eastAsia="es-CO"/>
-        </w:rPr>
-        <w:t>Consiste en la verificación del plan de mejora definido, se define a partir de objetivos e indicadores y finalmente se realiza el informe.</w:t>
-      </w:r>
-    </w:p>
-    <w:p>
-      <w:pPr>
-        <w:rPr>
-          <w:lang w:val="es-419" w:eastAsia="es-CO"/>
-        </w:rPr>
-      </w:pPr>
-      <w:r>
-        <w:rPr>
-          <w:lang w:val="es-419" w:eastAsia="es-CO"/>
-        </w:rPr>
-        <w:t>Apreciado aprendiz, gracias por llegar al final de esta experiencia de aprendizaje. Es importante que usted más allá de identificar o comprender conceptos vistos debe buscar las formas de cómo llevarlos a cabo en su contexto. Allí es donde tiene utilidad su formación.</w:t>
-      </w:r>
-    </w:p>
-    <w:p>
-      <w:pPr>
-        <w:rPr>
-          <w:lang w:val="es-419" w:eastAsia="es-CO"/>
-        </w:rPr>
-      </w:pPr>
-    </w:p>
-    <w:p>
-      <w:pPr>
-        <w:spacing w:before="0" w:after="160" w:line="259" w:lineRule="auto"/>
-        <w:ind w:firstLine="0"/>
-        <w:rPr>
-          <w:lang w:val="es-419" w:eastAsia="es-CO"/>
-        </w:rPr>
-      </w:pPr>
-      <w:r>
-        <w:rPr>
-          <w:lang w:val="es-419" w:eastAsia="es-CO"/>
-        </w:rPr>
-        <w:br w:type="page"/>
-      </w:r>
-    </w:p>
-    <w:p>
-      <w:pPr>
-        <w:pStyle w:val="Titulosgenerales"/>
-      </w:pPr>
-      <w:bookmarkStart w:id="12" w:name="_Toc225874150"/>
-      <w:r>
-        <w:lastRenderedPageBreak/>
-        <w:t>S</w:t>
-      </w:r>
-      <w:r>
-        <w:t>íntesis</w:t>
-      </w:r>
-      <w:bookmarkEnd w:id="12"/>
-      <w:r>
-        <w:t xml:space="preserve"> </w:t>
-      </w:r>
-    </w:p>
-    <w:p>
-      <w:pPr>
-        <w:rPr>
-          <w:lang w:val="es-419" w:eastAsia="es-CO"/>
-        </w:rPr>
-      </w:pPr>
-      <w:r>
-        <w:rPr>
-          <w:lang w:val="es-419" w:eastAsia="es-CO"/>
-        </w:rPr>
-        <w:t>El componente formativo Metales, insumos y cálculos para aleaciones aborda los fundamentos necesarios para el trabajo técnico en joyería, desde su comprensión conceptual hasta su aplicación en procesos de elaboración. Se inicia con el estudio de los metales, sus clases, propiedades, aplicaciones, origen y simbología. Posteriormente, se profundiza en la merma, lo que permite establecer su importancia en el control y optimización de materiales. Asimismo, se analizan los insumos y su cálculo, proporcionando herramientas para su correcta selección y uso. Se presentan los materiales e insumos para fundición, que influyen en la calidad del metal fundido, así como sus características técnicas. La documentación aborda también las piezas para joyería, sus conceptos, clases, características y técnicas básicas de elaboración. Para fortalecer la aplicación de estos contenidos, se incluyen aspectos de matemática básica y unidades de medida relacionadas con longitud, masa y volumen. Finalmente, se analiza el manejo de los instrumentos de peso, esenciales para garantizar precisión durante todo el proceso de trabajo con metales y aleaciones</w:t>
-      </w:r>
-      <w:r>
-        <w:rPr>
-          <w:lang w:val="es-419" w:eastAsia="es-CO"/>
-        </w:rPr>
-        <w:t>.</w:t>
-      </w:r>
-    </w:p>
-    <w:p>
-      <w:pPr>
-        <w:ind w:firstLine="0"/>
-        <w:rPr>
-          <w:lang w:val="es-419" w:eastAsia="es-CO"/>
-        </w:rPr>
+        <w:t>Los gráficos permiten representar datos de forma visual para facilitar su comprensión y análisis. A través de ellos es posible identificar comparaciones, tendencias y relaciones entre la información. A continuación, se presenta un video que explica de manera detallada cómo elaborar e interpretar gráficos correctamente.</w:t>
+      </w:r>
+    </w:p>
+    <w:p>
+      <w:pPr>
+        <w:pStyle w:val="Video"/>
+      </w:pPr>
+      <w:r>
+        <w:t>Elaboración e interpretación de gráficos</w:t>
+      </w:r>
+    </w:p>
+    <w:p>
+      <w:pPr>
+        <w:jc w:val="center"/>
       </w:pPr>
       <w:r>
         <w:rPr>
           <w:noProof/>
-          <w:lang w:val="es-419" w:eastAsia="es-CO"/>
         </w:rPr>
         <w:drawing>
-          <wp:inline distT="0" distB="0" distL="0" distR="0" wp14:anchorId="15852BE2" wp14:editId="2AE71D53">
-            <wp:extent cx="6332220" cy="2795905"/>
-            <wp:effectExtent l="0" t="0" r="0" b="4445"/>
-            <wp:docPr id="1" name="Imagen 1" descr="El componente formativo Metales, insumos y cálculos para aleaciones ofrece una aproximación integral a los conocimientos fundamentales sobre los metales empleados en joyería y los insumos necesarios para su transformación. Este módulo analiza detalladamente sus clases, propiedades, aplicaciones y procesos básicos, resaltando su papel en la calidad de las aleaciones, y se desglosan también los elementos relacionados con la simbología técnica. Asimismo, se estudian los conceptos y cálculos de merma, claves para el control del material. La propuesta profundiza en los diferentes insumos y en los materiales para fundición, así como en sus características y función en el proceso.&#10;Además, se destacan los contenidos sobre piezas de joyería junto con sus clases, características y técnicas de elaboración, enfatizando los aspectos esenciales para su fabricación. Para complementar, se integran nociones de matemática básica, unidades de medida y manejo de instrumentos de peso, necesarios para la precisión en el trabajo con metales.&#10;"/>
+          <wp:inline distT="0" distB="0" distL="0" distR="0" wp14:anchorId="4F995BD6" wp14:editId="778AC79D">
+            <wp:extent cx="3833797" cy="2156511"/>
+            <wp:effectExtent l="0" t="0" r="0" b="0"/>
+            <wp:docPr id="102145082" name="Imagen 102145082">
+              <a:extLst xmlns:a="http://schemas.openxmlformats.org/drawingml/2006/main">
+                <a:ext uri="{C183D7F6-B498-43B3-948B-1728B52AA6E4}">
+                  <adec:decorative xmlns:adec="http://schemas.microsoft.com/office/drawing/2017/decorative" val="1"/>
+                </a:ext>
+              </a:extLst>
+            </wp:docPr>
             <wp:cNvGraphicFramePr>
               <a:graphicFrameLocks xmlns:a="http://schemas.openxmlformats.org/drawingml/2006/main" noChangeAspect="1"/>
             </wp:cNvGraphicFramePr>
@@ -7541,23 +5161,41 @@
               <a:graphicData uri="http://schemas.openxmlformats.org/drawingml/2006/picture">
                 <pic:pic xmlns:pic="http://schemas.openxmlformats.org/drawingml/2006/picture">
                   <pic:nvPicPr>
-                    <pic:cNvPr id="1" name="Imagen 1" descr="El componente formativo Metales, insumos y cálculos para aleaciones ofrece una aproximación integral a los conocimientos fundamentales sobre los metales empleados en joyería y los insumos necesarios para su transformación. Este módulo analiza detalladamente sus clases, propiedades, aplicaciones y procesos básicos, resaltando su papel en la calidad de las aleaciones, y se desglosan también los elementos relacionados con la simbología técnica. Asimismo, se estudian los conceptos y cálculos de merma, claves para el control del material. La propuesta profundiza en los diferentes insumos y en los materiales para fundición, así como en sus características y función en el proceso.&#10;Además, se destacan los contenidos sobre piezas de joyería junto con sus clases, características y técnicas de elaboración, enfatizando los aspectos esenciales para su fabricación. Para complementar, se integran nociones de matemática básica, unidades de medida y manejo de instrumentos de peso, necesarios para la precisión en el trabajo con metales.&#10;"/>
-                    <pic:cNvPicPr/>
+                    <pic:cNvPr id="102145082" name="Imagen 102145082">
+                      <a:extLst>
+                        <a:ext uri="{C183D7F6-B498-43B3-948B-1728B52AA6E4}">
+                          <adec:decorative xmlns:adec="http://schemas.microsoft.com/office/drawing/2017/decorative" val="1"/>
+                        </a:ext>
+                      </a:extLst>
+                    </pic:cNvPr>
+                    <pic:cNvPicPr>
+                      <a:picLocks noChangeAspect="1" noChangeArrowheads="1"/>
+                    </pic:cNvPicPr>
                   </pic:nvPicPr>
                   <pic:blipFill>
-                    <a:blip r:embed="rId15"/>
+                    <a:blip r:embed="rId15" cstate="print">
+                      <a:extLst>
+                        <a:ext uri="{28A0092B-C50C-407E-A947-70E740481C1C}">
+                          <a14:useLocalDpi xmlns:a14="http://schemas.microsoft.com/office/drawing/2010/main" val="0"/>
+                        </a:ext>
+                      </a:extLst>
+                    </a:blip>
                     <a:stretch>
                       <a:fillRect/>
                     </a:stretch>
                   </pic:blipFill>
-                  <pic:spPr>
+                  <pic:spPr bwMode="auto">
                     <a:xfrm>
                       <a:off x="0" y="0"/>
-                      <a:ext cx="6332220" cy="2795905"/>
+                      <a:ext cx="3833797" cy="2156511"/>
                     </a:xfrm>
                     <a:prstGeom prst="rect">
                       <a:avLst/>
                     </a:prstGeom>
+                    <a:noFill/>
+                    <a:ln>
+                      <a:noFill/>
+                    </a:ln>
                   </pic:spPr>
                 </pic:pic>
               </a:graphicData>
@@ -7568,392 +5206,3114 @@
     </w:p>
     <w:p>
       <w:pPr>
-        <w:pStyle w:val="Titulosgenerales"/>
-      </w:pPr>
-      <w:bookmarkStart w:id="13" w:name="_Toc225874151"/>
-      <w:r>
-        <w:lastRenderedPageBreak/>
-        <w:t>Glosario</w:t>
-      </w:r>
-      <w:bookmarkEnd w:id="13"/>
-    </w:p>
-    <w:p>
-      <w:pPr>
-        <w:rPr>
-          <w:rFonts w:ascii="Calibri" w:hAnsi="Calibri" w:cs="Calibri"/>
-          <w:szCs w:val="28"/>
-          <w:lang w:val="es-419"/>
-        </w:rPr>
-      </w:pPr>
-      <w:r>
-        <w:rPr>
-          <w:rFonts w:ascii="Calibri" w:hAnsi="Calibri" w:cs="Calibri"/>
-          <w:b/>
-          <w:bCs/>
-          <w:szCs w:val="28"/>
-          <w:lang w:val="es-419"/>
-        </w:rPr>
-        <w:t xml:space="preserve">Canales de </w:t>
-      </w:r>
-      <w:r>
-        <w:rPr>
-          <w:rFonts w:ascii="Calibri" w:hAnsi="Calibri" w:cs="Calibri"/>
-          <w:b/>
-          <w:bCs/>
-          <w:szCs w:val="28"/>
-          <w:lang w:val="es-419"/>
-        </w:rPr>
-        <w:t>c</w:t>
-      </w:r>
-      <w:r>
-        <w:rPr>
-          <w:rFonts w:ascii="Calibri" w:hAnsi="Calibri" w:cs="Calibri"/>
-          <w:b/>
-          <w:bCs/>
-          <w:szCs w:val="28"/>
-          <w:lang w:val="es-419"/>
-        </w:rPr>
-        <w:t>omunicación</w:t>
-      </w:r>
-      <w:r>
-        <w:rPr>
-          <w:rFonts w:ascii="Calibri" w:hAnsi="Calibri" w:cs="Calibri"/>
-          <w:szCs w:val="28"/>
-          <w:lang w:val="es-419"/>
-        </w:rPr>
-        <w:t xml:space="preserve">: soporte por el cual se emite el mensaje entre el emisor y </w:t>
-      </w:r>
-      <w:r>
-        <w:rPr>
-          <w:rFonts w:ascii="Calibri" w:hAnsi="Calibri" w:cs="Calibri"/>
-          <w:szCs w:val="28"/>
-          <w:lang w:val="es-419"/>
-        </w:rPr>
-        <w:t xml:space="preserve">el receptor en el proceso de comunicación, puede ser la radio, tv, prensa, internet, </w:t>
-      </w:r>
-      <w:r>
-        <w:rPr>
-          <w:rStyle w:val="Extranjerismo"/>
-          <w:lang w:val="es-419"/>
-        </w:rPr>
-        <w:t>email</w:t>
-      </w:r>
-      <w:r>
-        <w:rPr>
-          <w:rFonts w:ascii="Calibri" w:hAnsi="Calibri" w:cs="Calibri"/>
-          <w:szCs w:val="28"/>
-          <w:lang w:val="es-419"/>
-        </w:rPr>
-        <w:t>, etc.</w:t>
-      </w:r>
-    </w:p>
-    <w:p>
-      <w:pPr>
-        <w:rPr>
-          <w:rFonts w:ascii="Calibri" w:hAnsi="Calibri" w:cs="Calibri"/>
-          <w:szCs w:val="28"/>
-          <w:lang w:val="es-419"/>
-        </w:rPr>
-      </w:pPr>
-      <w:r>
-        <w:rPr>
-          <w:rFonts w:ascii="Calibri" w:hAnsi="Calibri" w:cs="Calibri"/>
-          <w:b/>
-          <w:bCs/>
-          <w:szCs w:val="28"/>
-          <w:lang w:val="es-419"/>
-        </w:rPr>
-        <w:t>Clientes</w:t>
-      </w:r>
-      <w:r>
-        <w:rPr>
-          <w:rFonts w:ascii="Calibri" w:hAnsi="Calibri" w:cs="Calibri"/>
-          <w:szCs w:val="28"/>
-          <w:lang w:val="es-419"/>
-        </w:rPr>
-        <w:t>: persona que hace uso de un producto o servicio, el cual paga por este.</w:t>
-      </w:r>
-    </w:p>
-    <w:p>
-      <w:pPr>
-        <w:rPr>
-          <w:rFonts w:ascii="Calibri" w:hAnsi="Calibri" w:cs="Calibri"/>
-          <w:szCs w:val="28"/>
-          <w:lang w:val="es-419"/>
-        </w:rPr>
-      </w:pPr>
-      <w:r>
-        <w:rPr>
-          <w:rFonts w:ascii="Calibri" w:hAnsi="Calibri" w:cs="Calibri"/>
-          <w:b/>
-          <w:bCs/>
-          <w:szCs w:val="28"/>
-          <w:lang w:val="es-419"/>
-        </w:rPr>
-        <w:t>Fidelización</w:t>
-      </w:r>
-      <w:r>
-        <w:rPr>
-          <w:rFonts w:ascii="Calibri" w:hAnsi="Calibri" w:cs="Calibri"/>
-          <w:szCs w:val="28"/>
-          <w:lang w:val="es-419"/>
-        </w:rPr>
-        <w:t xml:space="preserve">: dentro del </w:t>
-      </w:r>
-      <w:r>
-        <w:rPr>
-          <w:rStyle w:val="Extranjerismo"/>
-          <w:lang w:val="es-419"/>
-        </w:rPr>
-        <w:t>marketing</w:t>
-      </w:r>
-      <w:r>
-        <w:rPr>
-          <w:rFonts w:ascii="Calibri" w:hAnsi="Calibri" w:cs="Calibri"/>
-          <w:szCs w:val="28"/>
-          <w:lang w:val="es-419"/>
-        </w:rPr>
-        <w:t>,</w:t>
-      </w:r>
-      <w:r>
-        <w:rPr>
-          <w:rFonts w:ascii="Calibri" w:hAnsi="Calibri" w:cs="Calibri"/>
-          <w:szCs w:val="28"/>
-          <w:lang w:val="es-419"/>
-        </w:rPr>
-        <w:t xml:space="preserve"> se define como el hecho de la lealtad que tiene un cliente con una marca.</w:t>
-      </w:r>
-    </w:p>
-    <w:p>
-      <w:pPr>
-        <w:rPr>
-          <w:rFonts w:ascii="Calibri" w:hAnsi="Calibri" w:cs="Calibri"/>
-          <w:szCs w:val="28"/>
-          <w:lang w:val="es-419"/>
-        </w:rPr>
-      </w:pPr>
-      <w:r>
-        <w:rPr>
-          <w:rFonts w:ascii="Calibri" w:hAnsi="Calibri" w:cs="Calibri"/>
-          <w:b/>
-          <w:bCs/>
-          <w:szCs w:val="28"/>
-          <w:lang w:val="es-419"/>
-        </w:rPr>
-        <w:t xml:space="preserve">Google </w:t>
-      </w:r>
-      <w:proofErr w:type="spellStart"/>
-      <w:r>
-        <w:rPr>
-          <w:rFonts w:ascii="Calibri" w:hAnsi="Calibri" w:cs="Calibri"/>
-          <w:b/>
-          <w:bCs/>
-          <w:szCs w:val="28"/>
-          <w:lang w:val="es-419"/>
-        </w:rPr>
-        <w:t>Analytics</w:t>
-      </w:r>
-      <w:proofErr w:type="spellEnd"/>
-      <w:r>
-        <w:rPr>
-          <w:rFonts w:ascii="Calibri" w:hAnsi="Calibri" w:cs="Calibri"/>
-          <w:szCs w:val="28"/>
-          <w:lang w:val="es-419"/>
-        </w:rPr>
-        <w:t>: herramienta usada para analizar datos en un sitio web y conocer mejor a los clientes.</w:t>
-      </w:r>
-    </w:p>
-    <w:p>
-      <w:pPr>
-        <w:rPr>
-          <w:rFonts w:ascii="Calibri" w:hAnsi="Calibri" w:cs="Calibri"/>
-          <w:szCs w:val="28"/>
-          <w:lang w:val="es-419"/>
-        </w:rPr>
-      </w:pPr>
-      <w:r>
-        <w:rPr>
-          <w:rFonts w:ascii="Calibri" w:hAnsi="Calibri" w:cs="Calibri"/>
-          <w:b/>
-          <w:bCs/>
-          <w:szCs w:val="28"/>
-          <w:lang w:val="es-419"/>
-        </w:rPr>
-        <w:t>Protocolo</w:t>
-      </w:r>
-      <w:r>
-        <w:rPr>
-          <w:rFonts w:ascii="Calibri" w:hAnsi="Calibri" w:cs="Calibri"/>
-          <w:szCs w:val="28"/>
-          <w:lang w:val="es-419"/>
-        </w:rPr>
-        <w:t>: conjunto de reglas de formalidad y establecimiento de ruta de seguimiento para una situación o manejo de un elemento.</w:t>
-      </w:r>
-    </w:p>
-    <w:p>
-      <w:pPr>
-        <w:rPr>
-          <w:rFonts w:ascii="Calibri" w:hAnsi="Calibri" w:cs="Calibri"/>
-          <w:szCs w:val="28"/>
-          <w:lang w:val="es-419"/>
-        </w:rPr>
-      </w:pPr>
-      <w:r>
-        <w:rPr>
-          <w:rFonts w:ascii="Calibri" w:hAnsi="Calibri" w:cs="Calibri"/>
-          <w:b/>
-          <w:bCs/>
-          <w:szCs w:val="28"/>
-          <w:lang w:val="es-419"/>
-        </w:rPr>
-        <w:t>Redes sociales</w:t>
-      </w:r>
-      <w:r>
-        <w:rPr>
-          <w:rFonts w:ascii="Calibri" w:hAnsi="Calibri" w:cs="Calibri"/>
-          <w:szCs w:val="28"/>
-          <w:lang w:val="es-419"/>
-        </w:rPr>
-        <w:t>: estructuras formadas en Internet por personas u organizaciones que se conectan a partir de intereses o valores comunes.</w:t>
-      </w:r>
-    </w:p>
-    <w:p>
-      <w:pPr>
-        <w:rPr>
-          <w:rFonts w:ascii="Calibri" w:hAnsi="Calibri" w:cs="Calibri"/>
-          <w:szCs w:val="28"/>
-          <w:lang w:val="es-419"/>
-        </w:rPr>
-      </w:pPr>
-      <w:r>
-        <w:rPr>
-          <w:rStyle w:val="Extranjerismo"/>
-          <w:b/>
-          <w:bCs/>
-        </w:rPr>
-        <w:t>Social</w:t>
-      </w:r>
-      <w:r>
-        <w:rPr>
-          <w:rStyle w:val="Extranjerismo"/>
-          <w:b/>
-          <w:bCs/>
-          <w:lang w:val="es-419"/>
-        </w:rPr>
-        <w:t xml:space="preserve"> media</w:t>
-      </w:r>
-      <w:r>
-        <w:rPr>
-          <w:rFonts w:ascii="Calibri" w:hAnsi="Calibri" w:cs="Calibri"/>
-          <w:szCs w:val="28"/>
-          <w:lang w:val="es-419"/>
-        </w:rPr>
-        <w:t>: plataformas de comunicación en línea donde el contenido es creado por los propios usuarios mediante el uso de la Web 2.0, que facilitan la edición, publicación e intercambio de información.</w:t>
-      </w:r>
-    </w:p>
-    <w:p>
-      <w:pPr>
-        <w:rPr>
-          <w:rFonts w:ascii="Calibri" w:hAnsi="Calibri" w:cs="Calibri"/>
-          <w:szCs w:val="28"/>
-          <w:lang w:val="es-419"/>
-        </w:rPr>
-      </w:pPr>
-      <w:r>
-        <w:rPr>
-          <w:rFonts w:ascii="Calibri" w:hAnsi="Calibri" w:cs="Calibri"/>
-          <w:b/>
-          <w:bCs/>
-          <w:szCs w:val="28"/>
-          <w:lang w:val="es-419"/>
-        </w:rPr>
-        <w:t>Tendencia</w:t>
-      </w:r>
-      <w:r>
-        <w:rPr>
-          <w:rFonts w:ascii="Calibri" w:hAnsi="Calibri" w:cs="Calibri"/>
-          <w:szCs w:val="28"/>
-          <w:lang w:val="es-419"/>
-        </w:rPr>
-        <w:t>: corriente que se orienta a determinada dirección.</w:t>
-      </w:r>
-    </w:p>
-    <w:p>
-      <w:pPr>
-        <w:rPr>
-          <w:rFonts w:ascii="Calibri" w:hAnsi="Calibri" w:cs="Calibri"/>
-          <w:szCs w:val="28"/>
-          <w:lang w:val="es-419"/>
-        </w:rPr>
-      </w:pPr>
-      <w:r>
-        <w:rPr>
-          <w:rFonts w:ascii="Calibri" w:hAnsi="Calibri" w:cs="Calibri"/>
-          <w:b/>
-          <w:bCs/>
-          <w:szCs w:val="28"/>
-          <w:lang w:val="es-419"/>
-        </w:rPr>
-        <w:t>Web</w:t>
-      </w:r>
-      <w:r>
-        <w:rPr>
-          <w:rFonts w:ascii="Calibri" w:hAnsi="Calibri" w:cs="Calibri"/>
-          <w:szCs w:val="28"/>
-          <w:lang w:val="es-419"/>
-        </w:rPr>
-        <w:t>: conjunto de información que se encuentra en una dirección determinada de internet.</w:t>
-      </w:r>
-    </w:p>
-    <w:p>
-      <w:pPr>
-        <w:pStyle w:val="Titulosgenerales"/>
-      </w:pPr>
-      <w:bookmarkStart w:id="14" w:name="_Toc225874152"/>
-      <w:r>
-        <w:lastRenderedPageBreak/>
-        <w:t>Referencias bibliográficas</w:t>
-      </w:r>
-      <w:bookmarkEnd w:id="14"/>
-      <w:r>
-        <w:t xml:space="preserve"> </w:t>
-      </w:r>
-    </w:p>
-    <w:p>
-      <w:pPr>
-        <w:pStyle w:val="Normal0"/>
-        <w:ind w:firstLine="708"/>
-        <w:rPr>
-          <w:rFonts w:asciiTheme="minorHAnsi" w:hAnsiTheme="minorHAnsi" w:cstheme="minorHAnsi"/>
-          <w:sz w:val="28"/>
-          <w:szCs w:val="28"/>
-        </w:rPr>
-      </w:pPr>
-      <w:r>
-        <w:rPr>
-          <w:rFonts w:asciiTheme="minorHAnsi" w:hAnsiTheme="minorHAnsi" w:cstheme="minorHAnsi"/>
-          <w:sz w:val="28"/>
-          <w:szCs w:val="28"/>
-        </w:rPr>
-        <w:t xml:space="preserve">Agencia Nacional de Evaluación de la Calidad y Acreditación –ANECA. (s.f.). Plan de mejoras: herramienta de trabajo. </w:t>
-      </w:r>
-    </w:p>
-    <w:p>
-      <w:pPr>
-        <w:pStyle w:val="Normal0"/>
-        <w:ind w:firstLine="708"/>
-        <w:rPr>
-          <w:rFonts w:asciiTheme="minorHAnsi" w:hAnsiTheme="minorHAnsi" w:cstheme="minorHAnsi"/>
-          <w:sz w:val="28"/>
-          <w:szCs w:val="28"/>
-        </w:rPr>
-      </w:pPr>
+        <w:ind w:left="1416" w:firstLine="708"/>
+      </w:pPr>
+      <w:r>
+        <w:t xml:space="preserve">Video: </w:t>
+      </w:r>
+      <w:r>
+        <w:t>Elaboración e interpretación de gráficos</w:t>
+      </w:r>
+      <w:r>
+        <w:t>.</w:t>
+      </w:r>
+    </w:p>
+    <w:p>
+      <w:r>
+        <w:t xml:space="preserve">                </w:t>
+      </w:r>
+      <w:r>
+        <w:rPr>
+          <w:b/>
+          <w:bCs/>
+          <w:sz w:val="24"/>
+          <w:szCs w:val="24"/>
+        </w:rPr>
+        <w:t xml:space="preserve">                </w:t>
+      </w:r>
+      <w:r>
+        <w:t xml:space="preserve">     </w:t>
+      </w:r>
+      <w:r>
+        <w:rPr>
+          <w:noProof/>
+        </w:rPr>
+        <w:t xml:space="preserve">      </w:t>
+      </w:r>
       <w:hyperlink r:id="rId16" w:history="1">
         <w:r>
           <w:rPr>
             <w:rStyle w:val="Hipervnculo"/>
-            <w:rFonts w:asciiTheme="minorHAnsi" w:hAnsiTheme="minorHAnsi" w:cstheme="minorHAnsi"/>
-            <w:sz w:val="28"/>
+            <w:b/>
+            <w:lang w:val="es-419"/>
+          </w:rPr>
+          <w:t>Enlace de reproducción del video</w:t>
+        </w:r>
+      </w:hyperlink>
+    </w:p>
+    <w:tbl>
+      <w:tblPr>
+        <w:tblStyle w:val="Tablaconcuadrcula"/>
+        <w:tblW w:w="0" w:type="auto"/>
+        <w:tblLook w:val="04A0" w:firstRow="1" w:lastRow="0" w:firstColumn="1" w:lastColumn="0" w:noHBand="0" w:noVBand="1"/>
+      </w:tblPr>
+      <w:tblGrid>
+        <w:gridCol w:w="9962"/>
+      </w:tblGrid>
+      <w:tr>
+        <w:tc>
+          <w:tcPr>
+            <w:tcW w:w="9962" w:type="dxa"/>
+          </w:tcPr>
+          <w:p>
+            <w:pPr>
+              <w:pStyle w:val="Video"/>
+              <w:numPr>
+                <w:ilvl w:val="0"/>
+                <w:numId w:val="0"/>
+              </w:numPr>
+              <w:ind w:left="306"/>
+              <w:jc w:val="left"/>
+              <w:rPr>
+                <w:b/>
+                <w:lang w:val="es-419"/>
+              </w:rPr>
+            </w:pPr>
+            <w:r>
+              <w:rPr>
+                <w:b/>
+                <w:lang w:val="es-419"/>
+              </w:rPr>
+              <w:t>Síntesis del video:</w:t>
+            </w:r>
+            <w:r>
+              <w:rPr>
+                <w:b/>
+                <w:lang w:val="es-419"/>
+              </w:rPr>
+              <w:t xml:space="preserve"> </w:t>
+            </w:r>
+            <w:r>
+              <w:t>Elaboración e interpretación de gráficos</w:t>
+            </w:r>
+          </w:p>
+        </w:tc>
+      </w:tr>
+      <w:tr>
+        <w:tc>
+          <w:tcPr>
+            <w:tcW w:w="9962" w:type="dxa"/>
+          </w:tcPr>
+          <w:p>
+            <w:pPr>
+              <w:rPr>
+                <w:rFonts w:cstheme="minorHAnsi"/>
+                <w:szCs w:val="28"/>
+              </w:rPr>
+            </w:pPr>
+            <w:r>
+              <w:rPr>
+                <w:rFonts w:cstheme="minorHAnsi"/>
+                <w:szCs w:val="28"/>
+              </w:rPr>
+              <w:t xml:space="preserve">El reporte de redes sociales y analítica digital son estrategias eficaces para mejorar la comunicación adecuada entre las campañas de </w:t>
+            </w:r>
+            <w:r>
+              <w:rPr>
+                <w:rStyle w:val="Extranjerismo"/>
+              </w:rPr>
+              <w:t>marketing</w:t>
+            </w:r>
+            <w:r>
+              <w:rPr>
+                <w:rFonts w:cstheme="minorHAnsi"/>
+                <w:szCs w:val="28"/>
+              </w:rPr>
+              <w:t xml:space="preserve"> y la dirección de la empresa. De los datos analíticos depende la </w:t>
+            </w:r>
+            <w:r>
+              <w:rPr>
+                <w:rStyle w:val="Extranjerismo"/>
+              </w:rPr>
+              <w:t>social media</w:t>
+            </w:r>
+            <w:r>
+              <w:rPr>
+                <w:rFonts w:cstheme="minorHAnsi"/>
+                <w:szCs w:val="28"/>
+              </w:rPr>
+              <w:t xml:space="preserve"> para que las iniciativas sean eficaces y exitosas, redundando así en el beneficio para las empresas.</w:t>
+            </w:r>
+          </w:p>
+          <w:p>
+            <w:pPr>
+              <w:rPr>
+                <w:rFonts w:cstheme="minorHAnsi"/>
+                <w:szCs w:val="28"/>
+              </w:rPr>
+            </w:pPr>
+            <w:r>
+              <w:rPr>
+                <w:rFonts w:cstheme="minorHAnsi"/>
+                <w:szCs w:val="28"/>
+              </w:rPr>
+              <w:lastRenderedPageBreak/>
+              <w:t>Cuando hablamos de visualización de datos, nos referimos al proceso de convertir cantidades grandísimas de información en conocimiento y, para esto, se utilizan diversos gráficos estadísticos, que serían aquellas herramientas visuales que ayudan a plasmar datos estadísticos complejos de forma ordenada y sencilla para ser interpretados, analizados y entendidos.</w:t>
+            </w:r>
+          </w:p>
+          <w:p>
+            <w:pPr>
+              <w:rPr>
+                <w:rFonts w:cstheme="minorHAnsi"/>
+                <w:szCs w:val="28"/>
+              </w:rPr>
+            </w:pPr>
+            <w:r>
+              <w:rPr>
+                <w:rFonts w:cstheme="minorHAnsi"/>
+                <w:szCs w:val="28"/>
+              </w:rPr>
+              <w:t>Un dato estadístico se puede definir como el valor cuantitativo de un objeto de conocimiento en un tiempo y en un espacio, y puede ser de dos tipos. Cuantitativos, hace referencia a cantidades y valores, y cualitativos, son cualidades del producto que no pueden expresarse a partir de números.</w:t>
+            </w:r>
+          </w:p>
+          <w:p>
+            <w:pPr>
+              <w:rPr>
+                <w:rFonts w:cstheme="minorHAnsi"/>
+                <w:szCs w:val="28"/>
+              </w:rPr>
+            </w:pPr>
+            <w:r>
+              <w:rPr>
+                <w:rFonts w:cstheme="minorHAnsi"/>
+                <w:szCs w:val="28"/>
+              </w:rPr>
+              <w:t>Entonces, un gráfico, resultado de una estrategia de analítica digital, lo que hace es ordenar los datos estadísticos con diversas estructuras: líneas, barras, burbujas, etcétera, todo con el propósito de generar facilidad en el entendimiento sobre la data.</w:t>
+            </w:r>
+          </w:p>
+          <w:p>
+            <w:pPr>
+              <w:rPr>
+                <w:rFonts w:cstheme="minorHAnsi"/>
+                <w:szCs w:val="28"/>
+              </w:rPr>
+            </w:pPr>
+            <w:r>
+              <w:rPr>
+                <w:rFonts w:cstheme="minorHAnsi"/>
+                <w:szCs w:val="28"/>
+              </w:rPr>
+              <w:t>Características de los gráficos.</w:t>
+            </w:r>
+            <w:r>
+              <w:rPr>
+                <w:rFonts w:cstheme="minorHAnsi"/>
+                <w:szCs w:val="28"/>
+              </w:rPr>
+              <w:t xml:space="preserve"> </w:t>
+            </w:r>
+            <w:r>
+              <w:rPr>
+                <w:rFonts w:cstheme="minorHAnsi"/>
+                <w:szCs w:val="28"/>
+              </w:rPr>
+              <w:t>Un buen gráfico debe generar las siguientes particularidades: presentar la información de manera agradable, sencilla, clara y precisa; generar interés y captar la atención del lector; acompaña e ilustra el tema, mensaje o trama del texto en el que se apoya; facilita la comparación de datos, destacando tendencias y diferencias; no puede inducir al error.</w:t>
+            </w:r>
+          </w:p>
+          <w:p>
+            <w:pPr>
+              <w:rPr>
+                <w:lang w:val="es-419"/>
+              </w:rPr>
+            </w:pPr>
+          </w:p>
+        </w:tc>
+      </w:tr>
+    </w:tbl>
+    <w:p>
+      <w:pPr>
+        <w:pStyle w:val="Ttulo2"/>
+      </w:pPr>
+      <w:bookmarkStart w:id="8" w:name="_Toc225874146"/>
+      <w:r>
+        <w:lastRenderedPageBreak/>
+        <w:t>Características de los gráficos</w:t>
+      </w:r>
+      <w:bookmarkEnd w:id="8"/>
+    </w:p>
+    <w:p>
+      <w:pPr>
+        <w:rPr>
+          <w:lang w:val="es-419" w:eastAsia="es-CO"/>
+        </w:rPr>
+      </w:pPr>
+      <w:r>
+        <w:rPr>
+          <w:lang w:val="es-419" w:eastAsia="es-CO"/>
+        </w:rPr>
+        <w:t>Un buen gráfico debe generar las siguientes particularidades:</w:t>
+      </w:r>
+    </w:p>
+    <w:p>
+      <w:pPr>
+        <w:pStyle w:val="Prrafodelista"/>
+        <w:numPr>
+          <w:ilvl w:val="0"/>
+          <w:numId w:val="28"/>
+        </w:numPr>
+        <w:rPr>
+          <w:lang w:val="es-419" w:eastAsia="es-CO"/>
+        </w:rPr>
+      </w:pPr>
+      <w:r>
+        <w:rPr>
+          <w:lang w:val="es-419" w:eastAsia="es-CO"/>
+        </w:rPr>
+        <w:t>Presentar la información de manera agradable, sencilla, clara y precisa.</w:t>
+      </w:r>
+    </w:p>
+    <w:p>
+      <w:pPr>
+        <w:pStyle w:val="Prrafodelista"/>
+        <w:numPr>
+          <w:ilvl w:val="0"/>
+          <w:numId w:val="28"/>
+        </w:numPr>
+        <w:rPr>
+          <w:lang w:val="es-419" w:eastAsia="es-CO"/>
+        </w:rPr>
+      </w:pPr>
+      <w:r>
+        <w:rPr>
+          <w:lang w:val="es-419" w:eastAsia="es-CO"/>
+        </w:rPr>
+        <w:lastRenderedPageBreak/>
+        <w:t>Generar interés y captar la atención del lector.</w:t>
+      </w:r>
+    </w:p>
+    <w:p>
+      <w:pPr>
+        <w:pStyle w:val="Prrafodelista"/>
+        <w:numPr>
+          <w:ilvl w:val="0"/>
+          <w:numId w:val="28"/>
+        </w:numPr>
+        <w:rPr>
+          <w:lang w:val="es-419" w:eastAsia="es-CO"/>
+        </w:rPr>
+      </w:pPr>
+      <w:r>
+        <w:rPr>
+          <w:lang w:val="es-419" w:eastAsia="es-CO"/>
+        </w:rPr>
+        <w:t>Acompaña e ilustra el tema, mensaje o trama del texto en él se apoya.</w:t>
+      </w:r>
+    </w:p>
+    <w:p>
+      <w:pPr>
+        <w:pStyle w:val="Prrafodelista"/>
+        <w:numPr>
+          <w:ilvl w:val="0"/>
+          <w:numId w:val="28"/>
+        </w:numPr>
+        <w:rPr>
+          <w:lang w:val="es-419" w:eastAsia="es-CO"/>
+        </w:rPr>
+      </w:pPr>
+      <w:r>
+        <w:rPr>
+          <w:lang w:val="es-419" w:eastAsia="es-CO"/>
+        </w:rPr>
+        <w:t>Facilita la comparación de datos, destacando tendencias y diferencias.</w:t>
+      </w:r>
+    </w:p>
+    <w:p>
+      <w:pPr>
+        <w:pStyle w:val="Prrafodelista"/>
+        <w:numPr>
+          <w:ilvl w:val="0"/>
+          <w:numId w:val="28"/>
+        </w:numPr>
+        <w:rPr>
+          <w:lang w:val="es-419" w:eastAsia="es-CO"/>
+        </w:rPr>
+      </w:pPr>
+      <w:r>
+        <w:rPr>
+          <w:lang w:val="es-419" w:eastAsia="es-CO"/>
+        </w:rPr>
+        <w:t>No puede inducir al error.</w:t>
+      </w:r>
+    </w:p>
+    <w:p>
+      <w:pPr>
+        <w:rPr>
+          <w:lang w:val="es-419" w:eastAsia="es-CO"/>
+        </w:rPr>
+      </w:pPr>
+      <w:r>
+        <w:rPr>
+          <w:lang w:val="es-419" w:eastAsia="es-CO"/>
+        </w:rPr>
+        <w:t>Existe un amplio abanico de gráficos diferentes que se pueden implementar en los informes de analíticas digital. Se presentarán los más usados desde su tipo, explicación y cuándo se usan. Le sugerimos percibir los beneficios de estos gráficos para que pueda tomar decisiones en el momento de utilizarlos.</w:t>
+      </w:r>
+    </w:p>
+    <w:p>
+      <w:pPr>
+        <w:rPr>
+          <w:lang w:val="es-419" w:eastAsia="es-CO"/>
+        </w:rPr>
+      </w:pPr>
+      <w:r>
+        <w:rPr>
+          <w:b/>
+          <w:bCs/>
+          <w:lang w:val="es-419" w:eastAsia="es-CO"/>
+        </w:rPr>
+        <w:t>Tablas</w:t>
+      </w:r>
+    </w:p>
+    <w:p>
+      <w:pPr>
+        <w:pStyle w:val="Prrafodelista"/>
+        <w:numPr>
+          <w:ilvl w:val="0"/>
+          <w:numId w:val="33"/>
+        </w:numPr>
+        <w:rPr>
+          <w:lang w:val="es-419" w:eastAsia="es-CO"/>
+        </w:rPr>
+      </w:pPr>
+      <w:r>
+        <w:rPr>
+          <w:b/>
+          <w:bCs/>
+          <w:lang w:val="es-419" w:eastAsia="es-CO"/>
+        </w:rPr>
+        <w:t>Explicación</w:t>
+      </w:r>
+    </w:p>
+    <w:p>
+      <w:pPr>
+        <w:rPr>
+          <w:lang w:val="es-419" w:eastAsia="es-CO"/>
+        </w:rPr>
+      </w:pPr>
+      <w:r>
+        <w:rPr>
+          <w:lang w:val="es-419" w:eastAsia="es-CO"/>
+        </w:rPr>
+        <w:t>Gráfico que sirve para organizar los datos en columnas dando cuenta de las frecuencias que un dato se repite.</w:t>
+      </w:r>
+    </w:p>
+    <w:p>
+      <w:pPr>
+        <w:pStyle w:val="Prrafodelista"/>
+        <w:numPr>
+          <w:ilvl w:val="0"/>
+          <w:numId w:val="33"/>
+        </w:numPr>
+        <w:rPr>
+          <w:lang w:val="es-419" w:eastAsia="es-CO"/>
+        </w:rPr>
+      </w:pPr>
+      <w:r>
+        <w:rPr>
+          <w:lang w:val="es-419" w:eastAsia="es-CO"/>
+        </w:rPr>
+        <w:t>¿</w:t>
+      </w:r>
+      <w:r>
+        <w:rPr>
+          <w:b/>
+          <w:bCs/>
+          <w:lang w:val="es-419" w:eastAsia="es-CO"/>
+        </w:rPr>
+        <w:t>Cuándo se usa</w:t>
+      </w:r>
+      <w:r>
+        <w:rPr>
+          <w:lang w:val="es-419" w:eastAsia="es-CO"/>
+        </w:rPr>
+        <w:t>?</w:t>
+      </w:r>
+      <w:r>
+        <w:rPr>
+          <w:lang w:val="es-419" w:eastAsia="es-CO"/>
+        </w:rPr>
+        <w:t xml:space="preserve"> </w:t>
+      </w:r>
+    </w:p>
+    <w:p>
+      <w:pPr>
+        <w:rPr>
+          <w:lang w:val="es-419" w:eastAsia="es-CO"/>
+        </w:rPr>
+      </w:pPr>
+      <w:r>
+        <w:rPr>
+          <w:lang w:val="es-419" w:eastAsia="es-CO"/>
+        </w:rPr>
+        <w:t xml:space="preserve">Este gráfico se implementa para representar variables cuantitativas o cualitativas </w:t>
+      </w:r>
+      <w:r>
+        <w:rPr>
+          <w:lang w:val="es-419" w:eastAsia="es-CO"/>
+        </w:rPr>
+        <w:t>ordinales</w:t>
+      </w:r>
+      <w:r>
+        <w:rPr>
+          <w:lang w:val="es-419" w:eastAsia="es-CO"/>
+        </w:rPr>
+        <w:t>.</w:t>
+      </w:r>
+    </w:p>
+    <w:p>
+      <w:pPr>
+        <w:rPr>
+          <w:b/>
+          <w:bCs/>
+          <w:lang w:val="es-419" w:eastAsia="es-CO"/>
+        </w:rPr>
+      </w:pPr>
+      <w:r>
+        <w:rPr>
+          <w:b/>
+          <w:bCs/>
+          <w:lang w:val="es-419" w:eastAsia="es-CO"/>
+        </w:rPr>
+        <w:t>Gráfico de barras</w:t>
+      </w:r>
+    </w:p>
+    <w:p>
+      <w:pPr>
+        <w:pStyle w:val="Prrafodelista"/>
+        <w:numPr>
+          <w:ilvl w:val="0"/>
+          <w:numId w:val="33"/>
+        </w:numPr>
+        <w:rPr>
+          <w:b/>
+          <w:bCs/>
+          <w:lang w:val="es-419" w:eastAsia="es-CO"/>
+        </w:rPr>
+      </w:pPr>
+      <w:r>
+        <w:rPr>
+          <w:b/>
+          <w:bCs/>
+          <w:lang w:val="es-419" w:eastAsia="es-CO"/>
+        </w:rPr>
+        <w:t>Explicación</w:t>
+      </w:r>
+    </w:p>
+    <w:p>
+      <w:pPr>
+        <w:rPr>
+          <w:lang w:val="es-419" w:eastAsia="es-CO"/>
+        </w:rPr>
+      </w:pPr>
+      <w:r>
+        <w:rPr>
+          <w:lang w:val="es-419" w:eastAsia="es-CO"/>
+        </w:rPr>
+        <w:t>Es el gráfico más utilizado se conforma de un eje x que posiciona conceptos y un eje y que define la escala de valor y se representa mediante barras o rectángulos.</w:t>
+      </w:r>
+    </w:p>
+    <w:p>
+      <w:pPr>
+        <w:spacing w:before="0" w:after="160" w:line="259" w:lineRule="auto"/>
+        <w:ind w:firstLine="0"/>
+        <w:rPr>
+          <w:lang w:val="es-419" w:eastAsia="es-CO"/>
+        </w:rPr>
+      </w:pPr>
+      <w:r>
+        <w:rPr>
+          <w:lang w:val="es-419" w:eastAsia="es-CO"/>
+        </w:rPr>
+        <w:br w:type="page"/>
+      </w:r>
+    </w:p>
+    <w:p>
+      <w:pPr>
+        <w:pStyle w:val="Prrafodelista"/>
+        <w:numPr>
+          <w:ilvl w:val="0"/>
+          <w:numId w:val="33"/>
+        </w:numPr>
+        <w:rPr>
+          <w:b/>
+          <w:bCs/>
+          <w:lang w:val="es-419" w:eastAsia="es-CO"/>
+        </w:rPr>
+      </w:pPr>
+      <w:r>
+        <w:rPr>
+          <w:b/>
+          <w:bCs/>
+          <w:lang w:val="es-419" w:eastAsia="es-CO"/>
+        </w:rPr>
+        <w:lastRenderedPageBreak/>
+        <w:t>¿Cuándo se usa?</w:t>
+      </w:r>
+    </w:p>
+    <w:p>
+      <w:pPr>
+        <w:rPr>
+          <w:lang w:val="es-419" w:eastAsia="es-CO"/>
+        </w:rPr>
+      </w:pPr>
+      <w:r>
+        <w:rPr>
+          <w:lang w:val="es-419" w:eastAsia="es-CO"/>
+        </w:rPr>
+        <w:t>Cuando se requiera magnitudes de varias categorías o ver la evolución de una magnitud completa.</w:t>
+      </w:r>
+    </w:p>
+    <w:p>
+      <w:pPr>
+        <w:rPr>
+          <w:b/>
+          <w:bCs/>
+          <w:lang w:val="es-419" w:eastAsia="es-CO"/>
+        </w:rPr>
+      </w:pPr>
+      <w:r>
+        <w:rPr>
+          <w:b/>
+          <w:bCs/>
+          <w:lang w:val="es-419" w:eastAsia="es-CO"/>
+        </w:rPr>
+        <w:t>Gráfica lineal o de líneas</w:t>
+      </w:r>
+    </w:p>
+    <w:p>
+      <w:pPr>
+        <w:pStyle w:val="Prrafodelista"/>
+        <w:numPr>
+          <w:ilvl w:val="0"/>
+          <w:numId w:val="33"/>
+        </w:numPr>
+        <w:rPr>
+          <w:b/>
+          <w:bCs/>
+          <w:lang w:val="es-419" w:eastAsia="es-CO"/>
+        </w:rPr>
+      </w:pPr>
+      <w:r>
+        <w:rPr>
+          <w:b/>
+          <w:bCs/>
+          <w:lang w:val="es-419" w:eastAsia="es-CO"/>
+        </w:rPr>
+        <w:t>Explicación</w:t>
+      </w:r>
+    </w:p>
+    <w:p>
+      <w:pPr>
+        <w:rPr>
+          <w:lang w:val="es-419" w:eastAsia="es-CO"/>
+        </w:rPr>
+      </w:pPr>
+      <w:r>
+        <w:rPr>
+          <w:lang w:val="es-419" w:eastAsia="es-CO"/>
+        </w:rPr>
+        <w:t>Muestra tendencias en el tiempo y los valores se representan con puntos unidos por líneas.</w:t>
+      </w:r>
+    </w:p>
+    <w:p>
+      <w:pPr>
+        <w:pStyle w:val="Prrafodelista"/>
+        <w:numPr>
+          <w:ilvl w:val="0"/>
+          <w:numId w:val="33"/>
+        </w:numPr>
+        <w:rPr>
+          <w:b/>
+          <w:bCs/>
+          <w:lang w:val="es-419" w:eastAsia="es-CO"/>
+        </w:rPr>
+      </w:pPr>
+      <w:r>
+        <w:rPr>
+          <w:b/>
+          <w:bCs/>
+          <w:lang w:val="es-419" w:eastAsia="es-CO"/>
+        </w:rPr>
+        <w:t>¿Cuándo se usa?</w:t>
+      </w:r>
+    </w:p>
+    <w:p>
+      <w:pPr>
+        <w:rPr>
+          <w:lang w:val="es-419" w:eastAsia="es-CO"/>
+        </w:rPr>
+      </w:pPr>
+      <w:r>
+        <w:rPr>
+          <w:lang w:val="es-419" w:eastAsia="es-CO"/>
+        </w:rPr>
+        <w:t>Muy útil para describir las tendencias de una serie de datos de un periodo determinado años, meses, semanas, días, horas, minutos.</w:t>
+      </w:r>
+    </w:p>
+    <w:p>
+      <w:pPr>
+        <w:rPr>
+          <w:b/>
+          <w:bCs/>
+          <w:lang w:val="es-419" w:eastAsia="es-CO"/>
+        </w:rPr>
+      </w:pPr>
+      <w:r>
+        <w:rPr>
+          <w:b/>
+          <w:bCs/>
+          <w:lang w:val="es-419" w:eastAsia="es-CO"/>
+        </w:rPr>
+        <w:t>Gráfico circular o pastel</w:t>
+      </w:r>
+    </w:p>
+    <w:p>
+      <w:pPr>
+        <w:pStyle w:val="Prrafodelista"/>
+        <w:numPr>
+          <w:ilvl w:val="0"/>
+          <w:numId w:val="33"/>
+        </w:numPr>
+        <w:rPr>
+          <w:lang w:val="es-419" w:eastAsia="es-CO"/>
+        </w:rPr>
+      </w:pPr>
+      <w:r>
+        <w:rPr>
+          <w:b/>
+          <w:bCs/>
+          <w:lang w:val="es-419" w:eastAsia="es-CO"/>
+        </w:rPr>
+        <w:t>Explicación</w:t>
+      </w:r>
+    </w:p>
+    <w:p>
+      <w:pPr>
+        <w:rPr>
+          <w:lang w:val="es-419" w:eastAsia="es-CO"/>
+        </w:rPr>
+      </w:pPr>
+      <w:r>
+        <w:rPr>
+          <w:lang w:val="es-419" w:eastAsia="es-CO"/>
+        </w:rPr>
+        <w:t>Gráfico con gran utilización por su facilidad y sencillez, también conocido como Tora por su representación circular que simboliza la totalidad y se expresa en porcentajes.</w:t>
+      </w:r>
+    </w:p>
+    <w:p>
+      <w:pPr>
+        <w:pStyle w:val="Prrafodelista"/>
+        <w:numPr>
+          <w:ilvl w:val="0"/>
+          <w:numId w:val="33"/>
+        </w:numPr>
+        <w:rPr>
+          <w:b/>
+          <w:bCs/>
+          <w:lang w:val="es-419" w:eastAsia="es-CO"/>
+        </w:rPr>
+      </w:pPr>
+      <w:r>
+        <w:rPr>
+          <w:b/>
+          <w:bCs/>
+          <w:lang w:val="es-419" w:eastAsia="es-CO"/>
+        </w:rPr>
+        <w:t>¿Cuándo se usa?</w:t>
+      </w:r>
+    </w:p>
+    <w:p>
+      <w:pPr>
+        <w:rPr>
+          <w:lang w:val="es-419" w:eastAsia="es-CO"/>
+        </w:rPr>
+      </w:pPr>
+      <w:r>
+        <w:rPr>
+          <w:lang w:val="es-419" w:eastAsia="es-CO"/>
+        </w:rPr>
+        <w:t>Cuando se analizan pocas variables y se requiera recalcar proporciones de un total.</w:t>
+      </w:r>
+    </w:p>
+    <w:p>
+      <w:pPr>
+        <w:spacing w:before="0" w:after="160" w:line="259" w:lineRule="auto"/>
+        <w:ind w:firstLine="0"/>
+        <w:rPr>
+          <w:lang w:val="es-419" w:eastAsia="es-CO"/>
+        </w:rPr>
+      </w:pPr>
+      <w:r>
+        <w:rPr>
+          <w:lang w:val="es-419" w:eastAsia="es-CO"/>
+        </w:rPr>
+        <w:br w:type="page"/>
+      </w:r>
+    </w:p>
+    <w:p>
+      <w:pPr>
+        <w:rPr>
+          <w:b/>
+          <w:bCs/>
+          <w:lang w:val="es-419" w:eastAsia="es-CO"/>
+        </w:rPr>
+      </w:pPr>
+      <w:r>
+        <w:rPr>
+          <w:b/>
+          <w:bCs/>
+          <w:lang w:val="es-419" w:eastAsia="es-CO"/>
+        </w:rPr>
+        <w:lastRenderedPageBreak/>
+        <w:t>Gráfica poligonal o polígona de frecuencias</w:t>
+      </w:r>
+    </w:p>
+    <w:p>
+      <w:pPr>
+        <w:pStyle w:val="Prrafodelista"/>
+        <w:numPr>
+          <w:ilvl w:val="0"/>
+          <w:numId w:val="33"/>
+        </w:numPr>
+        <w:rPr>
+          <w:b/>
+          <w:bCs/>
+          <w:lang w:val="es-419" w:eastAsia="es-CO"/>
+        </w:rPr>
+      </w:pPr>
+      <w:r>
+        <w:rPr>
+          <w:b/>
+          <w:bCs/>
+          <w:lang w:val="es-419" w:eastAsia="es-CO"/>
+        </w:rPr>
+        <w:t>Explicación</w:t>
+      </w:r>
+    </w:p>
+    <w:p>
+      <w:pPr>
+        <w:rPr>
+          <w:lang w:val="es-419" w:eastAsia="es-CO"/>
+        </w:rPr>
+      </w:pPr>
+      <w:r>
+        <w:rPr>
+          <w:lang w:val="es-419" w:eastAsia="es-CO"/>
+        </w:rPr>
+        <w:t>Gráfico con gran utilización por su facilidad y sencillez, también conocido como Tora por su representación circular que simboliza la totalidad y se expresa en porcentajes.</w:t>
+      </w:r>
+    </w:p>
+    <w:p>
+      <w:pPr>
+        <w:pStyle w:val="Prrafodelista"/>
+        <w:numPr>
+          <w:ilvl w:val="0"/>
+          <w:numId w:val="33"/>
+        </w:numPr>
+        <w:rPr>
+          <w:b/>
+          <w:bCs/>
+          <w:lang w:val="es-419" w:eastAsia="es-CO"/>
+        </w:rPr>
+      </w:pPr>
+      <w:r>
+        <w:rPr>
+          <w:b/>
+          <w:bCs/>
+          <w:lang w:val="es-419" w:eastAsia="es-CO"/>
+        </w:rPr>
+        <w:t>¿Cuándo se usa?</w:t>
+      </w:r>
+      <w:r>
+        <w:rPr>
+          <w:b/>
+          <w:bCs/>
+          <w:lang w:val="es-419" w:eastAsia="es-CO"/>
+        </w:rPr>
+        <w:t xml:space="preserve"> </w:t>
+      </w:r>
+    </w:p>
+    <w:p>
+      <w:pPr>
+        <w:rPr>
+          <w:lang w:val="es-419" w:eastAsia="es-CO"/>
+        </w:rPr>
+      </w:pPr>
+      <w:r>
+        <w:rPr>
+          <w:lang w:val="es-419" w:eastAsia="es-CO"/>
+        </w:rPr>
+        <w:t>Cuando se analizan pocas variables y se requiera recalcar proporciones de un total.</w:t>
+      </w:r>
+    </w:p>
+    <w:p>
+      <w:pPr>
+        <w:rPr>
+          <w:b/>
+          <w:bCs/>
+          <w:lang w:val="es-419" w:eastAsia="es-CO"/>
+        </w:rPr>
+      </w:pPr>
+      <w:r>
+        <w:rPr>
+          <w:b/>
+          <w:bCs/>
+          <w:lang w:val="es-419" w:eastAsia="es-CO"/>
+        </w:rPr>
+        <w:t>Gráfico de acciones</w:t>
+      </w:r>
+    </w:p>
+    <w:p>
+      <w:pPr>
+        <w:pStyle w:val="Prrafodelista"/>
+        <w:numPr>
+          <w:ilvl w:val="0"/>
+          <w:numId w:val="33"/>
+        </w:numPr>
+        <w:rPr>
+          <w:b/>
+          <w:bCs/>
+          <w:lang w:val="es-419" w:eastAsia="es-CO"/>
+        </w:rPr>
+      </w:pPr>
+      <w:r>
+        <w:rPr>
+          <w:b/>
+          <w:bCs/>
+          <w:lang w:val="es-419" w:eastAsia="es-CO"/>
+        </w:rPr>
+        <w:t>Explicación</w:t>
+      </w:r>
+    </w:p>
+    <w:p>
+      <w:pPr>
+        <w:rPr>
+          <w:lang w:val="es-419" w:eastAsia="es-CO"/>
+        </w:rPr>
+      </w:pPr>
+      <w:r>
+        <w:rPr>
+          <w:lang w:val="es-419" w:eastAsia="es-CO"/>
+        </w:rPr>
+        <w:t>Con este gráfico se puede representar datos financieros, a través de eje horizontal que expresa el tiempo y el eje vertical que expresa los valores o porcentajes.</w:t>
+      </w:r>
+    </w:p>
+    <w:p>
+      <w:pPr>
+        <w:pStyle w:val="Prrafodelista"/>
+        <w:numPr>
+          <w:ilvl w:val="0"/>
+          <w:numId w:val="33"/>
+        </w:numPr>
+        <w:rPr>
+          <w:b/>
+          <w:bCs/>
+          <w:lang w:val="es-419" w:eastAsia="es-CO"/>
+        </w:rPr>
+      </w:pPr>
+      <w:r>
+        <w:rPr>
+          <w:b/>
+          <w:bCs/>
+          <w:lang w:val="es-419" w:eastAsia="es-CO"/>
+        </w:rPr>
+        <w:t>¿Cuándo se usa?</w:t>
+      </w:r>
+      <w:r>
+        <w:rPr>
+          <w:b/>
+          <w:bCs/>
+          <w:lang w:val="es-419" w:eastAsia="es-CO"/>
+        </w:rPr>
+        <w:t xml:space="preserve"> </w:t>
+      </w:r>
+    </w:p>
+    <w:p>
+      <w:pPr>
+        <w:rPr>
+          <w:lang w:val="es-419" w:eastAsia="es-CO"/>
+        </w:rPr>
+      </w:pPr>
+      <w:r>
+        <w:rPr>
+          <w:lang w:val="es-419" w:eastAsia="es-CO"/>
+        </w:rPr>
+        <w:t>Al medir variables cuantitativas que generen y visualizar qué variables tienen valores similares, o si existen valores atípicos entre las variables.</w:t>
+      </w:r>
+    </w:p>
+    <w:p>
+      <w:pPr>
+        <w:rPr>
+          <w:b/>
+          <w:bCs/>
+          <w:lang w:val="es-419" w:eastAsia="es-CO"/>
+        </w:rPr>
+      </w:pPr>
+      <w:r>
+        <w:rPr>
+          <w:b/>
+          <w:bCs/>
+          <w:lang w:val="es-419" w:eastAsia="es-CO"/>
+        </w:rPr>
+        <w:t xml:space="preserve">Gráfico radial </w:t>
+      </w:r>
+      <w:r>
+        <w:rPr>
+          <w:b/>
+          <w:bCs/>
+          <w:lang w:val="es-419" w:eastAsia="es-CO"/>
+        </w:rPr>
+        <w:t>o de telaraña</w:t>
+      </w:r>
+    </w:p>
+    <w:p>
+      <w:pPr>
+        <w:pStyle w:val="Prrafodelista"/>
+        <w:numPr>
+          <w:ilvl w:val="0"/>
+          <w:numId w:val="33"/>
+        </w:numPr>
+        <w:rPr>
+          <w:b/>
+          <w:bCs/>
+          <w:lang w:val="es-419" w:eastAsia="es-CO"/>
+        </w:rPr>
+      </w:pPr>
+      <w:r>
+        <w:rPr>
+          <w:b/>
+          <w:bCs/>
+          <w:lang w:val="es-419" w:eastAsia="es-CO"/>
+        </w:rPr>
+        <w:t>Explicación</w:t>
+      </w:r>
+    </w:p>
+    <w:p>
+      <w:pPr>
+        <w:rPr>
+          <w:lang w:val="es-419" w:eastAsia="es-CO"/>
+        </w:rPr>
+      </w:pPr>
+      <w:r>
+        <w:rPr>
+          <w:lang w:val="es-419" w:eastAsia="es-CO"/>
+        </w:rPr>
+        <w:t>Es un gráfico estructurado con ejes radiales referenciados al mismo origen, que contienen una escala con valores fijos para todas las variables y genera un polígono regular.</w:t>
+      </w:r>
+    </w:p>
+    <w:p>
+      <w:pPr>
+        <w:pStyle w:val="Prrafodelista"/>
+        <w:numPr>
+          <w:ilvl w:val="0"/>
+          <w:numId w:val="33"/>
+        </w:numPr>
+        <w:rPr>
+          <w:b/>
+          <w:bCs/>
+          <w:lang w:val="es-419" w:eastAsia="es-CO"/>
+        </w:rPr>
+      </w:pPr>
+      <w:r>
+        <w:rPr>
+          <w:b/>
+          <w:bCs/>
+          <w:lang w:val="es-419" w:eastAsia="es-CO"/>
+        </w:rPr>
+        <w:lastRenderedPageBreak/>
+        <w:t>¿Cuándo se usa?</w:t>
+      </w:r>
+      <w:r>
+        <w:rPr>
+          <w:b/>
+          <w:bCs/>
+          <w:lang w:val="es-419" w:eastAsia="es-CO"/>
+        </w:rPr>
+        <w:t xml:space="preserve"> </w:t>
+      </w:r>
+    </w:p>
+    <w:p>
+      <w:pPr>
+        <w:rPr>
+          <w:lang w:val="es-419" w:eastAsia="es-CO"/>
+        </w:rPr>
+      </w:pPr>
+      <w:r>
+        <w:rPr>
+          <w:lang w:val="es-419" w:eastAsia="es-CO"/>
+        </w:rPr>
+        <w:t>Cuando tengamos que analizar o evaluar diferentes opciones en función de múltiples variables.</w:t>
+      </w:r>
+    </w:p>
+    <w:p>
+      <w:pPr>
+        <w:rPr>
+          <w:b/>
+          <w:bCs/>
+          <w:lang w:val="es-419" w:eastAsia="es-CO"/>
+        </w:rPr>
+      </w:pPr>
+      <w:r>
+        <w:rPr>
+          <w:b/>
+          <w:bCs/>
+          <w:lang w:val="es-419" w:eastAsia="es-CO"/>
+        </w:rPr>
+        <w:t>Histograma</w:t>
+      </w:r>
+    </w:p>
+    <w:p>
+      <w:pPr>
+        <w:pStyle w:val="Prrafodelista"/>
+        <w:numPr>
+          <w:ilvl w:val="0"/>
+          <w:numId w:val="33"/>
+        </w:numPr>
+        <w:rPr>
+          <w:lang w:val="es-419" w:eastAsia="es-CO"/>
+        </w:rPr>
+      </w:pPr>
+      <w:r>
+        <w:rPr>
+          <w:b/>
+          <w:bCs/>
+          <w:lang w:val="es-419" w:eastAsia="es-CO"/>
+        </w:rPr>
+        <w:t>Explicación</w:t>
+      </w:r>
+    </w:p>
+    <w:p>
+      <w:pPr>
+        <w:rPr>
+          <w:lang w:val="es-419" w:eastAsia="es-CO"/>
+        </w:rPr>
+      </w:pPr>
+      <w:r>
+        <w:rPr>
+          <w:lang w:val="es-419" w:eastAsia="es-CO"/>
+        </w:rPr>
+        <w:t>Gráfico que se estructura a través de ejes cartesianos que muestra la frecuencia de determinados valores, pero, en vez de establecer la frecuencia de un valor concreto, refleja todo un intervalo.</w:t>
+      </w:r>
+    </w:p>
+    <w:p>
+      <w:pPr>
+        <w:pStyle w:val="Prrafodelista"/>
+        <w:numPr>
+          <w:ilvl w:val="0"/>
+          <w:numId w:val="33"/>
+        </w:numPr>
+        <w:rPr>
+          <w:b/>
+          <w:bCs/>
+          <w:lang w:val="es-419" w:eastAsia="es-CO"/>
+        </w:rPr>
+      </w:pPr>
+      <w:r>
+        <w:rPr>
+          <w:b/>
+          <w:bCs/>
+          <w:lang w:val="es-419" w:eastAsia="es-CO"/>
+        </w:rPr>
+        <w:t>¿Cuándo se usa?</w:t>
+      </w:r>
+    </w:p>
+    <w:p>
+      <w:pPr>
+        <w:rPr>
+          <w:lang w:val="es-419" w:eastAsia="es-CO"/>
+        </w:rPr>
+      </w:pPr>
+      <w:r>
+        <w:rPr>
+          <w:lang w:val="es-419" w:eastAsia="es-CO"/>
+        </w:rPr>
+        <w:t>Cuando debamos representar datos cualitativos o datos cuantitativos de tipo discreto.</w:t>
+      </w:r>
+    </w:p>
+    <w:p>
+      <w:pPr>
+        <w:rPr>
+          <w:b/>
+          <w:bCs/>
+          <w:lang w:val="es-419" w:eastAsia="es-CO"/>
+        </w:rPr>
+      </w:pPr>
+      <w:r>
+        <w:rPr>
+          <w:b/>
+          <w:bCs/>
+          <w:lang w:val="es-419" w:eastAsia="es-CO"/>
+        </w:rPr>
+        <w:t>Cartograma</w:t>
+      </w:r>
+    </w:p>
+    <w:p>
+      <w:pPr>
+        <w:pStyle w:val="Prrafodelista"/>
+        <w:numPr>
+          <w:ilvl w:val="0"/>
+          <w:numId w:val="33"/>
+        </w:numPr>
+        <w:rPr>
+          <w:lang w:val="es-419" w:eastAsia="es-CO"/>
+        </w:rPr>
+      </w:pPr>
+      <w:r>
+        <w:rPr>
+          <w:b/>
+          <w:bCs/>
+          <w:lang w:val="es-419" w:eastAsia="es-CO"/>
+        </w:rPr>
+        <w:t>Explicación</w:t>
+      </w:r>
+    </w:p>
+    <w:p>
+      <w:pPr>
+        <w:rPr>
+          <w:lang w:val="es-419" w:eastAsia="es-CO"/>
+        </w:rPr>
+      </w:pPr>
+      <w:r>
+        <w:rPr>
+          <w:lang w:val="es-419" w:eastAsia="es-CO"/>
+        </w:rPr>
+        <w:t>Este tipo de gráfico es implementado para indicar las zonas o áreas geográficas de mayor o menor frecuencia de una variable o valor un determinado. Estas frecuencias o rangos de se indican mediante el uso del color.</w:t>
+      </w:r>
+    </w:p>
+    <w:p>
+      <w:pPr>
+        <w:pStyle w:val="Prrafodelista"/>
+        <w:numPr>
+          <w:ilvl w:val="0"/>
+          <w:numId w:val="33"/>
+        </w:numPr>
+        <w:rPr>
+          <w:b/>
+          <w:bCs/>
+          <w:lang w:val="es-419" w:eastAsia="es-CO"/>
+        </w:rPr>
+      </w:pPr>
+      <w:r>
+        <w:rPr>
+          <w:b/>
+          <w:bCs/>
+          <w:lang w:val="es-419" w:eastAsia="es-CO"/>
+        </w:rPr>
+        <w:t>¿Cuándo se usa?</w:t>
+      </w:r>
+    </w:p>
+    <w:p>
+      <w:pPr>
+        <w:rPr>
+          <w:lang w:val="es-419" w:eastAsia="es-CO"/>
+        </w:rPr>
+      </w:pPr>
+      <w:r>
+        <w:rPr>
+          <w:lang w:val="es-419" w:eastAsia="es-CO"/>
+        </w:rPr>
+        <w:t>Cuando tengamos que mostrar una distribución temática sobre como un territorio adquiere un tamaño, proporcional al valor de la variable representada.</w:t>
+      </w:r>
+    </w:p>
+    <w:p>
+      <w:pPr>
+        <w:spacing w:before="0" w:after="160" w:line="259" w:lineRule="auto"/>
+        <w:ind w:firstLine="0"/>
+        <w:rPr>
+          <w:lang w:val="es-419" w:eastAsia="es-CO"/>
+        </w:rPr>
+      </w:pPr>
+      <w:r>
+        <w:rPr>
+          <w:lang w:val="es-419" w:eastAsia="es-CO"/>
+        </w:rPr>
+        <w:br w:type="page"/>
+      </w:r>
+    </w:p>
+    <w:p>
+      <w:pPr>
+        <w:rPr>
+          <w:b/>
+          <w:bCs/>
+          <w:lang w:val="es-419" w:eastAsia="es-CO"/>
+        </w:rPr>
+      </w:pPr>
+      <w:r>
+        <w:rPr>
+          <w:b/>
+          <w:bCs/>
+          <w:lang w:val="es-419" w:eastAsia="es-CO"/>
+        </w:rPr>
+        <w:lastRenderedPageBreak/>
+        <w:t>Gráfico de dispersión</w:t>
+      </w:r>
+    </w:p>
+    <w:p>
+      <w:pPr>
+        <w:pStyle w:val="Prrafodelista"/>
+        <w:numPr>
+          <w:ilvl w:val="0"/>
+          <w:numId w:val="33"/>
+        </w:numPr>
+        <w:rPr>
+          <w:b/>
+          <w:bCs/>
+          <w:lang w:val="es-419" w:eastAsia="es-CO"/>
+        </w:rPr>
+      </w:pPr>
+      <w:r>
+        <w:rPr>
+          <w:b/>
+          <w:bCs/>
+          <w:lang w:val="es-419" w:eastAsia="es-CO"/>
+        </w:rPr>
+        <w:t>Explicación</w:t>
+      </w:r>
+    </w:p>
+    <w:p>
+      <w:pPr>
+        <w:rPr>
+          <w:lang w:val="es-419" w:eastAsia="es-CO"/>
+        </w:rPr>
+      </w:pPr>
+      <w:r>
+        <w:rPr>
+          <w:lang w:val="es-419" w:eastAsia="es-CO"/>
+        </w:rPr>
+        <w:t>Este gráfico utiliza los puntos para representar los datos, esos puntos representan el valor de cada observación, y muestra como una nube de puntos que valida nivel de dispersión de los datos.</w:t>
+      </w:r>
+    </w:p>
+    <w:p>
+      <w:pPr>
+        <w:pStyle w:val="Prrafodelista"/>
+        <w:numPr>
+          <w:ilvl w:val="0"/>
+          <w:numId w:val="33"/>
+        </w:numPr>
+        <w:rPr>
+          <w:b/>
+          <w:bCs/>
+          <w:lang w:val="es-419" w:eastAsia="es-CO"/>
+        </w:rPr>
+      </w:pPr>
+      <w:r>
+        <w:rPr>
+          <w:b/>
+          <w:bCs/>
+          <w:lang w:val="es-419" w:eastAsia="es-CO"/>
+        </w:rPr>
+        <w:t>¿Cuándo se usa?</w:t>
+      </w:r>
+    </w:p>
+    <w:p>
+      <w:pPr>
+        <w:rPr>
+          <w:lang w:val="es-419" w:eastAsia="es-CO"/>
+        </w:rPr>
+      </w:pPr>
+      <w:r>
+        <w:rPr>
+          <w:lang w:val="es-419" w:eastAsia="es-CO"/>
+        </w:rPr>
+        <w:t>Cuando necesitamos representar de una gran cantidad de observaciones y se desea saber si existe una relación entre variables.</w:t>
+      </w:r>
+    </w:p>
+    <w:p>
+      <w:pPr>
+        <w:rPr>
+          <w:b/>
+          <w:bCs/>
+          <w:lang w:val="es-419" w:eastAsia="es-CO"/>
+        </w:rPr>
+      </w:pPr>
+      <w:r>
+        <w:rPr>
+          <w:b/>
+          <w:bCs/>
+          <w:lang w:val="es-419" w:eastAsia="es-CO"/>
+        </w:rPr>
+        <w:t xml:space="preserve">Diagrama de </w:t>
+      </w:r>
+      <w:proofErr w:type="spellStart"/>
+      <w:r>
+        <w:rPr>
+          <w:b/>
+          <w:bCs/>
+          <w:lang w:val="es-419" w:eastAsia="es-CO"/>
+        </w:rPr>
+        <w:t>gantt</w:t>
+      </w:r>
+      <w:proofErr w:type="spellEnd"/>
+    </w:p>
+    <w:p>
+      <w:pPr>
+        <w:pStyle w:val="Prrafodelista"/>
+        <w:numPr>
+          <w:ilvl w:val="0"/>
+          <w:numId w:val="33"/>
+        </w:numPr>
+        <w:rPr>
+          <w:lang w:val="es-419" w:eastAsia="es-CO"/>
+        </w:rPr>
+      </w:pPr>
+      <w:r>
+        <w:rPr>
+          <w:b/>
+          <w:bCs/>
+          <w:lang w:val="es-419" w:eastAsia="es-CO"/>
+        </w:rPr>
+        <w:t>Explicación</w:t>
+      </w:r>
+    </w:p>
+    <w:p>
+      <w:pPr>
+        <w:rPr>
+          <w:lang w:val="es-419" w:eastAsia="es-CO"/>
+        </w:rPr>
+      </w:pPr>
+      <w:r>
+        <w:rPr>
+          <w:lang w:val="es-419" w:eastAsia="es-CO"/>
+        </w:rPr>
+        <w:t>Este gráfico consta de un eje horizontal que representa el tiempo y una vertical, en el cual se describen los procesos. Se implementan para optimizar planeaciones y gestión de recursos.</w:t>
+      </w:r>
+    </w:p>
+    <w:p>
+      <w:pPr>
+        <w:pStyle w:val="Prrafodelista"/>
+        <w:numPr>
+          <w:ilvl w:val="0"/>
+          <w:numId w:val="33"/>
+        </w:numPr>
+        <w:rPr>
+          <w:b/>
+          <w:bCs/>
+          <w:lang w:val="es-419" w:eastAsia="es-CO"/>
+        </w:rPr>
+      </w:pPr>
+      <w:r>
+        <w:rPr>
+          <w:b/>
+          <w:bCs/>
+          <w:lang w:val="es-419" w:eastAsia="es-CO"/>
+        </w:rPr>
+        <w:t>¿Cuándo se usa?</w:t>
+      </w:r>
+    </w:p>
+    <w:p>
+      <w:pPr>
+        <w:rPr>
+          <w:lang w:val="es-419" w:eastAsia="es-CO"/>
+        </w:rPr>
+      </w:pPr>
+      <w:r>
+        <w:rPr>
+          <w:lang w:val="es-419" w:eastAsia="es-CO"/>
+        </w:rPr>
+        <w:t>Cuando se requiere planificar un proyecto y gestionar los recursos.</w:t>
+      </w:r>
+    </w:p>
+    <w:p>
+      <w:pPr>
+        <w:pStyle w:val="Ttulo2"/>
+      </w:pPr>
+      <w:bookmarkStart w:id="9" w:name="_Toc225874147"/>
+      <w:r>
+        <w:t>Tipos de analíticas</w:t>
+      </w:r>
+      <w:bookmarkEnd w:id="9"/>
+    </w:p>
+    <w:p>
+      <w:pPr>
+        <w:rPr>
+          <w:lang w:val="es-419" w:eastAsia="es-CO"/>
+        </w:rPr>
+      </w:pPr>
+      <w:r>
+        <w:rPr>
+          <w:lang w:val="es-419" w:eastAsia="es-CO"/>
+        </w:rPr>
+        <w:t>Entender y saber analizar las estadísticas de la analítica digital de manera correcta, posibilita un mayor crecimiento del negocio. Los informes de las analíticas digitales tienen múltiples finalidades, por eso es importante a la hora de redactar tener en cuenta qué tipo de informe se requiere, veamos los más implementados:</w:t>
+      </w:r>
+    </w:p>
+    <w:p>
+      <w:pPr>
+        <w:spacing w:before="0" w:after="160" w:line="259" w:lineRule="auto"/>
+        <w:ind w:firstLine="0"/>
+        <w:rPr>
+          <w:lang w:val="es-419" w:eastAsia="es-CO"/>
+        </w:rPr>
+      </w:pPr>
+      <w:r>
+        <w:rPr>
+          <w:lang w:val="es-419" w:eastAsia="es-CO"/>
+        </w:rPr>
+        <w:br w:type="page"/>
+      </w:r>
+    </w:p>
+    <w:p>
+      <w:pPr>
+        <w:rPr>
+          <w:b/>
+          <w:bCs/>
+          <w:lang w:val="es-419" w:eastAsia="es-CO"/>
+        </w:rPr>
+      </w:pPr>
+      <w:r>
+        <w:rPr>
+          <w:b/>
+          <w:bCs/>
+          <w:lang w:val="es-419" w:eastAsia="es-CO"/>
+        </w:rPr>
+        <w:lastRenderedPageBreak/>
+        <w:t>Retrospectiva</w:t>
+      </w:r>
+    </w:p>
+    <w:p>
+      <w:pPr>
+        <w:rPr>
+          <w:lang w:val="es-419" w:eastAsia="es-CO"/>
+        </w:rPr>
+      </w:pPr>
+      <w:r>
+        <w:rPr>
+          <w:lang w:val="es-419" w:eastAsia="es-CO"/>
+        </w:rPr>
+        <w:t>Análisis descriptivo. Es la interpretación más común del análisis de estadística de redes y páginas web, basadas en acontecimientos del presente y del pasado. Hace referencia a la compilación de información estadística sobre elementos históricos definidos claramente, que se almacenan y se realiza agregaciones del histórico para la comprensión del estado actual o pasado del negocio; como ejemplo podríamos poner clientes, productos, proveedores.</w:t>
+      </w:r>
+    </w:p>
+    <w:p>
+      <w:pPr>
+        <w:rPr>
+          <w:rStyle w:val="Extranjerismo"/>
+          <w:b/>
+          <w:bCs/>
+          <w:lang w:val="es-419" w:eastAsia="es-CO"/>
+        </w:rPr>
+      </w:pPr>
+      <w:proofErr w:type="spellStart"/>
+      <w:r>
+        <w:rPr>
+          <w:rStyle w:val="Extranjerismo"/>
+          <w:b/>
+          <w:bCs/>
+          <w:lang w:val="es-419" w:eastAsia="es-CO"/>
+        </w:rPr>
+        <w:t>Insights</w:t>
+      </w:r>
+      <w:proofErr w:type="spellEnd"/>
+    </w:p>
+    <w:p>
+      <w:pPr>
+        <w:rPr>
+          <w:lang w:val="es-419" w:eastAsia="es-CO"/>
+        </w:rPr>
+      </w:pPr>
+      <w:r>
+        <w:rPr>
+          <w:lang w:val="es-419" w:eastAsia="es-CO"/>
+        </w:rPr>
+        <w:t>Análisis de diagnóstico. Gira en torno al “porqué”, es decir da elementos de éxito o fallidos de una campaña, generalmente se combina con la información que entrega el análisis descriptivo.</w:t>
+      </w:r>
+    </w:p>
+    <w:p>
+      <w:pPr>
+        <w:rPr>
+          <w:lang w:val="es-419" w:eastAsia="es-CO"/>
+        </w:rPr>
+      </w:pPr>
+      <w:r>
+        <w:rPr>
+          <w:b/>
+          <w:bCs/>
+          <w:lang w:val="es-419" w:eastAsia="es-CO"/>
+        </w:rPr>
+        <w:t>Previsión</w:t>
+      </w:r>
+    </w:p>
+    <w:p>
+      <w:pPr>
+        <w:rPr>
+          <w:lang w:val="es-419" w:eastAsia="es-CO"/>
+        </w:rPr>
+      </w:pPr>
+      <w:r>
+        <w:rPr>
+          <w:lang w:val="es-419" w:eastAsia="es-CO"/>
+        </w:rPr>
+        <w:t xml:space="preserve">Análisis predictivo. Basada en el uso de técnicas de </w:t>
+      </w:r>
+      <w:r>
+        <w:rPr>
+          <w:rStyle w:val="Extranjerismo"/>
+          <w:lang w:val="es-419" w:eastAsia="es-CO"/>
+        </w:rPr>
+        <w:t xml:space="preserve">machine </w:t>
+      </w:r>
+      <w:proofErr w:type="spellStart"/>
+      <w:r>
+        <w:rPr>
+          <w:rStyle w:val="Extranjerismo"/>
+          <w:lang w:val="es-419" w:eastAsia="es-CO"/>
+        </w:rPr>
+        <w:t>learning</w:t>
+      </w:r>
+      <w:proofErr w:type="spellEnd"/>
+      <w:r>
+        <w:rPr>
+          <w:lang w:val="es-419" w:eastAsia="es-CO"/>
+        </w:rPr>
+        <w:t>, datos y algoritmos estadísticos que ayudan a contrarrestar información, para visionar</w:t>
+      </w:r>
+      <w:r>
+        <w:rPr>
+          <w:lang w:val="es-419" w:eastAsia="es-CO"/>
+        </w:rPr>
+        <w:t xml:space="preserve"> la probabilidad de resultados futuros basado en ese material histórico, definiendo si la estrategia va por buen camino y proveer la mejor evaluación de lo que sucederá en el futuro.</w:t>
+      </w:r>
+    </w:p>
+    <w:p>
+      <w:pPr>
+        <w:rPr>
+          <w:lang w:val="es-419" w:eastAsia="es-CO"/>
+        </w:rPr>
+      </w:pPr>
+      <w:r>
+        <w:rPr>
+          <w:b/>
+          <w:bCs/>
+          <w:lang w:val="es-419" w:eastAsia="es-CO"/>
+        </w:rPr>
+        <w:t>Prospectiva</w:t>
+      </w:r>
+    </w:p>
+    <w:p>
+      <w:pPr>
+        <w:rPr>
+          <w:lang w:val="es-419" w:eastAsia="es-CO"/>
+        </w:rPr>
+      </w:pPr>
+      <w:r>
+        <w:rPr>
+          <w:lang w:val="es-419" w:eastAsia="es-CO"/>
+        </w:rPr>
+        <w:t>Análisis prescriptivo. Va más allá del análisis predictivo pues entrega elementos sobre acciones futuras, pero te da claridad sobre cómo abordar ese escenario para optimizar los resultados.</w:t>
+      </w:r>
+    </w:p>
+    <w:p>
+      <w:pPr>
+        <w:spacing w:before="0" w:after="160" w:line="259" w:lineRule="auto"/>
+        <w:ind w:firstLine="0"/>
+        <w:rPr>
+          <w:lang w:val="es-419" w:eastAsia="es-CO"/>
+        </w:rPr>
+      </w:pPr>
+      <w:r>
+        <w:rPr>
+          <w:lang w:val="es-419" w:eastAsia="es-CO"/>
+        </w:rPr>
+        <w:br w:type="page"/>
+      </w:r>
+    </w:p>
+    <w:p>
+      <w:pPr>
+        <w:rPr>
+          <w:b/>
+          <w:bCs/>
+          <w:lang w:val="es-419" w:eastAsia="es-CO"/>
+        </w:rPr>
+      </w:pPr>
+      <w:r>
+        <w:rPr>
+          <w:b/>
+          <w:bCs/>
+          <w:lang w:val="es-419" w:eastAsia="es-CO"/>
+        </w:rPr>
+        <w:lastRenderedPageBreak/>
+        <w:t>Analítica selectiva</w:t>
+      </w:r>
+    </w:p>
+    <w:p>
+      <w:pPr>
+        <w:rPr>
+          <w:lang w:val="es-419" w:eastAsia="es-CO"/>
+        </w:rPr>
+      </w:pPr>
+      <w:proofErr w:type="spellStart"/>
+      <w:r>
+        <w:rPr>
+          <w:rStyle w:val="Extranjerismo"/>
+          <w:lang w:val="es-419" w:eastAsia="es-CO"/>
+        </w:rPr>
+        <w:t>Reporting</w:t>
+      </w:r>
+      <w:proofErr w:type="spellEnd"/>
+      <w:r>
+        <w:rPr>
+          <w:lang w:val="es-419" w:eastAsia="es-CO"/>
+        </w:rPr>
+        <w:t xml:space="preserve"> que posibilita</w:t>
+      </w:r>
+      <w:r>
+        <w:rPr>
+          <w:lang w:val="es-419" w:eastAsia="es-CO"/>
+        </w:rPr>
+        <w:t xml:space="preserve"> seleccionar material a través de un filtro con criterios específicos, generalmente se usa para revisión de casos, para grupos de investigación en un área específica o informes de cumplimiento obligatorio.</w:t>
+      </w:r>
+    </w:p>
+    <w:p>
+      <w:pPr>
+        <w:rPr>
+          <w:b/>
+          <w:bCs/>
+          <w:lang w:val="es-419" w:eastAsia="es-CO"/>
+        </w:rPr>
+      </w:pPr>
+      <w:r>
+        <w:rPr>
+          <w:b/>
+          <w:bCs/>
+          <w:lang w:val="es-419" w:eastAsia="es-CO"/>
+        </w:rPr>
+        <w:t>Analística y exportación de registros</w:t>
+      </w:r>
+    </w:p>
+    <w:p>
+      <w:pPr>
+        <w:rPr>
+          <w:lang w:val="es-419" w:eastAsia="es-CO"/>
+        </w:rPr>
+      </w:pPr>
+      <w:r>
+        <w:rPr>
+          <w:lang w:val="es-419" w:eastAsia="es-CO"/>
+        </w:rPr>
+        <w:t>Traslada información de su fuente original para generar reportes específicos, generalmente se usa cuando se van a analizar clientes, datos demográficos de usuarios o interacciones con el servicio antes y postventa.</w:t>
+      </w:r>
+    </w:p>
+    <w:p>
+      <w:pPr>
+        <w:rPr>
+          <w:b/>
+          <w:bCs/>
+          <w:lang w:val="es-419" w:eastAsia="es-CO"/>
+        </w:rPr>
+      </w:pPr>
+      <w:r>
+        <w:rPr>
+          <w:b/>
+          <w:bCs/>
+          <w:lang w:val="es-419" w:eastAsia="es-CO"/>
+        </w:rPr>
+        <w:t>Analíticas periódicas</w:t>
+      </w:r>
+    </w:p>
+    <w:p>
+      <w:pPr>
+        <w:rPr>
+          <w:lang w:val="es-419" w:eastAsia="es-CO"/>
+        </w:rPr>
+      </w:pPr>
+      <w:r>
+        <w:rPr>
+          <w:lang w:val="es-419" w:eastAsia="es-CO"/>
+        </w:rPr>
+        <w:t>Son los reportes estándar, se diferencian de las listas de seguimiento, porque no se enfoca a una búsqueda intensiva y reducida, sino que generan en periodos de tiempo establecidos y basados en estadística descriptiva, información más general de un área en concreto.</w:t>
+      </w:r>
+    </w:p>
+    <w:p>
+      <w:pPr>
+        <w:pStyle w:val="Ttulo2"/>
+      </w:pPr>
+      <w:bookmarkStart w:id="10" w:name="_Toc225874148"/>
+      <w:r>
+        <w:t>Tipos de métricas</w:t>
+      </w:r>
+      <w:bookmarkEnd w:id="10"/>
+    </w:p>
+    <w:p>
+      <w:pPr>
+        <w:rPr>
+          <w:lang w:val="es-419" w:eastAsia="es-CO"/>
+        </w:rPr>
+      </w:pPr>
+      <w:r>
+        <w:rPr>
+          <w:lang w:val="es-419" w:eastAsia="es-CO"/>
+        </w:rPr>
+        <w:t xml:space="preserve">Un informe estadístico producto de un ejercicio de analítica, entrega datos que ayudan al proceso de análisis del rendimiento de la página y de las redes sociales a través de métricas, que son datos que sirven para analizar el rendimiento de las </w:t>
+      </w:r>
+      <w:r>
+        <w:rPr>
+          <w:lang w:val="es-419" w:eastAsia="es-CO"/>
+        </w:rPr>
+        <w:t xml:space="preserve">campañas </w:t>
+      </w:r>
+      <w:r>
+        <w:rPr>
+          <w:rStyle w:val="Extranjerismo"/>
+          <w:lang w:val="es-419" w:eastAsia="es-CO"/>
+        </w:rPr>
+        <w:t>marketing</w:t>
+      </w:r>
+      <w:r>
+        <w:rPr>
+          <w:lang w:val="es-419" w:eastAsia="es-CO"/>
+        </w:rPr>
+        <w:t xml:space="preserve"> digital. Veremos a continuación algunas métricas comunes en el </w:t>
+      </w:r>
+      <w:r>
+        <w:rPr>
+          <w:rStyle w:val="Extranjerismo"/>
+          <w:lang w:val="es-419" w:eastAsia="es-CO"/>
+        </w:rPr>
+        <w:t>marketing</w:t>
+      </w:r>
+      <w:r>
+        <w:rPr>
+          <w:lang w:val="es-419" w:eastAsia="es-CO"/>
+        </w:rPr>
+        <w:t>.</w:t>
+      </w:r>
+    </w:p>
+    <w:p>
+      <w:pPr>
+        <w:rPr>
+          <w:lang w:val="es-419" w:eastAsia="es-CO"/>
+        </w:rPr>
+      </w:pPr>
+      <w:r>
+        <w:rPr>
+          <w:b/>
+          <w:bCs/>
+          <w:lang w:val="es-419" w:eastAsia="es-CO"/>
+        </w:rPr>
+        <w:t xml:space="preserve">Métricas de </w:t>
+      </w:r>
+      <w:r>
+        <w:rPr>
+          <w:b/>
+          <w:bCs/>
+          <w:lang w:val="es-419" w:eastAsia="es-CO"/>
+        </w:rPr>
+        <w:t>á</w:t>
+      </w:r>
+      <w:r>
+        <w:rPr>
+          <w:b/>
+          <w:bCs/>
+          <w:lang w:val="es-419" w:eastAsia="es-CO"/>
+        </w:rPr>
+        <w:t xml:space="preserve">rea o </w:t>
+      </w:r>
+      <w:r>
+        <w:rPr>
+          <w:b/>
+          <w:bCs/>
+          <w:lang w:val="es-419" w:eastAsia="es-CO"/>
+        </w:rPr>
+        <w:t>g</w:t>
+      </w:r>
+      <w:r>
+        <w:rPr>
+          <w:b/>
+          <w:bCs/>
+          <w:lang w:val="es-419" w:eastAsia="es-CO"/>
+        </w:rPr>
+        <w:t>enerales</w:t>
+      </w:r>
+      <w:r>
+        <w:rPr>
+          <w:lang w:val="es-419" w:eastAsia="es-CO"/>
+        </w:rPr>
+        <w:t>. Basadas en la correspondencia del esfuerzo organizativo y la inversión en la búsqueda y adquisición de clientes.</w:t>
+      </w:r>
+    </w:p>
+    <w:p>
+      <w:pPr>
+        <w:rPr>
+          <w:lang w:val="es-419" w:eastAsia="es-CO"/>
+        </w:rPr>
+      </w:pPr>
+      <w:r>
+        <w:rPr>
+          <w:b/>
+          <w:bCs/>
+          <w:lang w:val="es-419" w:eastAsia="es-CO"/>
+        </w:rPr>
+        <w:lastRenderedPageBreak/>
+        <w:t xml:space="preserve">Métricas de </w:t>
+      </w:r>
+      <w:r>
+        <w:rPr>
+          <w:b/>
+          <w:bCs/>
+          <w:lang w:val="es-419" w:eastAsia="es-CO"/>
+        </w:rPr>
+        <w:t>p</w:t>
+      </w:r>
+      <w:r>
+        <w:rPr>
+          <w:b/>
+          <w:bCs/>
+          <w:lang w:val="es-419" w:eastAsia="es-CO"/>
+        </w:rPr>
+        <w:t>roducto</w:t>
+      </w:r>
+      <w:r>
+        <w:rPr>
+          <w:lang w:val="es-419" w:eastAsia="es-CO"/>
+        </w:rPr>
+        <w:t>. Mide la popularidad y características de un producto con respecto a la competencia.</w:t>
+      </w:r>
+    </w:p>
+    <w:p>
+      <w:pPr>
+        <w:rPr>
+          <w:lang w:val="es-419" w:eastAsia="es-CO"/>
+        </w:rPr>
+      </w:pPr>
+      <w:r>
+        <w:rPr>
+          <w:b/>
+          <w:bCs/>
+          <w:lang w:val="es-419" w:eastAsia="es-CO"/>
+        </w:rPr>
+        <w:t xml:space="preserve">Métrica de </w:t>
+      </w:r>
+      <w:r>
+        <w:rPr>
+          <w:b/>
+          <w:bCs/>
+          <w:lang w:val="es-419" w:eastAsia="es-CO"/>
+        </w:rPr>
+        <w:t>c</w:t>
+      </w:r>
+      <w:r>
+        <w:rPr>
+          <w:b/>
+          <w:bCs/>
+          <w:lang w:val="es-419" w:eastAsia="es-CO"/>
+        </w:rPr>
+        <w:t>ampaña</w:t>
+      </w:r>
+      <w:r>
+        <w:rPr>
+          <w:lang w:val="es-419" w:eastAsia="es-CO"/>
+        </w:rPr>
+        <w:t xml:space="preserve">. Mide la adquisición de </w:t>
+      </w:r>
+      <w:r>
+        <w:rPr>
+          <w:rStyle w:val="Extranjerismo"/>
+          <w:lang w:val="es-419" w:eastAsia="es-CO"/>
+        </w:rPr>
+        <w:t>leads</w:t>
+      </w:r>
+      <w:r>
+        <w:rPr>
+          <w:lang w:val="es-419" w:eastAsia="es-CO"/>
+        </w:rPr>
+        <w:t xml:space="preserve"> y ventas efectivas basadas en el comportamiento de público.</w:t>
+      </w:r>
+    </w:p>
+    <w:p>
+      <w:pPr>
+        <w:rPr>
+          <w:lang w:val="es-419" w:eastAsia="es-CO"/>
+        </w:rPr>
+      </w:pPr>
+      <w:r>
+        <w:rPr>
+          <w:b/>
+          <w:bCs/>
+          <w:lang w:val="es-419" w:eastAsia="es-CO"/>
+        </w:rPr>
+        <w:t xml:space="preserve">Métricas </w:t>
+      </w:r>
+      <w:r>
+        <w:rPr>
+          <w:b/>
+          <w:bCs/>
+          <w:lang w:val="es-419" w:eastAsia="es-CO"/>
+        </w:rPr>
+        <w:t>d</w:t>
+      </w:r>
+      <w:r>
+        <w:rPr>
+          <w:b/>
+          <w:bCs/>
+          <w:lang w:val="es-419" w:eastAsia="es-CO"/>
+        </w:rPr>
+        <w:t>igitales</w:t>
+      </w:r>
+      <w:r>
+        <w:rPr>
+          <w:lang w:val="es-419" w:eastAsia="es-CO"/>
+        </w:rPr>
+        <w:t>. Valida seguidores, número de visitas, nivel de interacciones y de conversión.</w:t>
+      </w:r>
+    </w:p>
+    <w:p>
+      <w:pPr>
+        <w:rPr>
+          <w:lang w:val="es-419" w:eastAsia="es-CO"/>
+        </w:rPr>
+      </w:pPr>
+      <w:r>
+        <w:rPr>
+          <w:lang w:val="es-419" w:eastAsia="es-CO"/>
+        </w:rPr>
+        <w:t>Analizar e interpretar los gráficos estadísticos de las redes sociales y las páginas web, permite no solo recopilar sino comprender los datos arrojados, para alcanzar una visión del actual mercado, conocer y comprender el consumidor objetivo, analizar audiencias, y recopilar todo tipo de comentarios para usarlos como insumo de mejoras.</w:t>
+      </w:r>
+    </w:p>
+    <w:p>
+      <w:pPr>
+        <w:spacing w:before="0" w:after="160" w:line="259" w:lineRule="auto"/>
+        <w:ind w:firstLine="0"/>
+        <w:rPr>
+          <w:lang w:val="es-419" w:eastAsia="es-CO"/>
+        </w:rPr>
+      </w:pPr>
+      <w:r>
+        <w:rPr>
+          <w:lang w:val="es-419" w:eastAsia="es-CO"/>
+        </w:rPr>
+        <w:br w:type="page"/>
+      </w:r>
+    </w:p>
+    <w:p>
+      <w:pPr>
+        <w:pStyle w:val="Ttulo1"/>
+      </w:pPr>
+      <w:bookmarkStart w:id="11" w:name="_Toc225874149"/>
+      <w:r>
+        <w:lastRenderedPageBreak/>
+        <w:t>Elaboración de informes con proyección de mejora</w:t>
+      </w:r>
+      <w:bookmarkEnd w:id="11"/>
+    </w:p>
+    <w:p>
+      <w:pPr>
+        <w:rPr>
+          <w:lang w:val="es-419" w:eastAsia="es-CO"/>
+        </w:rPr>
+      </w:pPr>
+      <w:r>
+        <w:rPr>
+          <w:lang w:val="es-419" w:eastAsia="es-CO"/>
+        </w:rPr>
+        <w:t>La mejora continua está ligada a la búsqueda de la excelencia organizacional y viene marcada por la cultura de calidad, donde debe existir una vinculación colectiva de los miembros de la organización asociados a los diferentes procesos y resultados esperados.</w:t>
+      </w:r>
+    </w:p>
+    <w:p>
+      <w:pPr>
+        <w:rPr>
+          <w:lang w:val="es-419" w:eastAsia="es-CO"/>
+        </w:rPr>
+      </w:pPr>
+      <w:r>
+        <w:rPr>
+          <w:lang w:val="es-419" w:eastAsia="es-CO"/>
+        </w:rPr>
+        <w:t>“</w:t>
+      </w:r>
+      <w:r>
+        <w:rPr>
+          <w:lang w:val="es-419" w:eastAsia="es-CO"/>
+        </w:rPr>
+        <w:t>U</w:t>
+      </w:r>
+      <w:r>
+        <w:rPr>
+          <w:lang w:val="es-419" w:eastAsia="es-CO"/>
+        </w:rPr>
+        <w:t>n plan de mejora se define como la propuesta de actuaciones, resultante de un proceso previo de diagnóstico de una unidad, que recoge y formaliza los objetivos de mejora y las correspondientes actuaciones dirigidas a fortalecer los puntos fuertes y resolver los débiles, de manera priorizada y temporalizada</w:t>
+      </w:r>
+      <w:r>
+        <w:rPr>
+          <w:lang w:val="es-419" w:eastAsia="es-CO"/>
+        </w:rPr>
+        <w:t>”</w:t>
+      </w:r>
+      <w:r>
+        <w:rPr>
+          <w:lang w:val="es-419" w:eastAsia="es-CO"/>
+        </w:rPr>
+        <w:t xml:space="preserve"> (pág.11).</w:t>
+      </w:r>
+      <w:r>
+        <w:rPr>
+          <w:lang w:val="es-419" w:eastAsia="es-CO"/>
+        </w:rPr>
+        <w:t xml:space="preserve"> </w:t>
+      </w:r>
+      <w:r>
+        <w:rPr>
+          <w:lang w:val="es-419" w:eastAsia="es-CO"/>
+        </w:rPr>
+        <w:t>AQU Catalunya (2005)</w:t>
+      </w:r>
+      <w:r>
+        <w:rPr>
+          <w:lang w:val="es-419" w:eastAsia="es-CO"/>
+        </w:rPr>
+        <w:t>.</w:t>
+      </w:r>
+    </w:p>
+    <w:p>
+      <w:pPr>
+        <w:rPr>
+          <w:lang w:val="es-419" w:eastAsia="es-CO"/>
+        </w:rPr>
+      </w:pPr>
+      <w:r>
+        <w:rPr>
+          <w:lang w:val="es-419" w:eastAsia="es-CO"/>
+        </w:rPr>
+        <w:t>Según AITECO Consultores S.L (2019) Un plan de mejora tiene una proyección a futuro, pues proyecta desde el análisis de una situación, unos objetivos a corto, mediano y largo plazo, priorizando acciones para producir cambios positivos en la cultura organizativa. El plan de mejora no se centra en los problemas esporádicos de una organización. En su lugar, se dirige hacia los problemas crónicos. Son estos los responsables de un insuficiente rendimiento que se manifiesta en un nivel estable de resultados, aunque insatisfactorio. A su vez, los planes de mejora pueden ser proactivos, es decir, dirigirse a mejorar un área de gestión, un servicio o un proceso. En todo caso, su planificación y desarrollo requiere de acciones determinadas, de forma que aseguren el éxito. En el siguiente recurso educativo se exponen los beneficios de un plan de mejora ¿cuáles cree que son los beneficios?, piense por un momento y explore el gráfico</w:t>
+      </w:r>
+      <w:r>
+        <w:rPr>
+          <w:lang w:val="es-419" w:eastAsia="es-CO"/>
+        </w:rPr>
+        <w:t xml:space="preserve">. </w:t>
+      </w:r>
+    </w:p>
+    <w:p>
+      <w:pPr>
+        <w:spacing w:before="0" w:after="160" w:line="259" w:lineRule="auto"/>
+        <w:ind w:firstLine="0"/>
+        <w:rPr>
+          <w:lang w:val="es-419" w:eastAsia="es-CO"/>
+        </w:rPr>
+      </w:pPr>
+      <w:r>
+        <w:rPr>
+          <w:lang w:val="es-419" w:eastAsia="es-CO"/>
+        </w:rPr>
+        <w:br w:type="page"/>
+      </w:r>
+    </w:p>
+    <w:p>
+      <w:pPr>
+        <w:pStyle w:val="Prrafodelista"/>
+        <w:numPr>
+          <w:ilvl w:val="0"/>
+          <w:numId w:val="29"/>
+        </w:numPr>
+        <w:rPr>
+          <w:lang w:val="es-419" w:eastAsia="es-CO"/>
+        </w:rPr>
+      </w:pPr>
+      <w:r>
+        <w:rPr>
+          <w:lang w:val="es-419" w:eastAsia="es-CO"/>
+        </w:rPr>
+        <w:lastRenderedPageBreak/>
+        <w:t>Priorizar decisiones, recurso y asignación de actores.</w:t>
+      </w:r>
+    </w:p>
+    <w:p>
+      <w:pPr>
+        <w:pStyle w:val="Prrafodelista"/>
+        <w:numPr>
+          <w:ilvl w:val="0"/>
+          <w:numId w:val="29"/>
+        </w:numPr>
+        <w:rPr>
+          <w:lang w:val="es-419" w:eastAsia="es-CO"/>
+        </w:rPr>
+      </w:pPr>
+      <w:r>
+        <w:rPr>
+          <w:lang w:val="es-419" w:eastAsia="es-CO"/>
+        </w:rPr>
+        <w:t>Globalizar la mirada y la acción de los problemas con perspectiva temporal.</w:t>
+      </w:r>
+    </w:p>
+    <w:p>
+      <w:pPr>
+        <w:pStyle w:val="Prrafodelista"/>
+        <w:numPr>
+          <w:ilvl w:val="0"/>
+          <w:numId w:val="29"/>
+        </w:numPr>
+        <w:rPr>
+          <w:lang w:val="es-419" w:eastAsia="es-CO"/>
+        </w:rPr>
+      </w:pPr>
+      <w:r>
+        <w:rPr>
+          <w:lang w:val="es-419" w:eastAsia="es-CO"/>
+        </w:rPr>
+        <w:t>Repensar la cultura organizativa con proyección a futuro enmarcada en los cambios requeridos según contexto.</w:t>
+      </w:r>
+    </w:p>
+    <w:p>
+      <w:pPr>
+        <w:pStyle w:val="Prrafodelista"/>
+        <w:numPr>
+          <w:ilvl w:val="0"/>
+          <w:numId w:val="29"/>
+        </w:numPr>
+        <w:rPr>
+          <w:lang w:val="es-419" w:eastAsia="es-CO"/>
+        </w:rPr>
+      </w:pPr>
+      <w:r>
+        <w:rPr>
+          <w:lang w:val="es-419" w:eastAsia="es-CO"/>
+        </w:rPr>
+        <w:t>Visionar los objetivos esperados versus acciones desarrolladas para lograrlos.</w:t>
+      </w:r>
+    </w:p>
+    <w:p>
+      <w:pPr>
+        <w:pStyle w:val="Prrafodelista"/>
+        <w:numPr>
+          <w:ilvl w:val="0"/>
+          <w:numId w:val="29"/>
+        </w:numPr>
+        <w:rPr>
+          <w:lang w:val="es-419" w:eastAsia="es-CO"/>
+        </w:rPr>
+      </w:pPr>
+      <w:r>
+        <w:rPr>
+          <w:lang w:val="es-419" w:eastAsia="es-CO"/>
+        </w:rPr>
+        <w:t>Involucrar a los actores de las diferentes áreas y procesos en la mejora organizacional.</w:t>
+      </w:r>
+    </w:p>
+    <w:p>
+      <w:pPr>
+        <w:pStyle w:val="Prrafodelista"/>
+        <w:numPr>
+          <w:ilvl w:val="0"/>
+          <w:numId w:val="29"/>
+        </w:numPr>
+        <w:rPr>
+          <w:lang w:val="es-419" w:eastAsia="es-CO"/>
+        </w:rPr>
+      </w:pPr>
+      <w:r>
+        <w:rPr>
+          <w:lang w:val="es-419" w:eastAsia="es-CO"/>
+        </w:rPr>
+        <w:t>Introducir cambios en la cultura organizativa basados en la dirección por objetivos.</w:t>
+      </w:r>
+    </w:p>
+    <w:p>
+      <w:pPr>
+        <w:rPr>
+          <w:lang w:val="es-419" w:eastAsia="es-CO"/>
+        </w:rPr>
+      </w:pPr>
+      <w:r>
+        <w:rPr>
+          <w:lang w:val="es-419" w:eastAsia="es-CO"/>
+        </w:rPr>
+        <w:t>Luego de percibir los beneficios del plan de mejora, es importante que usted, como aprendiz reconozca los pasos de la metodología del plan de mejora, la cual está basada en el espiral de mejora continua a partir del ciclo PHVA (Planear-Hacer-Verificar-Actuar) la cual está constituida por cuatro fases. Ellas son:</w:t>
+      </w:r>
+    </w:p>
+    <w:p>
+      <w:pPr>
+        <w:rPr>
+          <w:b/>
+          <w:bCs/>
+          <w:lang w:val="es-419" w:eastAsia="es-CO"/>
+        </w:rPr>
+      </w:pPr>
+      <w:r>
+        <w:rPr>
+          <w:b/>
+          <w:bCs/>
+          <w:lang w:val="es-419" w:eastAsia="es-CO"/>
+        </w:rPr>
+        <w:t>Planificar</w:t>
+      </w:r>
+    </w:p>
+    <w:p>
+      <w:pPr>
+        <w:rPr>
+          <w:lang w:val="es-419" w:eastAsia="es-CO"/>
+        </w:rPr>
+      </w:pPr>
+      <w:r>
+        <w:rPr>
+          <w:lang w:val="es-419" w:eastAsia="es-CO"/>
+        </w:rPr>
+        <w:t>Se identifica el problema y se definen objetivos y acciones para lograrlos</w:t>
+      </w:r>
+      <w:r>
+        <w:rPr>
+          <w:lang w:val="es-419" w:eastAsia="es-CO"/>
+        </w:rPr>
+        <w:t>.</w:t>
+      </w:r>
+    </w:p>
+    <w:p>
+      <w:pPr>
+        <w:rPr>
+          <w:lang w:val="es-419" w:eastAsia="es-CO"/>
+        </w:rPr>
+      </w:pPr>
+      <w:r>
+        <w:rPr>
+          <w:b/>
+          <w:bCs/>
+          <w:lang w:val="es-419" w:eastAsia="es-CO"/>
+        </w:rPr>
+        <w:t>Hacer</w:t>
+      </w:r>
+    </w:p>
+    <w:p>
+      <w:pPr>
+        <w:rPr>
+          <w:lang w:val="es-419" w:eastAsia="es-CO"/>
+        </w:rPr>
+      </w:pPr>
+      <w:r>
+        <w:rPr>
+          <w:lang w:val="es-419" w:eastAsia="es-CO"/>
+        </w:rPr>
+        <w:t>Se trabaja en los cambios para lograr los objetivos.</w:t>
+      </w:r>
+    </w:p>
+    <w:p>
+      <w:pPr>
+        <w:rPr>
+          <w:lang w:val="es-419" w:eastAsia="es-CO"/>
+        </w:rPr>
+      </w:pPr>
+      <w:r>
+        <w:rPr>
+          <w:b/>
+          <w:bCs/>
+          <w:lang w:val="es-419" w:eastAsia="es-CO"/>
+        </w:rPr>
+        <w:t>Verificar</w:t>
+      </w:r>
+      <w:r>
+        <w:rPr>
+          <w:lang w:val="es-419" w:eastAsia="es-CO"/>
+        </w:rPr>
+        <w:t xml:space="preserve"> </w:t>
+      </w:r>
+    </w:p>
+    <w:p>
+      <w:pPr>
+        <w:rPr>
+          <w:lang w:val="es-419" w:eastAsia="es-CO"/>
+        </w:rPr>
+      </w:pPr>
+      <w:r>
+        <w:rPr>
+          <w:lang w:val="es-419" w:eastAsia="es-CO"/>
+        </w:rPr>
+        <w:t>T</w:t>
+      </w:r>
+      <w:r>
+        <w:rPr>
+          <w:lang w:val="es-419" w:eastAsia="es-CO"/>
+        </w:rPr>
+        <w:t xml:space="preserve">ranscurrido un tiempo definido previamente, se evalúan los resultados con base en los </w:t>
+      </w:r>
+      <w:r>
+        <w:rPr>
+          <w:rStyle w:val="Extranjerismo"/>
+        </w:rPr>
+        <w:t>KPI</w:t>
+      </w:r>
+      <w:r>
+        <w:rPr>
+          <w:lang w:val="es-419" w:eastAsia="es-CO"/>
+        </w:rPr>
+        <w:t xml:space="preserve"> (indicadores), para verificar la eficacia y eficiencia de las acciones implementadas.</w:t>
+      </w:r>
+      <w:r>
+        <w:rPr>
+          <w:lang w:val="es-419" w:eastAsia="es-CO"/>
+        </w:rPr>
+        <w:br w:type="page"/>
+      </w:r>
+    </w:p>
+    <w:p>
+      <w:pPr>
+        <w:rPr>
+          <w:lang w:val="es-419" w:eastAsia="es-CO"/>
+        </w:rPr>
+      </w:pPr>
+      <w:r>
+        <w:rPr>
+          <w:b/>
+          <w:bCs/>
+          <w:lang w:val="es-419" w:eastAsia="es-CO"/>
+        </w:rPr>
+        <w:lastRenderedPageBreak/>
+        <w:t>Actuar</w:t>
+      </w:r>
+    </w:p>
+    <w:p>
+      <w:pPr>
+        <w:rPr>
+          <w:lang w:val="es-419" w:eastAsia="es-CO"/>
+        </w:rPr>
+      </w:pPr>
+      <w:r>
+        <w:rPr>
+          <w:lang w:val="es-419" w:eastAsia="es-CO"/>
+        </w:rPr>
+        <w:t>Se toman decisiones de acuerdo a lo encontrado generando acciones correctivas y repensando la unidad en el marco de los cambios de contexto.</w:t>
+      </w:r>
+    </w:p>
+    <w:p>
+      <w:pPr>
+        <w:rPr>
+          <w:b/>
+          <w:bCs/>
+          <w:lang w:val="es-419" w:eastAsia="es-CO"/>
+        </w:rPr>
+      </w:pPr>
+      <w:r>
+        <w:rPr>
+          <w:b/>
+          <w:bCs/>
+          <w:lang w:val="es-419" w:eastAsia="es-CO"/>
+        </w:rPr>
+        <w:t>Fases de ejecución</w:t>
+      </w:r>
+    </w:p>
+    <w:p>
+      <w:pPr>
+        <w:rPr>
+          <w:lang w:val="es-419" w:eastAsia="es-CO"/>
+        </w:rPr>
+      </w:pPr>
+      <w:r>
+        <w:rPr>
+          <w:lang w:val="es-419" w:eastAsia="es-CO"/>
+        </w:rPr>
+        <w:t xml:space="preserve">Para definir las fases de ejecución de un plan de mejora nos basaremos en Proaño, D. et al. (2017), que definen cuatro fases a seguir para ejecutar un plan de mejora. Las fases expuestas por estos autores son: </w:t>
+      </w:r>
+      <w:r>
+        <w:rPr>
+          <w:lang w:val="es-419" w:eastAsia="es-CO"/>
+        </w:rPr>
+        <w:t>A</w:t>
+      </w:r>
+      <w:r>
+        <w:rPr>
+          <w:lang w:val="es-419" w:eastAsia="es-CO"/>
+        </w:rPr>
+        <w:t xml:space="preserve">. Análisis, </w:t>
+      </w:r>
+      <w:r>
+        <w:rPr>
+          <w:lang w:val="es-419" w:eastAsia="es-CO"/>
+        </w:rPr>
+        <w:t>B</w:t>
+      </w:r>
+      <w:r>
+        <w:rPr>
+          <w:lang w:val="es-419" w:eastAsia="es-CO"/>
+        </w:rPr>
+        <w:t xml:space="preserve">. Planeación, </w:t>
+      </w:r>
+      <w:r>
+        <w:rPr>
+          <w:lang w:val="es-419" w:eastAsia="es-CO"/>
+        </w:rPr>
+        <w:t>C</w:t>
+      </w:r>
+      <w:r>
+        <w:rPr>
+          <w:lang w:val="es-419" w:eastAsia="es-CO"/>
+        </w:rPr>
+        <w:t xml:space="preserve">. Implementación y Seguimiento, </w:t>
+      </w:r>
+      <w:r>
+        <w:rPr>
+          <w:lang w:val="es-419" w:eastAsia="es-CO"/>
+        </w:rPr>
+        <w:t>D</w:t>
+      </w:r>
+      <w:r>
+        <w:rPr>
+          <w:lang w:val="es-419" w:eastAsia="es-CO"/>
+        </w:rPr>
+        <w:t>. Evaluación. Le sugerimos leerlas e identificar las acciones que debe realizar, esto le permitirá saber cómo hacerlo cuando le toque hacerlo en su contexto laboral.</w:t>
+      </w:r>
+    </w:p>
+    <w:p>
+      <w:pPr>
+        <w:pStyle w:val="Prrafodelista"/>
+        <w:numPr>
+          <w:ilvl w:val="0"/>
+          <w:numId w:val="30"/>
+        </w:numPr>
+        <w:rPr>
+          <w:b/>
+          <w:bCs/>
+          <w:lang w:val="es-419" w:eastAsia="es-CO"/>
+        </w:rPr>
+      </w:pPr>
+      <w:r>
+        <w:rPr>
+          <w:b/>
+          <w:bCs/>
+          <w:lang w:val="es-419" w:eastAsia="es-CO"/>
+        </w:rPr>
+        <w:t>Fase análisis</w:t>
+      </w:r>
+    </w:p>
+    <w:p>
+      <w:pPr>
+        <w:rPr>
+          <w:lang w:val="es-419" w:eastAsia="es-CO"/>
+        </w:rPr>
+      </w:pPr>
+      <w:r>
+        <w:rPr>
+          <w:lang w:val="es-419" w:eastAsia="es-CO"/>
+        </w:rPr>
+        <w:t>Esta fase inicia con la identificación de las posibles causas de la problemática, del área y proceso a ser mejorado, teniendo en cuenta los siguientes elementos como: análisis del impacto que tiene el proceso en el área para lograr objetivos estratégicos de la empresa, importancia de la visión, misión y objetivos estratégicos y prever los efectos negativos de la situación problémica, para esto existen herramientas y técnicas de análisis como la matriz DOFA (Debilidades, Oportunidades, Fortalezas, Amenazas) diagramas de causa- efecto, el árbol de problemas.</w:t>
+      </w:r>
+    </w:p>
+    <w:p>
+      <w:pPr>
+        <w:pStyle w:val="Prrafodelista"/>
+        <w:numPr>
+          <w:ilvl w:val="0"/>
+          <w:numId w:val="30"/>
+        </w:numPr>
+        <w:rPr>
+          <w:b/>
+          <w:bCs/>
+          <w:lang w:val="es-419" w:eastAsia="es-CO"/>
+        </w:rPr>
+      </w:pPr>
+      <w:r>
+        <w:rPr>
+          <w:b/>
+          <w:bCs/>
+          <w:lang w:val="es-419" w:eastAsia="es-CO"/>
+        </w:rPr>
+        <w:t>Fase de planeación</w:t>
+      </w:r>
+    </w:p>
+    <w:p>
+      <w:pPr>
+        <w:rPr>
+          <w:lang w:val="es-419" w:eastAsia="es-CO"/>
+        </w:rPr>
+      </w:pPr>
+      <w:r>
+        <w:rPr>
+          <w:lang w:val="es-419" w:eastAsia="es-CO"/>
+        </w:rPr>
+        <w:t xml:space="preserve">Esta planificación debe ser definida en varios momentos o plazos, ser medible, viable, flexible, y se debe tener en cuenta lo siguiente: validar los resultados del análisis y definir los objetivos, definir las posibles soluciones y establecer las acciones, asignar </w:t>
+      </w:r>
+      <w:r>
+        <w:rPr>
+          <w:lang w:val="es-419" w:eastAsia="es-CO"/>
+        </w:rPr>
+        <w:lastRenderedPageBreak/>
+        <w:t>las responsabilidades a los miembros del equipo y definir las herramientas para la solución de problemáticas.</w:t>
+      </w:r>
+    </w:p>
+    <w:p>
+      <w:pPr>
+        <w:pStyle w:val="Prrafodelista"/>
+        <w:numPr>
+          <w:ilvl w:val="0"/>
+          <w:numId w:val="30"/>
+        </w:numPr>
+        <w:rPr>
+          <w:b/>
+          <w:bCs/>
+          <w:lang w:val="es-419" w:eastAsia="es-CO"/>
+        </w:rPr>
+      </w:pPr>
+      <w:r>
+        <w:rPr>
+          <w:b/>
+          <w:bCs/>
+          <w:lang w:val="es-419" w:eastAsia="es-CO"/>
+        </w:rPr>
+        <w:t>Fase de implementación y seguimiento</w:t>
+      </w:r>
+    </w:p>
+    <w:p>
+      <w:pPr>
+        <w:rPr>
+          <w:lang w:val="es-419" w:eastAsia="es-CO"/>
+        </w:rPr>
+      </w:pPr>
+      <w:r>
+        <w:rPr>
+          <w:lang w:val="es-419" w:eastAsia="es-CO"/>
+        </w:rPr>
+        <w:t>En esta fase es vital la incorporación del personal pues son los encargados de ejecutar las acciones y se debe tener en cuenta lo siguiente: la socialización del plan de mejora, la ejecución de las acciones programadas, los seguimientos basados en indicadores de impacto y de desempeño, y valoración del cumplimiento del plan.</w:t>
+      </w:r>
+    </w:p>
+    <w:p>
+      <w:pPr>
+        <w:pStyle w:val="Prrafodelista"/>
+        <w:numPr>
+          <w:ilvl w:val="0"/>
+          <w:numId w:val="30"/>
+        </w:numPr>
+        <w:rPr>
+          <w:b/>
+          <w:bCs/>
+          <w:lang w:val="es-419" w:eastAsia="es-CO"/>
+        </w:rPr>
+      </w:pPr>
+      <w:r>
+        <w:rPr>
+          <w:b/>
+          <w:bCs/>
+          <w:lang w:val="es-419" w:eastAsia="es-CO"/>
+        </w:rPr>
+        <w:t>Fase de evaluación</w:t>
+      </w:r>
+    </w:p>
+    <w:p>
+      <w:pPr>
+        <w:rPr>
+          <w:lang w:val="es-419" w:eastAsia="es-CO"/>
+        </w:rPr>
+      </w:pPr>
+      <w:r>
+        <w:rPr>
+          <w:lang w:val="es-419" w:eastAsia="es-CO"/>
+        </w:rPr>
+        <w:t>Consiste en la verificación del plan de mejora definido, se define a partir de objetivos e indicadores y finalmente se realiza el informe.</w:t>
+      </w:r>
+    </w:p>
+    <w:p>
+      <w:pPr>
+        <w:rPr>
+          <w:lang w:val="es-419" w:eastAsia="es-CO"/>
+        </w:rPr>
+      </w:pPr>
+      <w:r>
+        <w:rPr>
+          <w:lang w:val="es-419" w:eastAsia="es-CO"/>
+        </w:rPr>
+        <w:t>Apreciado aprendiz, gracias por llegar al final de esta experiencia de aprendizaje. Es importante que usted más allá de identificar o comprender conceptos vistos debe buscar las formas de cómo llevarlos a cabo en su contexto. Allí es donde tiene utilidad su formación.</w:t>
+      </w:r>
+    </w:p>
+    <w:p>
+      <w:pPr>
+        <w:rPr>
+          <w:lang w:val="es-419" w:eastAsia="es-CO"/>
+        </w:rPr>
+      </w:pPr>
+    </w:p>
+    <w:p>
+      <w:pPr>
+        <w:spacing w:before="0" w:after="160" w:line="259" w:lineRule="auto"/>
+        <w:ind w:firstLine="0"/>
+        <w:rPr>
+          <w:lang w:val="es-419" w:eastAsia="es-CO"/>
+        </w:rPr>
+      </w:pPr>
+      <w:r>
+        <w:rPr>
+          <w:lang w:val="es-419" w:eastAsia="es-CO"/>
+        </w:rPr>
+        <w:br w:type="page"/>
+      </w:r>
+    </w:p>
+    <w:p>
+      <w:pPr>
+        <w:pStyle w:val="Titulosgenerales"/>
+      </w:pPr>
+      <w:bookmarkStart w:id="12" w:name="_Toc225874150"/>
+      <w:r>
+        <w:lastRenderedPageBreak/>
+        <w:t>S</w:t>
+      </w:r>
+      <w:r>
+        <w:t>íntesis</w:t>
+      </w:r>
+      <w:bookmarkEnd w:id="12"/>
+      <w:r>
+        <w:t xml:space="preserve"> </w:t>
+      </w:r>
+    </w:p>
+    <w:p>
+      <w:pPr>
+        <w:rPr>
+          <w:lang w:val="es-419" w:eastAsia="es-CO"/>
+        </w:rPr>
+      </w:pPr>
+      <w:r>
+        <w:rPr>
+          <w:lang w:val="es-419" w:eastAsia="es-CO"/>
+        </w:rPr>
+        <w:t>El componente formativo Protocolos de atención ofrece al aprendiz conocimientos relacionados con los protocolos de atención y respuesta para redes sociales, abordando la importancia de establecer lineamientos claros para la interacción con los clientes en entornos digitales. El material presenta conceptos asociados a los protocolos de servicio al cliente, sus ventajas organizacionales y las dimensiones que permiten evaluar la calidad de la atención, como fiabilidad, seguridad, capacidad de respuesta, empatía e intangibilidad dentro de los procesos de servicio empresarial.</w:t>
+      </w:r>
+    </w:p>
+    <w:p>
+      <w:pPr>
+        <w:rPr>
+          <w:lang w:val="es-419" w:eastAsia="es-CO"/>
+        </w:rPr>
+      </w:pPr>
+      <w:r>
+        <w:rPr>
+          <w:lang w:val="es-419" w:eastAsia="es-CO"/>
+        </w:rPr>
+        <w:t xml:space="preserve">El componente también desarrolla contenidos relacionados con el manejo de crisis en redes sociales, la utilización de herramientas de analítica digital y la elaboración de informes de resultados para la toma de decisiones. Asimismo, se abordan elementos para la elaboración de descripciones de productos en comercio electrónico y la interpretación de gráficos utilizados en analítica digital, incluyendo tipos de analíticas, métricas de </w:t>
+      </w:r>
+      <w:r>
+        <w:rPr>
+          <w:rStyle w:val="Extranjerismo"/>
+          <w:lang w:val="es-419" w:eastAsia="es-CO"/>
+        </w:rPr>
+        <w:t>marketing</w:t>
+      </w:r>
+      <w:r>
+        <w:rPr>
+          <w:lang w:val="es-419" w:eastAsia="es-CO"/>
+        </w:rPr>
+        <w:t xml:space="preserve"> y representaciones gráficas que permiten analizar datos de campañas y comportamiento de usuarios.</w:t>
+      </w:r>
+    </w:p>
+    <w:p>
+      <w:pPr>
+        <w:ind w:firstLine="0"/>
+        <w:rPr>
+          <w:lang w:val="es-419" w:eastAsia="es-CO"/>
+        </w:rPr>
+      </w:pPr>
+      <w:r>
+        <w:rPr>
+          <w:noProof/>
+          <w:lang w:val="es-419" w:eastAsia="es-CO"/>
+        </w:rPr>
+        <w:drawing>
+          <wp:inline distT="0" distB="0" distL="0" distR="0" wp14:anchorId="39D89D33" wp14:editId="6961E2EA">
+            <wp:extent cx="6373160" cy="1871330"/>
+            <wp:effectExtent l="0" t="0" r="0" b="0"/>
+            <wp:docPr id="1063732137" name="Imagen 5" descr="El componente formativo Protocolos de atención ofrece al aprendiz conocimientos relacionados con los protocolos de atención y respuesta para redes sociales, abordando la importancia de establecer lineamientos claros para la interacción con los clientes en entornos digitales. El material presenta conceptos asociados a los protocolos de servicio al cliente, sus ventajas organizacionales y las dimensiones que permiten evaluar la calidad de la atención, como fiabilidad, seguridad, capacidad de respuesta, empatía e intangibilidad dentro de los procesos de servicio empresarial.&#10;El componente también desarrolla contenidos relacionados con el manejo de crisis en redes sociales, la utilización de herramientas de analítica digital y la elaboración de informes de resultados para la toma de decisiones. Asimismo, se abordan elementos para la elaboración de descripciones de productos en comercio electrónico y la interpretación de gráficos utilizados en analítica digital, incluyendo tipos de analíticas, métricas de marketing y representaciones gráficas que permiten analizar datos de campañas y comportamiento de usuarios."/>
+            <wp:cNvGraphicFramePr>
+              <a:graphicFrameLocks xmlns:a="http://schemas.openxmlformats.org/drawingml/2006/main" noChangeAspect="1"/>
+            </wp:cNvGraphicFramePr>
+            <a:graphic xmlns:a="http://schemas.openxmlformats.org/drawingml/2006/main">
+              <a:graphicData uri="http://schemas.openxmlformats.org/drawingml/2006/picture">
+                <pic:pic xmlns:pic="http://schemas.openxmlformats.org/drawingml/2006/picture">
+                  <pic:nvPicPr>
+                    <pic:cNvPr id="1063732137" name="Imagen 5" descr="El componente formativo Protocolos de atención ofrece al aprendiz conocimientos relacionados con los protocolos de atención y respuesta para redes sociales, abordando la importancia de establecer lineamientos claros para la interacción con los clientes en entornos digitales. El material presenta conceptos asociados a los protocolos de servicio al cliente, sus ventajas organizacionales y las dimensiones que permiten evaluar la calidad de la atención, como fiabilidad, seguridad, capacidad de respuesta, empatía e intangibilidad dentro de los procesos de servicio empresarial.&#10;El componente también desarrolla contenidos relacionados con el manejo de crisis en redes sociales, la utilización de herramientas de analítica digital y la elaboración de informes de resultados para la toma de decisiones. Asimismo, se abordan elementos para la elaboración de descripciones de productos en comercio electrónico y la interpretación de gráficos utilizados en analítica digital, incluyendo tipos de analíticas, métricas de marketing y representaciones gráficas que permiten analizar datos de campañas y comportamiento de usuarios."/>
+                    <pic:cNvPicPr>
+                      <a:picLocks noChangeAspect="1" noChangeArrowheads="1"/>
+                    </pic:cNvPicPr>
+                  </pic:nvPicPr>
+                  <pic:blipFill>
+                    <a:blip r:embed="rId17">
+                      <a:extLst>
+                        <a:ext uri="{28A0092B-C50C-407E-A947-70E740481C1C}">
+                          <a14:useLocalDpi xmlns:a14="http://schemas.microsoft.com/office/drawing/2010/main" val="0"/>
+                        </a:ext>
+                      </a:extLst>
+                    </a:blip>
+                    <a:srcRect/>
+                    <a:stretch>
+                      <a:fillRect/>
+                    </a:stretch>
+                  </pic:blipFill>
+                  <pic:spPr bwMode="auto">
+                    <a:xfrm>
+                      <a:off x="0" y="0"/>
+                      <a:ext cx="6401907" cy="1879771"/>
+                    </a:xfrm>
+                    <a:prstGeom prst="rect">
+                      <a:avLst/>
+                    </a:prstGeom>
+                    <a:noFill/>
+                  </pic:spPr>
+                </pic:pic>
+              </a:graphicData>
+            </a:graphic>
+          </wp:inline>
+        </w:drawing>
+      </w:r>
+    </w:p>
+    <w:p>
+      <w:pPr>
+        <w:pStyle w:val="Titulosgenerales"/>
+      </w:pPr>
+      <w:bookmarkStart w:id="13" w:name="_Toc225874151"/>
+      <w:r>
+        <w:lastRenderedPageBreak/>
+        <w:t>Glosario</w:t>
+      </w:r>
+      <w:bookmarkEnd w:id="13"/>
+    </w:p>
+    <w:p>
+      <w:pPr>
+        <w:rPr>
+          <w:rFonts w:ascii="Calibri" w:hAnsi="Calibri" w:cs="Calibri"/>
+          <w:szCs w:val="28"/>
+          <w:lang w:val="es-419"/>
+        </w:rPr>
+      </w:pPr>
+      <w:r>
+        <w:rPr>
+          <w:rFonts w:ascii="Calibri" w:hAnsi="Calibri" w:cs="Calibri"/>
+          <w:b/>
+          <w:bCs/>
+          <w:szCs w:val="28"/>
+          <w:lang w:val="es-419"/>
+        </w:rPr>
+        <w:t xml:space="preserve">Canales de </w:t>
+      </w:r>
+      <w:r>
+        <w:rPr>
+          <w:rFonts w:ascii="Calibri" w:hAnsi="Calibri" w:cs="Calibri"/>
+          <w:b/>
+          <w:bCs/>
+          <w:szCs w:val="28"/>
+          <w:lang w:val="es-419"/>
+        </w:rPr>
+        <w:t>c</w:t>
+      </w:r>
+      <w:r>
+        <w:rPr>
+          <w:rFonts w:ascii="Calibri" w:hAnsi="Calibri" w:cs="Calibri"/>
+          <w:b/>
+          <w:bCs/>
+          <w:szCs w:val="28"/>
+          <w:lang w:val="es-419"/>
+        </w:rPr>
+        <w:t>omunicación</w:t>
+      </w:r>
+      <w:r>
+        <w:rPr>
+          <w:rFonts w:ascii="Calibri" w:hAnsi="Calibri" w:cs="Calibri"/>
+          <w:szCs w:val="28"/>
+          <w:lang w:val="es-419"/>
+        </w:rPr>
+        <w:t xml:space="preserve">: soporte por el cual se emite el mensaje entre el emisor y </w:t>
+      </w:r>
+      <w:r>
+        <w:rPr>
+          <w:rFonts w:ascii="Calibri" w:hAnsi="Calibri" w:cs="Calibri"/>
+          <w:szCs w:val="28"/>
+          <w:lang w:val="es-419"/>
+        </w:rPr>
+        <w:t xml:space="preserve">el receptor en el proceso de comunicación, puede ser la radio, tv, prensa, internet, </w:t>
+      </w:r>
+      <w:r>
+        <w:rPr>
+          <w:rStyle w:val="Extranjerismo"/>
+          <w:lang w:val="es-419"/>
+        </w:rPr>
+        <w:t>email</w:t>
+      </w:r>
+      <w:r>
+        <w:rPr>
+          <w:rFonts w:ascii="Calibri" w:hAnsi="Calibri" w:cs="Calibri"/>
+          <w:szCs w:val="28"/>
+          <w:lang w:val="es-419"/>
+        </w:rPr>
+        <w:t>, etc.</w:t>
+      </w:r>
+    </w:p>
+    <w:p>
+      <w:pPr>
+        <w:rPr>
+          <w:rFonts w:ascii="Calibri" w:hAnsi="Calibri" w:cs="Calibri"/>
+          <w:szCs w:val="28"/>
+          <w:lang w:val="es-419"/>
+        </w:rPr>
+      </w:pPr>
+      <w:r>
+        <w:rPr>
+          <w:rFonts w:ascii="Calibri" w:hAnsi="Calibri" w:cs="Calibri"/>
+          <w:b/>
+          <w:bCs/>
+          <w:szCs w:val="28"/>
+          <w:lang w:val="es-419"/>
+        </w:rPr>
+        <w:t>Clientes</w:t>
+      </w:r>
+      <w:r>
+        <w:rPr>
+          <w:rFonts w:ascii="Calibri" w:hAnsi="Calibri" w:cs="Calibri"/>
+          <w:szCs w:val="28"/>
+          <w:lang w:val="es-419"/>
+        </w:rPr>
+        <w:t>: persona que hace uso de un producto o servicio, el cual paga por este.</w:t>
+      </w:r>
+    </w:p>
+    <w:p>
+      <w:pPr>
+        <w:rPr>
+          <w:rFonts w:ascii="Calibri" w:hAnsi="Calibri" w:cs="Calibri"/>
+          <w:szCs w:val="28"/>
+          <w:lang w:val="es-419"/>
+        </w:rPr>
+      </w:pPr>
+      <w:r>
+        <w:rPr>
+          <w:rFonts w:ascii="Calibri" w:hAnsi="Calibri" w:cs="Calibri"/>
+          <w:b/>
+          <w:bCs/>
+          <w:szCs w:val="28"/>
+          <w:lang w:val="es-419"/>
+        </w:rPr>
+        <w:t>Fidelización</w:t>
+      </w:r>
+      <w:r>
+        <w:rPr>
+          <w:rFonts w:ascii="Calibri" w:hAnsi="Calibri" w:cs="Calibri"/>
+          <w:szCs w:val="28"/>
+          <w:lang w:val="es-419"/>
+        </w:rPr>
+        <w:t xml:space="preserve">: dentro del </w:t>
+      </w:r>
+      <w:r>
+        <w:rPr>
+          <w:rStyle w:val="Extranjerismo"/>
+          <w:lang w:val="es-419"/>
+        </w:rPr>
+        <w:t>marketing</w:t>
+      </w:r>
+      <w:r>
+        <w:rPr>
+          <w:rFonts w:ascii="Calibri" w:hAnsi="Calibri" w:cs="Calibri"/>
+          <w:szCs w:val="28"/>
+          <w:lang w:val="es-419"/>
+        </w:rPr>
+        <w:t>,</w:t>
+      </w:r>
+      <w:r>
+        <w:rPr>
+          <w:rFonts w:ascii="Calibri" w:hAnsi="Calibri" w:cs="Calibri"/>
+          <w:szCs w:val="28"/>
+          <w:lang w:val="es-419"/>
+        </w:rPr>
+        <w:t xml:space="preserve"> se define como el hecho de la lealtad que tiene un cliente con una marca.</w:t>
+      </w:r>
+    </w:p>
+    <w:p>
+      <w:pPr>
+        <w:rPr>
+          <w:rFonts w:ascii="Calibri" w:hAnsi="Calibri" w:cs="Calibri"/>
+          <w:szCs w:val="28"/>
+          <w:lang w:val="es-419"/>
+        </w:rPr>
+      </w:pPr>
+      <w:r>
+        <w:rPr>
+          <w:rFonts w:ascii="Calibri" w:hAnsi="Calibri" w:cs="Calibri"/>
+          <w:b/>
+          <w:bCs/>
+          <w:szCs w:val="28"/>
+          <w:lang w:val="es-419"/>
+        </w:rPr>
+        <w:t xml:space="preserve">Google </w:t>
+      </w:r>
+      <w:proofErr w:type="spellStart"/>
+      <w:r>
+        <w:rPr>
+          <w:rFonts w:ascii="Calibri" w:hAnsi="Calibri" w:cs="Calibri"/>
+          <w:b/>
+          <w:bCs/>
+          <w:szCs w:val="28"/>
+          <w:lang w:val="es-419"/>
+        </w:rPr>
+        <w:t>Analytics</w:t>
+      </w:r>
+      <w:proofErr w:type="spellEnd"/>
+      <w:r>
+        <w:rPr>
+          <w:rFonts w:ascii="Calibri" w:hAnsi="Calibri" w:cs="Calibri"/>
+          <w:szCs w:val="28"/>
+          <w:lang w:val="es-419"/>
+        </w:rPr>
+        <w:t>: herramienta usada para analizar datos en un sitio web y conocer mejor a los clientes.</w:t>
+      </w:r>
+    </w:p>
+    <w:p>
+      <w:pPr>
+        <w:rPr>
+          <w:rFonts w:ascii="Calibri" w:hAnsi="Calibri" w:cs="Calibri"/>
+          <w:szCs w:val="28"/>
+          <w:lang w:val="es-419"/>
+        </w:rPr>
+      </w:pPr>
+      <w:r>
+        <w:rPr>
+          <w:rFonts w:ascii="Calibri" w:hAnsi="Calibri" w:cs="Calibri"/>
+          <w:b/>
+          <w:bCs/>
+          <w:szCs w:val="28"/>
+          <w:lang w:val="es-419"/>
+        </w:rPr>
+        <w:t>Protocolo</w:t>
+      </w:r>
+      <w:r>
+        <w:rPr>
+          <w:rFonts w:ascii="Calibri" w:hAnsi="Calibri" w:cs="Calibri"/>
+          <w:szCs w:val="28"/>
+          <w:lang w:val="es-419"/>
+        </w:rPr>
+        <w:t>: conjunto de reglas de formalidad y establecimiento de ruta de seguimiento para una situación o manejo de un elemento.</w:t>
+      </w:r>
+    </w:p>
+    <w:p>
+      <w:pPr>
+        <w:rPr>
+          <w:rFonts w:ascii="Calibri" w:hAnsi="Calibri" w:cs="Calibri"/>
+          <w:szCs w:val="28"/>
+          <w:lang w:val="es-419"/>
+        </w:rPr>
+      </w:pPr>
+      <w:r>
+        <w:rPr>
+          <w:rFonts w:ascii="Calibri" w:hAnsi="Calibri" w:cs="Calibri"/>
+          <w:b/>
+          <w:bCs/>
+          <w:szCs w:val="28"/>
+          <w:lang w:val="es-419"/>
+        </w:rPr>
+        <w:t>Redes sociales</w:t>
+      </w:r>
+      <w:r>
+        <w:rPr>
+          <w:rFonts w:ascii="Calibri" w:hAnsi="Calibri" w:cs="Calibri"/>
+          <w:szCs w:val="28"/>
+          <w:lang w:val="es-419"/>
+        </w:rPr>
+        <w:t>: estructuras formadas en Internet por personas u organizaciones que se conectan a partir de intereses o valores comunes.</w:t>
+      </w:r>
+    </w:p>
+    <w:p>
+      <w:pPr>
+        <w:rPr>
+          <w:rFonts w:ascii="Calibri" w:hAnsi="Calibri" w:cs="Calibri"/>
+          <w:szCs w:val="28"/>
+          <w:lang w:val="es-419"/>
+        </w:rPr>
+      </w:pPr>
+      <w:r>
+        <w:rPr>
+          <w:rStyle w:val="Extranjerismo"/>
+          <w:b/>
+          <w:bCs/>
+        </w:rPr>
+        <w:t>Social</w:t>
+      </w:r>
+      <w:r>
+        <w:rPr>
+          <w:rStyle w:val="Extranjerismo"/>
+          <w:b/>
+          <w:bCs/>
+          <w:lang w:val="es-419"/>
+        </w:rPr>
+        <w:t xml:space="preserve"> media</w:t>
+      </w:r>
+      <w:r>
+        <w:rPr>
+          <w:rFonts w:ascii="Calibri" w:hAnsi="Calibri" w:cs="Calibri"/>
+          <w:szCs w:val="28"/>
+          <w:lang w:val="es-419"/>
+        </w:rPr>
+        <w:t>: plataformas de comunicación en línea donde el contenido es creado por los propios usuarios mediante el uso de la Web 2.0, que facilitan la edición, publicación e intercambio de información.</w:t>
+      </w:r>
+    </w:p>
+    <w:p>
+      <w:pPr>
+        <w:rPr>
+          <w:rFonts w:ascii="Calibri" w:hAnsi="Calibri" w:cs="Calibri"/>
+          <w:szCs w:val="28"/>
+          <w:lang w:val="es-419"/>
+        </w:rPr>
+      </w:pPr>
+      <w:r>
+        <w:rPr>
+          <w:rFonts w:ascii="Calibri" w:hAnsi="Calibri" w:cs="Calibri"/>
+          <w:b/>
+          <w:bCs/>
+          <w:szCs w:val="28"/>
+          <w:lang w:val="es-419"/>
+        </w:rPr>
+        <w:t>Tendencia</w:t>
+      </w:r>
+      <w:r>
+        <w:rPr>
+          <w:rFonts w:ascii="Calibri" w:hAnsi="Calibri" w:cs="Calibri"/>
+          <w:szCs w:val="28"/>
+          <w:lang w:val="es-419"/>
+        </w:rPr>
+        <w:t>: corriente que se orienta a determinada dirección.</w:t>
+      </w:r>
+    </w:p>
+    <w:p>
+      <w:pPr>
+        <w:rPr>
+          <w:rFonts w:ascii="Calibri" w:hAnsi="Calibri" w:cs="Calibri"/>
+          <w:szCs w:val="28"/>
+          <w:lang w:val="es-419"/>
+        </w:rPr>
+      </w:pPr>
+      <w:r>
+        <w:rPr>
+          <w:rFonts w:ascii="Calibri" w:hAnsi="Calibri" w:cs="Calibri"/>
+          <w:b/>
+          <w:bCs/>
+          <w:szCs w:val="28"/>
+          <w:lang w:val="es-419"/>
+        </w:rPr>
+        <w:t>Web</w:t>
+      </w:r>
+      <w:r>
+        <w:rPr>
+          <w:rFonts w:ascii="Calibri" w:hAnsi="Calibri" w:cs="Calibri"/>
+          <w:szCs w:val="28"/>
+          <w:lang w:val="es-419"/>
+        </w:rPr>
+        <w:t>: conjunto de información que se encuentra en una dirección determinada de internet.</w:t>
+      </w:r>
+    </w:p>
+    <w:p>
+      <w:pPr>
+        <w:pStyle w:val="Titulosgenerales"/>
+      </w:pPr>
+      <w:bookmarkStart w:id="14" w:name="_Toc225874152"/>
+      <w:r>
+        <w:lastRenderedPageBreak/>
+        <w:t>Referencias bibliográficas</w:t>
+      </w:r>
+      <w:bookmarkEnd w:id="14"/>
+      <w:r>
+        <w:t xml:space="preserve"> </w:t>
+      </w:r>
+    </w:p>
+    <w:p>
+      <w:r>
+        <w:t xml:space="preserve">Agencia Nacional de Evaluación de la Calidad y Acreditación –ANECA. (s.f.). Plan de mejoras: herramienta de trabajo. </w:t>
+      </w:r>
+      <w:hyperlink r:id="rId18" w:history="1">
+        <w:r>
+          <w:rPr>
+            <w:rStyle w:val="Hipervnculo"/>
+            <w:rFonts w:cstheme="minorHAnsi"/>
             <w:szCs w:val="28"/>
           </w:rPr>
           <w:t>https://www.academia.edu/44544247/PLAN_DE_MEJORAS_Herramienta_de_trabajo_Agencia_Nacional_de_Evaluaci%C3%B3n_de_la_Calidad_y_Acreditaci%C3%B3n</w:t>
@@ -7961,265 +8321,102 @@
       </w:hyperlink>
     </w:p>
     <w:p>
-      <w:pPr>
-        <w:pStyle w:val="Normal0"/>
-        <w:ind w:firstLine="708"/>
-        <w:rPr>
-          <w:rFonts w:asciiTheme="minorHAnsi" w:hAnsiTheme="minorHAnsi" w:cstheme="minorHAnsi"/>
-          <w:sz w:val="28"/>
-          <w:szCs w:val="28"/>
-        </w:rPr>
-      </w:pPr>
-    </w:p>
-    <w:p>
-      <w:pPr>
-        <w:pStyle w:val="Normal0"/>
-        <w:ind w:firstLine="708"/>
-        <w:rPr>
-          <w:rFonts w:asciiTheme="minorHAnsi" w:hAnsiTheme="minorHAnsi" w:cstheme="minorHAnsi"/>
-          <w:sz w:val="28"/>
-          <w:szCs w:val="28"/>
-        </w:rPr>
-      </w:pPr>
-      <w:r>
-        <w:rPr>
-          <w:rFonts w:asciiTheme="minorHAnsi" w:hAnsiTheme="minorHAnsi" w:cstheme="minorHAnsi"/>
-          <w:sz w:val="28"/>
-          <w:szCs w:val="28"/>
-        </w:rPr>
+      <w:r>
         <w:t xml:space="preserve">AITECO Consultores S.L. (2019). AITECO Consultores: Planes de Mejora. </w:t>
       </w:r>
-      <w:hyperlink r:id="rId17" w:history="1">
+      <w:hyperlink r:id="rId19" w:history="1">
         <w:r>
           <w:rPr>
             <w:rStyle w:val="Hipervnculo"/>
-            <w:rFonts w:asciiTheme="minorHAnsi" w:hAnsiTheme="minorHAnsi" w:cstheme="minorHAnsi"/>
-            <w:sz w:val="28"/>
+            <w:rFonts w:cstheme="minorHAnsi"/>
             <w:szCs w:val="28"/>
           </w:rPr>
           <w:t>https://www.aiteco.com/calidad/plan-de-mejora/</w:t>
         </w:r>
       </w:hyperlink>
       <w:r>
-        <w:rPr>
-          <w:rFonts w:asciiTheme="minorHAnsi" w:hAnsiTheme="minorHAnsi" w:cstheme="minorHAnsi"/>
-          <w:sz w:val="28"/>
-          <w:szCs w:val="28"/>
-        </w:rPr>
         <w:t xml:space="preserve"> </w:t>
       </w:r>
     </w:p>
     <w:p>
-      <w:pPr>
-        <w:pStyle w:val="Normal0"/>
-        <w:ind w:firstLine="708"/>
-        <w:rPr>
-          <w:rFonts w:asciiTheme="minorHAnsi" w:hAnsiTheme="minorHAnsi" w:cstheme="minorHAnsi"/>
-          <w:sz w:val="28"/>
-          <w:szCs w:val="28"/>
-        </w:rPr>
-      </w:pPr>
-    </w:p>
-    <w:p>
-      <w:pPr>
-        <w:pStyle w:val="Normal0"/>
-        <w:ind w:firstLine="708"/>
-        <w:rPr>
-          <w:rFonts w:asciiTheme="minorHAnsi" w:hAnsiTheme="minorHAnsi" w:cstheme="minorHAnsi"/>
-          <w:sz w:val="28"/>
-          <w:szCs w:val="28"/>
-        </w:rPr>
-      </w:pPr>
-      <w:r>
-        <w:rPr>
-          <w:rFonts w:asciiTheme="minorHAnsi" w:hAnsiTheme="minorHAnsi" w:cstheme="minorHAnsi"/>
-          <w:sz w:val="28"/>
-          <w:szCs w:val="28"/>
-        </w:rPr>
+      <w:r>
         <w:t xml:space="preserve">AQU Catalunya (2005). La calidad, garantía de mejora. Marco general para el establecimiento, el seguimiento y la revisión de los planes de mejora. </w:t>
       </w:r>
-      <w:hyperlink r:id="rId18" w:history="1">
+      <w:hyperlink r:id="rId20" w:history="1">
         <w:r>
           <w:rPr>
             <w:rStyle w:val="Hipervnculo"/>
-            <w:rFonts w:asciiTheme="minorHAnsi" w:hAnsiTheme="minorHAnsi" w:cstheme="minorHAnsi"/>
-            <w:sz w:val="28"/>
+            <w:rFonts w:cstheme="minorHAnsi"/>
             <w:szCs w:val="28"/>
           </w:rPr>
           <w:t>https://www.aqu.cat/doc/doc_40159984_1.pdf</w:t>
         </w:r>
       </w:hyperlink>
       <w:r>
-        <w:rPr>
-          <w:rFonts w:asciiTheme="minorHAnsi" w:hAnsiTheme="minorHAnsi" w:cstheme="minorHAnsi"/>
-          <w:sz w:val="28"/>
-          <w:szCs w:val="28"/>
-        </w:rPr>
         <w:t xml:space="preserve"> </w:t>
       </w:r>
     </w:p>
     <w:p>
-      <w:pPr>
-        <w:pStyle w:val="Normal0"/>
-        <w:ind w:firstLine="708"/>
-        <w:rPr>
-          <w:rFonts w:asciiTheme="minorHAnsi" w:hAnsiTheme="minorHAnsi" w:cstheme="minorHAnsi"/>
-          <w:sz w:val="28"/>
-          <w:szCs w:val="28"/>
-        </w:rPr>
-      </w:pPr>
-    </w:p>
-    <w:p>
-      <w:pPr>
-        <w:pStyle w:val="Normal0"/>
-        <w:ind w:firstLine="708"/>
-        <w:rPr>
-          <w:rFonts w:asciiTheme="minorHAnsi" w:hAnsiTheme="minorHAnsi" w:cstheme="minorHAnsi"/>
-          <w:sz w:val="28"/>
-          <w:szCs w:val="28"/>
-        </w:rPr>
-      </w:pPr>
-      <w:r>
-        <w:rPr>
-          <w:rFonts w:asciiTheme="minorHAnsi" w:hAnsiTheme="minorHAnsi" w:cstheme="minorHAnsi"/>
-          <w:sz w:val="28"/>
-          <w:szCs w:val="28"/>
-        </w:rPr>
+      <w:r>
         <w:t>Castillo, A. y Ponce, D. (2015). Comunicación de Crisis 2.0. Madrid, España: Editorial Fragua.</w:t>
       </w:r>
     </w:p>
     <w:p>
-      <w:pPr>
-        <w:pStyle w:val="Normal0"/>
-        <w:ind w:firstLine="708"/>
-        <w:rPr>
-          <w:rFonts w:asciiTheme="minorHAnsi" w:hAnsiTheme="minorHAnsi" w:cstheme="minorHAnsi"/>
-          <w:sz w:val="28"/>
-          <w:szCs w:val="28"/>
-        </w:rPr>
-      </w:pPr>
-    </w:p>
-    <w:p>
-      <w:pPr>
-        <w:pStyle w:val="Normal0"/>
-        <w:ind w:firstLine="708"/>
-        <w:rPr>
-          <w:rFonts w:asciiTheme="minorHAnsi" w:hAnsiTheme="minorHAnsi" w:cstheme="minorHAnsi"/>
-          <w:sz w:val="28"/>
-          <w:szCs w:val="28"/>
-        </w:rPr>
-      </w:pPr>
-      <w:r>
-        <w:rPr>
-          <w:rFonts w:asciiTheme="minorHAnsi" w:hAnsiTheme="minorHAnsi" w:cstheme="minorHAnsi"/>
-          <w:sz w:val="28"/>
-          <w:szCs w:val="28"/>
-        </w:rPr>
-        <w:t xml:space="preserve">Da Silva, D. (2020). Protocolo de atención y servicio al cliente: ¿qué es, por qué es importante para tu empresa, ¿cómo hacerlo y cuáles son sus ventajas? Web Content &amp; SEO </w:t>
-      </w:r>
-      <w:proofErr w:type="spellStart"/>
-      <w:r>
-        <w:rPr>
-          <w:rFonts w:asciiTheme="minorHAnsi" w:hAnsiTheme="minorHAnsi" w:cstheme="minorHAnsi"/>
-          <w:sz w:val="28"/>
-          <w:szCs w:val="28"/>
-        </w:rPr>
-        <w:t>Associate</w:t>
-      </w:r>
-      <w:proofErr w:type="spellEnd"/>
-      <w:r>
-        <w:rPr>
-          <w:rFonts w:asciiTheme="minorHAnsi" w:hAnsiTheme="minorHAnsi" w:cstheme="minorHAnsi"/>
-          <w:sz w:val="28"/>
-          <w:szCs w:val="28"/>
-        </w:rPr>
+      <w:r>
+        <w:t xml:space="preserve">Da Silva, D. (2020). Protocolo de atención y servicio al cliente: ¿qué es, por qué es importante para tu empresa, ¿cómo hacerlo y cuáles son sus ventajas? </w:t>
+      </w:r>
+      <w:r>
+        <w:t>Web</w:t>
+      </w:r>
+      <w:r>
+        <w:rPr>
+          <w:rStyle w:val="Extranjerismo"/>
+        </w:rPr>
+        <w:t xml:space="preserve"> Content </w:t>
+      </w:r>
+      <w:r>
+        <w:rPr>
+          <w:rStyle w:val="Extranjerismo"/>
+        </w:rPr>
+        <w:t>y</w:t>
+      </w:r>
+      <w:r>
+        <w:rPr>
+          <w:rStyle w:val="Extranjerismo"/>
+        </w:rPr>
+        <w:t xml:space="preserve"> SEO Associate</w:t>
+      </w:r>
+      <w:r>
         <w:t xml:space="preserve">, LATAM. </w:t>
       </w:r>
-      <w:hyperlink r:id="rId19" w:anchor=":~:text=%E2%80%9CUn%20protocolo%20de%20atenci%C3%B3n%20es,qu%C3%A9%20es%20una%20buena%20atenci%C3%B3n%E2%80%9D" w:history="1">
+      <w:hyperlink r:id="rId21" w:anchor=":~:text=%E2%80%9CUn%20protocolo%20de%20atenci%C3%B3n%20es,qu%C3%A9%20es%20una%20buena%20atenci%C3%B3n%E2%80%9D" w:history="1">
         <w:r>
           <w:rPr>
             <w:rStyle w:val="Hipervnculo"/>
-            <w:rFonts w:asciiTheme="minorHAnsi" w:hAnsiTheme="minorHAnsi" w:cstheme="minorHAnsi"/>
-            <w:sz w:val="28"/>
+            <w:rFonts w:cstheme="minorHAnsi"/>
             <w:szCs w:val="28"/>
           </w:rPr>
           <w:t>https://www.zendesk.com.mx/blog/protocolo-de-atencion-al-cliente/#:~:text=%E2%80%9CUn%20protocolo%20de%20atenci%C3%B3n%20es,qu%C3%A9%20es%20una%20buena%20atenci%C3%B3n%E2%80%9D</w:t>
         </w:r>
       </w:hyperlink>
       <w:r>
-        <w:rPr>
-          <w:rFonts w:asciiTheme="minorHAnsi" w:hAnsiTheme="minorHAnsi" w:cstheme="minorHAnsi"/>
-          <w:sz w:val="28"/>
-          <w:szCs w:val="28"/>
-        </w:rPr>
         <w:t xml:space="preserve">. </w:t>
       </w:r>
     </w:p>
     <w:p>
-      <w:pPr>
-        <w:pStyle w:val="Normal0"/>
-        <w:ind w:firstLine="708"/>
-        <w:rPr>
-          <w:rFonts w:asciiTheme="minorHAnsi" w:hAnsiTheme="minorHAnsi" w:cstheme="minorHAnsi"/>
-          <w:sz w:val="28"/>
-          <w:szCs w:val="28"/>
-        </w:rPr>
-      </w:pPr>
-    </w:p>
-    <w:p>
-      <w:pPr>
-        <w:pStyle w:val="Normal0"/>
-        <w:ind w:firstLine="708"/>
-        <w:rPr>
-          <w:rFonts w:asciiTheme="minorHAnsi" w:hAnsiTheme="minorHAnsi" w:cstheme="minorHAnsi"/>
-          <w:sz w:val="28"/>
-          <w:szCs w:val="28"/>
-        </w:rPr>
-      </w:pPr>
-      <w:r>
-        <w:rPr>
-          <w:rFonts w:asciiTheme="minorHAnsi" w:hAnsiTheme="minorHAnsi" w:cstheme="minorHAnsi"/>
-          <w:sz w:val="28"/>
-          <w:szCs w:val="28"/>
-        </w:rPr>
+      <w:r>
         <w:t>Druker, P. (1990). El ejecutivo eficaz. Buenos Aires: Editorial Sudamericana.</w:t>
       </w:r>
     </w:p>
     <w:p>
-      <w:pPr>
-        <w:pStyle w:val="Normal0"/>
-        <w:ind w:firstLine="708"/>
-        <w:rPr>
-          <w:rFonts w:asciiTheme="minorHAnsi" w:hAnsiTheme="minorHAnsi" w:cstheme="minorHAnsi"/>
-          <w:sz w:val="28"/>
-          <w:szCs w:val="28"/>
-        </w:rPr>
-      </w:pPr>
-    </w:p>
-    <w:p>
-      <w:pPr>
-        <w:pStyle w:val="Normal0"/>
-        <w:ind w:firstLine="708"/>
-        <w:rPr>
-          <w:rFonts w:asciiTheme="minorHAnsi" w:hAnsiTheme="minorHAnsi" w:cstheme="minorHAnsi"/>
-          <w:sz w:val="28"/>
-          <w:szCs w:val="28"/>
-        </w:rPr>
-      </w:pPr>
-      <w:r>
-        <w:rPr>
-          <w:rFonts w:asciiTheme="minorHAnsi" w:hAnsiTheme="minorHAnsi" w:cstheme="minorHAnsi"/>
-          <w:sz w:val="28"/>
-          <w:szCs w:val="28"/>
-        </w:rPr>
+      <w:r>
         <w:t xml:space="preserve">Emprendedores. (2020). Emprendedores: Pautas para elaborar un informe eficaz, comprensible y bien presentado. </w:t>
       </w:r>
-      <w:hyperlink r:id="rId20" w:history="1">
+      <w:hyperlink r:id="rId22" w:history="1">
         <w:r>
           <w:rPr>
             <w:rStyle w:val="Hipervnculo"/>
-            <w:rFonts w:asciiTheme="minorHAnsi" w:hAnsiTheme="minorHAnsi" w:cstheme="minorHAnsi"/>
-            <w:sz w:val="28"/>
+            <w:rFonts w:cstheme="minorHAnsi"/>
             <w:szCs w:val="28"/>
           </w:rPr>
           <w:t>https://www.emprendedores.es/gestion/como-elaborar-un-documento-eficaz-comprensible-y-bien-presentado/</w:t>
@@ -8227,361 +8424,155 @@
       </w:hyperlink>
     </w:p>
     <w:p>
-      <w:pPr>
-        <w:pStyle w:val="Normal0"/>
-        <w:ind w:firstLine="708"/>
-        <w:rPr>
-          <w:rFonts w:asciiTheme="minorHAnsi" w:hAnsiTheme="minorHAnsi" w:cstheme="minorHAnsi"/>
-          <w:sz w:val="28"/>
-          <w:szCs w:val="28"/>
-        </w:rPr>
-      </w:pPr>
-      <w:r>
-        <w:rPr>
-          <w:rFonts w:asciiTheme="minorHAnsi" w:hAnsiTheme="minorHAnsi" w:cstheme="minorHAnsi"/>
-          <w:sz w:val="28"/>
-          <w:szCs w:val="28"/>
-        </w:rPr>
+      <w:r>
         <w:t xml:space="preserve"> </w:t>
       </w:r>
     </w:p>
     <w:p>
-      <w:pPr>
-        <w:pStyle w:val="Normal0"/>
-        <w:ind w:firstLine="708"/>
-        <w:rPr>
-          <w:rFonts w:asciiTheme="minorHAnsi" w:hAnsiTheme="minorHAnsi" w:cstheme="minorHAnsi"/>
-          <w:sz w:val="28"/>
-          <w:szCs w:val="28"/>
-        </w:rPr>
-      </w:pPr>
-      <w:r>
-        <w:rPr>
-          <w:rFonts w:asciiTheme="minorHAnsi" w:hAnsiTheme="minorHAnsi" w:cstheme="minorHAnsi"/>
-          <w:sz w:val="28"/>
-          <w:szCs w:val="28"/>
-        </w:rPr>
+      <w:r>
         <w:lastRenderedPageBreak/>
         <w:t xml:space="preserve">Enrique, A. (2017). La comunicación empresarial en situación de crisis. [Tesis de doctorado no publicada]. Universidad Autónoma de Barcelona. </w:t>
       </w:r>
-      <w:hyperlink r:id="rId21" w:history="1">
+      <w:hyperlink r:id="rId23" w:history="1">
         <w:r>
           <w:rPr>
             <w:rStyle w:val="Hipervnculo"/>
-            <w:rFonts w:asciiTheme="minorHAnsi" w:hAnsiTheme="minorHAnsi" w:cstheme="minorHAnsi"/>
-            <w:sz w:val="28"/>
+            <w:rFonts w:cstheme="minorHAnsi"/>
             <w:szCs w:val="28"/>
           </w:rPr>
           <w:t>https://ddd.uab.cat/pub/tesis/2007/tdx-0523108-150642/aej1de1.pdf</w:t>
         </w:r>
       </w:hyperlink>
       <w:r>
-        <w:rPr>
-          <w:rFonts w:asciiTheme="minorHAnsi" w:hAnsiTheme="minorHAnsi" w:cstheme="minorHAnsi"/>
-          <w:sz w:val="28"/>
-          <w:szCs w:val="28"/>
-        </w:rPr>
         <w:t xml:space="preserve"> </w:t>
       </w:r>
     </w:p>
     <w:p>
-      <w:pPr>
-        <w:pStyle w:val="Normal0"/>
-        <w:ind w:firstLine="708"/>
-        <w:rPr>
-          <w:rFonts w:asciiTheme="minorHAnsi" w:hAnsiTheme="minorHAnsi" w:cstheme="minorHAnsi"/>
-          <w:sz w:val="28"/>
-          <w:szCs w:val="28"/>
-        </w:rPr>
-      </w:pPr>
-    </w:p>
-    <w:p>
-      <w:pPr>
-        <w:pStyle w:val="Normal0"/>
-        <w:ind w:firstLine="708"/>
-        <w:rPr>
-          <w:rFonts w:asciiTheme="minorHAnsi" w:hAnsiTheme="minorHAnsi" w:cstheme="minorHAnsi"/>
-          <w:sz w:val="28"/>
-          <w:szCs w:val="28"/>
-        </w:rPr>
-      </w:pPr>
-      <w:r>
-        <w:rPr>
-          <w:rFonts w:asciiTheme="minorHAnsi" w:hAnsiTheme="minorHAnsi" w:cstheme="minorHAnsi"/>
-          <w:sz w:val="28"/>
-          <w:szCs w:val="28"/>
-        </w:rPr>
+      <w:r>
         <w:t xml:space="preserve">Maldonado, S. (s.f.). Analítica Web. Medir para triunfar. </w:t>
       </w:r>
-      <w:hyperlink r:id="rId22" w:anchor="v=onepage&amp;q=Anal%C3%ADtica%20Web%202.0&amp;f=false" w:history="1">
+      <w:hyperlink r:id="rId24" w:anchor="v=onepage&amp;q=Anal%C3%ADtica%20Web%202.0&amp;f=false" w:history="1">
         <w:r>
           <w:rPr>
             <w:rStyle w:val="Hipervnculo"/>
-            <w:rFonts w:asciiTheme="minorHAnsi" w:hAnsiTheme="minorHAnsi" w:cstheme="minorHAnsi"/>
-            <w:sz w:val="28"/>
+            <w:rFonts w:cstheme="minorHAnsi"/>
             <w:szCs w:val="28"/>
           </w:rPr>
           <w:t>https://books.google.es/books?hl=es&amp;lr=&amp;id=8oqgwKf7z2kC&amp;oi=fnd&amp;pg=PA15&amp;dq=Anal%C3%ADtica+Web+2.0&amp;ots=NIerrM0UgY&amp;sig=dUtx-OU3guF-0F7NERHq-Vhun7Q#v=onepage&amp;q=Anal%C3%ADtica%20Web%202.0&amp;f=false</w:t>
         </w:r>
       </w:hyperlink>
       <w:r>
-        <w:rPr>
-          <w:rFonts w:asciiTheme="minorHAnsi" w:hAnsiTheme="minorHAnsi" w:cstheme="minorHAnsi"/>
-          <w:sz w:val="28"/>
-          <w:szCs w:val="28"/>
-        </w:rPr>
         <w:t xml:space="preserve"> </w:t>
       </w:r>
     </w:p>
     <w:p>
-      <w:pPr>
-        <w:pStyle w:val="Normal0"/>
-        <w:ind w:firstLine="708"/>
-        <w:rPr>
-          <w:rFonts w:asciiTheme="minorHAnsi" w:hAnsiTheme="minorHAnsi" w:cstheme="minorHAnsi"/>
-          <w:sz w:val="28"/>
-          <w:szCs w:val="28"/>
-        </w:rPr>
-      </w:pPr>
-    </w:p>
-    <w:p>
-      <w:pPr>
-        <w:pStyle w:val="Normal0"/>
-        <w:ind w:firstLine="708"/>
-        <w:rPr>
-          <w:rFonts w:asciiTheme="minorHAnsi" w:hAnsiTheme="minorHAnsi" w:cstheme="minorHAnsi"/>
-          <w:sz w:val="28"/>
-          <w:szCs w:val="28"/>
-        </w:rPr>
-      </w:pPr>
-      <w:r>
-        <w:rPr>
-          <w:rFonts w:asciiTheme="minorHAnsi" w:hAnsiTheme="minorHAnsi" w:cstheme="minorHAnsi"/>
-          <w:sz w:val="28"/>
-          <w:szCs w:val="28"/>
-        </w:rPr>
+      <w:r>
         <w:t xml:space="preserve">Morales, M. (2010). Analítica Web para empresas: Arte, ingenio y anticipación. </w:t>
       </w:r>
-      <w:hyperlink r:id="rId23" w:anchor="v=onepage&amp;q&amp;f=false" w:history="1">
+      <w:hyperlink r:id="rId25" w:anchor="v=onepage&amp;q&amp;f=false" w:history="1">
         <w:r>
           <w:rPr>
             <w:rStyle w:val="Hipervnculo"/>
-            <w:rFonts w:asciiTheme="minorHAnsi" w:hAnsiTheme="minorHAnsi" w:cstheme="minorHAnsi"/>
-            <w:sz w:val="28"/>
+            <w:rFonts w:cstheme="minorHAnsi"/>
             <w:szCs w:val="28"/>
           </w:rPr>
           <w:t>https://books.google.com.mx/books?id=j7QtAwAAQBAJ&amp;printsec=frontcover#v=onepage&amp;q&amp;f=false</w:t>
         </w:r>
       </w:hyperlink>
       <w:r>
-        <w:rPr>
-          <w:rFonts w:asciiTheme="minorHAnsi" w:hAnsiTheme="minorHAnsi" w:cstheme="minorHAnsi"/>
-          <w:sz w:val="28"/>
-          <w:szCs w:val="28"/>
-        </w:rPr>
         <w:t xml:space="preserve"> </w:t>
       </w:r>
     </w:p>
     <w:p>
-      <w:pPr>
-        <w:pStyle w:val="Normal0"/>
-        <w:ind w:firstLine="708"/>
-        <w:rPr>
-          <w:rFonts w:asciiTheme="minorHAnsi" w:hAnsiTheme="minorHAnsi" w:cstheme="minorHAnsi"/>
-          <w:sz w:val="28"/>
-          <w:szCs w:val="28"/>
-        </w:rPr>
-      </w:pPr>
-    </w:p>
-    <w:p>
-      <w:pPr>
-        <w:pStyle w:val="Normal0"/>
-        <w:ind w:firstLine="708"/>
-        <w:rPr>
-          <w:rFonts w:asciiTheme="minorHAnsi" w:hAnsiTheme="minorHAnsi" w:cstheme="minorHAnsi"/>
-          <w:sz w:val="28"/>
-          <w:szCs w:val="28"/>
-        </w:rPr>
-      </w:pPr>
-      <w:r>
-        <w:rPr>
-          <w:rFonts w:asciiTheme="minorHAnsi" w:hAnsiTheme="minorHAnsi" w:cstheme="minorHAnsi"/>
-          <w:sz w:val="28"/>
-          <w:szCs w:val="28"/>
-        </w:rPr>
+      <w:r>
         <w:t xml:space="preserve">Observatorio Digital (2020). Observatorio Digital: Analítica Digital: mejores herramientas de analítica digital de 2020. </w:t>
       </w:r>
-      <w:hyperlink r:id="rId24" w:anchor="anal" w:history="1">
+      <w:hyperlink r:id="rId26" w:anchor="anal" w:history="1">
         <w:r>
           <w:rPr>
             <w:rStyle w:val="Hipervnculo"/>
-            <w:rFonts w:asciiTheme="minorHAnsi" w:hAnsiTheme="minorHAnsi" w:cstheme="minorHAnsi"/>
-            <w:sz w:val="28"/>
+            <w:rFonts w:cstheme="minorHAnsi"/>
             <w:szCs w:val="28"/>
           </w:rPr>
           <w:t>https://observatorio.digital/blog/analitica-digital-2/#anal</w:t>
         </w:r>
       </w:hyperlink>
       <w:r>
-        <w:rPr>
-          <w:rFonts w:asciiTheme="minorHAnsi" w:hAnsiTheme="minorHAnsi" w:cstheme="minorHAnsi"/>
-          <w:sz w:val="28"/>
-          <w:szCs w:val="28"/>
-        </w:rPr>
         <w:t xml:space="preserve"> </w:t>
       </w:r>
     </w:p>
     <w:p>
-      <w:pPr>
-        <w:pStyle w:val="Normal0"/>
-        <w:ind w:firstLine="708"/>
-        <w:rPr>
-          <w:rFonts w:asciiTheme="minorHAnsi" w:hAnsiTheme="minorHAnsi" w:cstheme="minorHAnsi"/>
-          <w:sz w:val="28"/>
-          <w:szCs w:val="28"/>
-        </w:rPr>
-      </w:pPr>
-    </w:p>
-    <w:p>
-      <w:pPr>
-        <w:pStyle w:val="Normal0"/>
-        <w:ind w:firstLine="708"/>
-        <w:rPr>
-          <w:rFonts w:asciiTheme="minorHAnsi" w:hAnsiTheme="minorHAnsi" w:cstheme="minorHAnsi"/>
-          <w:sz w:val="28"/>
-          <w:szCs w:val="28"/>
-        </w:rPr>
-      </w:pPr>
-      <w:r>
-        <w:rPr>
-          <w:rFonts w:asciiTheme="minorHAnsi" w:hAnsiTheme="minorHAnsi" w:cstheme="minorHAnsi"/>
-          <w:sz w:val="28"/>
-          <w:szCs w:val="28"/>
-        </w:rPr>
+      <w:r>
         <w:t xml:space="preserve">Pérez, P. y García, F. (2010). La comunicación de crisis como elemento clave de la comunicación empresarial. Revista ICONO, 14, 2010, Año 8, Vol. 2, pp. 42-56. ISSN 1697-8293. Madrid (España). </w:t>
       </w:r>
-      <w:hyperlink r:id="rId25" w:history="1">
+      <w:hyperlink r:id="rId27" w:history="1">
         <w:r>
           <w:rPr>
             <w:rStyle w:val="Hipervnculo"/>
-            <w:rFonts w:asciiTheme="minorHAnsi" w:hAnsiTheme="minorHAnsi" w:cstheme="minorHAnsi"/>
-            <w:sz w:val="28"/>
+            <w:rFonts w:cstheme="minorHAnsi"/>
             <w:szCs w:val="28"/>
           </w:rPr>
           <w:t>https://dialnet.unirioja.es/servlet/articulo?codigo=3301612</w:t>
         </w:r>
       </w:hyperlink>
       <w:r>
-        <w:rPr>
-          <w:rFonts w:asciiTheme="minorHAnsi" w:hAnsiTheme="minorHAnsi" w:cstheme="minorHAnsi"/>
-          <w:sz w:val="28"/>
-          <w:szCs w:val="28"/>
-        </w:rPr>
         <w:t xml:space="preserve"> </w:t>
       </w:r>
     </w:p>
     <w:p>
-      <w:pPr>
-        <w:pStyle w:val="Normal0"/>
-        <w:ind w:firstLine="708"/>
-        <w:rPr>
-          <w:rFonts w:asciiTheme="minorHAnsi" w:hAnsiTheme="minorHAnsi" w:cstheme="minorHAnsi"/>
-          <w:sz w:val="28"/>
-          <w:szCs w:val="28"/>
-        </w:rPr>
-      </w:pPr>
-    </w:p>
-    <w:p>
-      <w:pPr>
-        <w:pStyle w:val="Normal0"/>
-        <w:ind w:firstLine="708"/>
-        <w:rPr>
-          <w:rFonts w:asciiTheme="minorHAnsi" w:hAnsiTheme="minorHAnsi" w:cstheme="minorHAnsi"/>
-          <w:sz w:val="28"/>
-          <w:szCs w:val="28"/>
-        </w:rPr>
-      </w:pPr>
-      <w:r>
-        <w:rPr>
-          <w:rFonts w:asciiTheme="minorHAnsi" w:hAnsiTheme="minorHAnsi" w:cstheme="minorHAnsi"/>
-          <w:sz w:val="28"/>
-          <w:szCs w:val="28"/>
-        </w:rPr>
+      <w:r>
         <w:t xml:space="preserve">Proaño, D.; Gisbert, V. y Pérez, E. (2017). 3C Empresa: investigación y pensamiento crítico. (E. Especial, Ed.). DOI: </w:t>
       </w:r>
-      <w:hyperlink r:id="rId26" w:history="1">
+      <w:hyperlink r:id="rId28" w:history="1">
         <w:r>
           <w:rPr>
             <w:rStyle w:val="Hipervnculo"/>
-            <w:rFonts w:asciiTheme="minorHAnsi" w:hAnsiTheme="minorHAnsi" w:cstheme="minorHAnsi"/>
-            <w:sz w:val="28"/>
+            <w:rFonts w:cstheme="minorHAnsi"/>
             <w:szCs w:val="28"/>
           </w:rPr>
           <w:t>https://share.google/wJ3gNAvxPX6MZlIQp</w:t>
         </w:r>
       </w:hyperlink>
       <w:r>
-        <w:rPr>
-          <w:rFonts w:asciiTheme="minorHAnsi" w:hAnsiTheme="minorHAnsi" w:cstheme="minorHAnsi"/>
-          <w:sz w:val="28"/>
-          <w:szCs w:val="28"/>
-        </w:rPr>
         <w:t xml:space="preserve"> </w:t>
       </w:r>
     </w:p>
     <w:p>
       <w:pPr>
-        <w:pStyle w:val="Normal0"/>
-        <w:ind w:firstLine="708"/>
-        <w:rPr>
-          <w:rFonts w:asciiTheme="minorHAnsi" w:hAnsiTheme="minorHAnsi" w:cstheme="minorHAnsi"/>
-          <w:sz w:val="28"/>
-          <w:szCs w:val="28"/>
-        </w:rPr>
-      </w:pPr>
-    </w:p>
-    <w:p>
-      <w:pPr>
-        <w:pStyle w:val="Normal0"/>
-        <w:ind w:firstLine="708"/>
-        <w:rPr>
-          <w:rFonts w:asciiTheme="minorHAnsi" w:hAnsiTheme="minorHAnsi" w:cstheme="minorHAnsi"/>
-          <w:sz w:val="28"/>
-          <w:szCs w:val="28"/>
-        </w:rPr>
-      </w:pPr>
-      <w:r>
-        <w:rPr>
-          <w:rFonts w:asciiTheme="minorHAnsi" w:hAnsiTheme="minorHAnsi" w:cstheme="minorHAnsi"/>
-          <w:sz w:val="28"/>
-          <w:szCs w:val="28"/>
-        </w:rPr>
-        <w:t xml:space="preserve">Tomas. D (2018). Analítica web y 5 herramientas para medir tus resultados online. </w:t>
+        <w:spacing w:before="0" w:after="160" w:line="259" w:lineRule="auto"/>
+        <w:ind w:firstLine="0"/>
+      </w:pPr>
+      <w:r>
+        <w:br w:type="page"/>
+      </w:r>
+    </w:p>
+    <w:p>
+      <w:r>
+        <w:lastRenderedPageBreak/>
+        <w:t xml:space="preserve">Tomas. D (2018). Analítica web y 5 herramientas para medir tus resultados </w:t>
+      </w:r>
+      <w:r>
+        <w:rPr>
+          <w:rStyle w:val="Extranjerismo"/>
+        </w:rPr>
+        <w:t>online</w:t>
+      </w:r>
+      <w:r>
+        <w:t xml:space="preserve">. </w:t>
       </w:r>
       <w:proofErr w:type="spellStart"/>
       <w:r>
-        <w:rPr>
-          <w:rFonts w:asciiTheme="minorHAnsi" w:hAnsiTheme="minorHAnsi" w:cstheme="minorHAnsi"/>
-          <w:sz w:val="28"/>
-          <w:szCs w:val="28"/>
-        </w:rPr>
         <w:t>Ciberclik</w:t>
       </w:r>
       <w:proofErr w:type="spellEnd"/>
       <w:r>
-        <w:rPr>
-          <w:rFonts w:asciiTheme="minorHAnsi" w:hAnsiTheme="minorHAnsi" w:cstheme="minorHAnsi"/>
-          <w:sz w:val="28"/>
-          <w:szCs w:val="28"/>
-        </w:rPr>
         <w:t xml:space="preserve"> [Blog]. </w:t>
       </w:r>
-      <w:hyperlink r:id="rId27" w:anchor=":~:text=La%20anal%C3%ADtica%20web%20consiste%20en,con%20%C3%A9l%20de%20diversas%20maneras" w:history="1">
+      <w:hyperlink r:id="rId29" w:anchor=":~:text=La%20anal%C3%ADtica%20web%20consiste%20en,con%20%C3%A9l%20de%20diversas%20maneras" w:history="1">
         <w:r>
           <w:rPr>
             <w:rStyle w:val="Hipervnculo"/>
-            <w:rFonts w:asciiTheme="minorHAnsi" w:hAnsiTheme="minorHAnsi" w:cstheme="minorHAnsi"/>
-            <w:sz w:val="28"/>
+            <w:rFonts w:cstheme="minorHAnsi"/>
             <w:szCs w:val="28"/>
           </w:rPr>
           <w:t>https://www.cyberclick.es/numerical-blog/analitica-web-y-5-herramientas-para-medir-tus-resultados-online#:~:text=La%20anal%C3%ADtica%20web%20consiste%20en,con%20%C3%A9l%20de%20diversas%20maneras</w:t>
@@ -10103,8 +10094,8 @@
       </w:pPr>
     </w:p>
     <w:sectPr>
-      <w:headerReference w:type="default" r:id="rId28"/>
-      <w:footerReference w:type="default" r:id="rId29"/>
+      <w:headerReference w:type="default" r:id="rId30"/>
+      <w:footerReference w:type="default" r:id="rId31"/>
       <w:pgSz w:w="12240" w:h="15840"/>
       <w:pgMar w:top="1701" w:right="1134" w:bottom="1134" w:left="1134" w:header="709" w:footer="737" w:gutter="0"/>
       <w:pgNumType w:start="1"/>
@@ -10150,7 +10141,6 @@
         <w:docPartUnique/>
       </w:docPartObj>
     </w:sdtPr>
-    <w:sdtEndPr/>
     <w:sdtContent>
       <w:p>
         <w:pPr>
@@ -10178,7 +10168,6 @@
         <w:docPartUnique/>
       </w:docPartObj>
     </w:sdtPr>
-    <w:sdtEndPr/>
     <w:sdtContent>
       <w:p>
         <w:pPr>
@@ -14518,7 +14507,6 @@
   <w:style w:type="character" w:default="1" w:styleId="Fuentedeprrafopredeter">
     <w:name w:val="Default Paragraph Font"/>
     <w:uiPriority w:val="1"/>
-    <w:semiHidden/>
     <w:unhideWhenUsed/>
   </w:style>
   <w:style w:type="table" w:default="1" w:styleId="Tablanormal">
@@ -15914,12 +15902,7 @@
 </file>
 
 <file path=customXml/item2.xml><?xml version="1.0" encoding="utf-8"?>
-<?mso-contentType ?>
-<FormTemplates xmlns="http://schemas.microsoft.com/sharepoint/v3/contenttype/forms">
-  <Display>DocumentLibraryForm</Display>
-  <Edit>DocumentLibraryForm</Edit>
-  <New>DocumentLibraryForm</New>
-</FormTemplates>
+<b:Sources xmlns:b="http://schemas.openxmlformats.org/officeDocument/2006/bibliography" xmlns="http://schemas.openxmlformats.org/officeDocument/2006/bibliography" SelectedStyle="\APASixthEditionOfficeOnline.xsl" StyleName="APA" Version="6"/>
 </file>
 
 <file path=customXml/item3.xml><?xml version="1.0" encoding="utf-8"?>
@@ -15934,17 +15917,22 @@
 </file>
 
 <file path=customXml/item4.xml><?xml version="1.0" encoding="utf-8"?>
-<b:Sources xmlns:b="http://schemas.openxmlformats.org/officeDocument/2006/bibliography" xmlns="http://schemas.openxmlformats.org/officeDocument/2006/bibliography" SelectedStyle="\APASixthEditionOfficeOnline.xsl" StyleName="APA" Version="6"/>
+<?mso-contentType ?>
+<FormTemplates xmlns="http://schemas.microsoft.com/sharepoint/v3/contenttype/forms">
+  <Display>DocumentLibraryForm</Display>
+  <Edit>DocumentLibraryForm</Edit>
+  <New>DocumentLibraryForm</New>
+</FormTemplates>
 </file>
 
 <file path=customXml/itemProps1.xml><?xml version="1.0" encoding="utf-8"?>
-<ds:datastoreItem xmlns:ds="http://schemas.openxmlformats.org/officeDocument/2006/customXml" ds:itemID="{E57ACB78-52E4-4779-AA64-DCA5EA9190C4}"/>
+<ds:datastoreItem xmlns:ds="http://schemas.openxmlformats.org/officeDocument/2006/customXml" ds:itemID="{CB471D07-B9F6-4DB9-8FCA-86AF5BF5EBB8}"/>
 </file>
 
 <file path=customXml/itemProps2.xml><?xml version="1.0" encoding="utf-8"?>
-<ds:datastoreItem xmlns:ds="http://schemas.openxmlformats.org/officeDocument/2006/customXml" ds:itemID="{81CBDEC1-3B00-44ED-AD36-0268077980BA}">
+<ds:datastoreItem xmlns:ds="http://schemas.openxmlformats.org/officeDocument/2006/customXml" ds:itemID="{E8AB44A3-7C62-4BD2-82ED-8ABC209970FA}">
   <ds:schemaRefs>
-    <ds:schemaRef ds:uri="http://schemas.microsoft.com/sharepoint/v3/contenttype/forms"/>
+    <ds:schemaRef ds:uri="http://schemas.openxmlformats.org/officeDocument/2006/bibliography"/>
   </ds:schemaRefs>
 </ds:datastoreItem>
 </file>
@@ -15961,9 +15949,9 @@
 </file>
 
 <file path=customXml/itemProps4.xml><?xml version="1.0" encoding="utf-8"?>
-<ds:datastoreItem xmlns:ds="http://schemas.openxmlformats.org/officeDocument/2006/customXml" ds:itemID="{E8AB44A3-7C62-4BD2-82ED-8ABC209970FA}">
+<ds:datastoreItem xmlns:ds="http://schemas.openxmlformats.org/officeDocument/2006/customXml" ds:itemID="{81CBDEC1-3B00-44ED-AD36-0268077980BA}">
   <ds:schemaRefs>
-    <ds:schemaRef ds:uri="http://schemas.openxmlformats.org/officeDocument/2006/bibliography"/>
+    <ds:schemaRef ds:uri="http://schemas.microsoft.com/sharepoint/v3/contenttype/forms"/>
   </ds:schemaRefs>
 </ds:datastoreItem>
 </file>
--- a/fuentes/CFA6_124108_DU.docx
+++ b/fuentes/CFA6_124108_DU.docx
@@ -5284,7 +5284,14 @@
                 <w:b/>
                 <w:lang w:val="es-419"/>
               </w:rPr>
-              <w:t>Síntesis del video:</w:t>
+              <w:t xml:space="preserve">Transcripción </w:t>
+            </w:r>
+            <w:r>
+              <w:rPr>
+                <w:b/>
+                <w:lang w:val="es-419"/>
+              </w:rPr>
+              <w:t>del video:</w:t>
             </w:r>
             <w:r>
               <w:rPr>
@@ -6009,7 +6016,7 @@
         <w:rPr>
           <w:lang w:val="es-419" w:eastAsia="es-CO"/>
         </w:rPr>
-        <w:t>Gráfico con gran utilización por su facilidad y sencillez, también conocido como Tora por su representación circular que simboliza la totalidad y se expresa en porcentajes.</w:t>
+        <w:t>Gráfico conformado por las variables definidas en el eje X y las frecuencias en el eje Y se marcan los puntos, para luego unirlos y formar una línea poligonal constante o irregular llamada gráfica poligonal.</w:t>
       </w:r>
     </w:p>
     <w:p>
@@ -6052,7 +6059,7 @@
         <w:rPr>
           <w:lang w:val="es-419" w:eastAsia="es-CO"/>
         </w:rPr>
-        <w:t>Cuando se analizan pocas variables y se requiera recalcar proporciones de un total.</w:t>
+        <w:t>Se implementa para mostrar y comparar una variable en el tiempo o evidenciar los cambios de una variable en un periodo determinado.</w:t>
       </w:r>
     </w:p>
     <w:p>
@@ -8505,25 +8512,12 @@
       <w:r>
         <w:t xml:space="preserve">Pérez, P. y García, F. (2010). La comunicación de crisis como elemento clave de la comunicación empresarial. Revista ICONO, 14, 2010, Año 8, Vol. 2, pp. 42-56. ISSN 1697-8293. Madrid (España). </w:t>
       </w:r>
+    </w:p>
+    <w:p>
+      <w:r>
+        <w:t xml:space="preserve">Proaño, D.; Gisbert, V. y Pérez, E. (2017). 3C Empresa: investigación y pensamiento crítico. (E. Especial, Ed.). DOI: </w:t>
+      </w:r>
       <w:hyperlink r:id="rId27" w:history="1">
-        <w:r>
-          <w:rPr>
-            <w:rStyle w:val="Hipervnculo"/>
-            <w:rFonts w:cstheme="minorHAnsi"/>
-            <w:szCs w:val="28"/>
-          </w:rPr>
-          <w:t>https://dialnet.unirioja.es/servlet/articulo?codigo=3301612</w:t>
-        </w:r>
-      </w:hyperlink>
-      <w:r>
-        <w:t xml:space="preserve"> </w:t>
-      </w:r>
-    </w:p>
-    <w:p>
-      <w:r>
-        <w:t xml:space="preserve">Proaño, D.; Gisbert, V. y Pérez, E. (2017). 3C Empresa: investigación y pensamiento crítico. (E. Especial, Ed.). DOI: </w:t>
-      </w:r>
-      <w:hyperlink r:id="rId28" w:history="1">
         <w:r>
           <w:rPr>
             <w:rStyle w:val="Hipervnculo"/>
@@ -8568,7 +8562,7 @@
       <w:r>
         <w:t xml:space="preserve"> [Blog]. </w:t>
       </w:r>
-      <w:hyperlink r:id="rId29" w:anchor=":~:text=La%20anal%C3%ADtica%20web%20consiste%20en,con%20%C3%A9l%20de%20diversas%20maneras" w:history="1">
+      <w:hyperlink r:id="rId28" w:anchor=":~:text=La%20anal%C3%ADtica%20web%20consiste%20en,con%20%C3%A9l%20de%20diversas%20maneras" w:history="1">
         <w:r>
           <w:rPr>
             <w:rStyle w:val="Hipervnculo"/>
@@ -8761,7 +8755,7 @@
                 <w:rFonts w:cs="Calibri"/>
                 <w:szCs w:val="24"/>
               </w:rPr>
-              <w:t>Dirección General</w:t>
+              <w:t>Centro Agroturístico - Regional Santander</w:t>
             </w:r>
           </w:p>
         </w:tc>
@@ -10094,8 +10088,8 @@
       </w:pPr>
     </w:p>
     <w:sectPr>
-      <w:headerReference w:type="default" r:id="rId30"/>
-      <w:footerReference w:type="default" r:id="rId31"/>
+      <w:headerReference w:type="default" r:id="rId29"/>
+      <w:footerReference w:type="default" r:id="rId30"/>
       <w:pgSz w:w="12240" w:h="15840"/>
       <w:pgMar w:top="1701" w:right="1134" w:bottom="1134" w:left="1134" w:header="709" w:footer="737" w:gutter="0"/>
       <w:pgNumType w:start="1"/>
@@ -15926,7 +15920,7 @@
 </file>
 
 <file path=customXml/itemProps1.xml><?xml version="1.0" encoding="utf-8"?>
-<ds:datastoreItem xmlns:ds="http://schemas.openxmlformats.org/officeDocument/2006/customXml" ds:itemID="{CB471D07-B9F6-4DB9-8FCA-86AF5BF5EBB8}"/>
+<ds:datastoreItem xmlns:ds="http://schemas.openxmlformats.org/officeDocument/2006/customXml" ds:itemID="{415E6C7D-FF32-4BC4-B96A-9B51C3D70C74}"/>
 </file>
 
 <file path=customXml/itemProps2.xml><?xml version="1.0" encoding="utf-8"?>
